--- a/Output/Tables/PAPER1 - table1.abbreviated_mITT_QCEasytrial.docx
+++ b/Output/Tables/PAPER1 - table1.abbreviated_mITT_QCEasytrial.docx
@@ -4960,51 +4960,51 @@
                 <w:szCs w:val="22"/>
                 <w:color w:val="000000"/>
               </w:rPr>
-              <w:t xml:space="preserve">34.0 [26.3, 40.0]</w:t>
-            </w:r>
-          </w:p>
-        </w:tc>
-        <w:tc>
-          <w:tcPr>
-            <w:tcBorders>
-              <w:bottom w:val="none" w:sz="0" w:space="0" w:color="000000"/>
-              <w:top w:val="none" w:sz="0" w:space="0" w:color="000000"/>
-              <w:left w:val="none" w:sz="0" w:space="0" w:color="000000"/>
-              <w:right w:val="none" w:sz="0" w:space="0" w:color="000000"/>
-            </w:tcBorders>
-            <w:shd w:val="clear" w:color="auto" w:fill="FFFFFF"/>
-            <w:tcMar>
-              <w:top w:w="0" w:type="dxa"/>
-              <w:bottom w:w="0" w:type="dxa"/>
-              <w:left w:w="0" w:type="dxa"/>
-              <w:right w:w="0" w:type="dxa"/>
-            </w:tcMar>
-            <w:vAlign w:val="center"/>
-          </w:tcPr>
-          <w:p>
-            <w:pPr>
-              <w:pStyle w:val="Normal"/>
-              <w:jc w:val="center"/>
-              <w:pBdr>
-                <w:bottom w:val="none" w:sz="0" w:space="0" w:color="000000"/>
-                <w:top w:val="none" w:sz="0" w:space="0" w:color="000000"/>
-                <w:left w:val="none" w:sz="0" w:space="0" w:color="000000"/>
-                <w:right w:val="none" w:sz="0" w:space="0" w:color="000000"/>
-              </w:pBdr>
-              <w:spacing w:after="100" w:before="100" w:line="240"/>
-              <w:ind w:left="100" w:right="100" w:firstLine="0" w:firstLineChars="0"/>
-            </w:pPr>
-            <w:r>
-              <w:rPr>
-                <w:rFonts w:ascii="Arial" w:hAnsi="Arial" w:eastAsia="Arial" w:cs="Arial"/>
-                <w:i w:val="false"/>
-                <w:b w:val="false"/>
-                <w:u w:val="none"/>
-                <w:sz w:val="22"/>
-                <w:szCs w:val="22"/>
-                <w:color w:val="000000"/>
-              </w:rPr>
-              <w:t xml:space="preserve">40.0 [30.0, 60.0]</w:t>
+              <w:t xml:space="preserve">66.0 [60.0, 73.8]</w:t>
+            </w:r>
+          </w:p>
+        </w:tc>
+        <w:tc>
+          <w:tcPr>
+            <w:tcBorders>
+              <w:bottom w:val="none" w:sz="0" w:space="0" w:color="000000"/>
+              <w:top w:val="none" w:sz="0" w:space="0" w:color="000000"/>
+              <w:left w:val="none" w:sz="0" w:space="0" w:color="000000"/>
+              <w:right w:val="none" w:sz="0" w:space="0" w:color="000000"/>
+            </w:tcBorders>
+            <w:shd w:val="clear" w:color="auto" w:fill="FFFFFF"/>
+            <w:tcMar>
+              <w:top w:w="0" w:type="dxa"/>
+              <w:bottom w:w="0" w:type="dxa"/>
+              <w:left w:w="0" w:type="dxa"/>
+              <w:right w:w="0" w:type="dxa"/>
+            </w:tcMar>
+            <w:vAlign w:val="center"/>
+          </w:tcPr>
+          <w:p>
+            <w:pPr>
+              <w:pStyle w:val="Normal"/>
+              <w:jc w:val="center"/>
+              <w:pBdr>
+                <w:bottom w:val="none" w:sz="0" w:space="0" w:color="000000"/>
+                <w:top w:val="none" w:sz="0" w:space="0" w:color="000000"/>
+                <w:left w:val="none" w:sz="0" w:space="0" w:color="000000"/>
+                <w:right w:val="none" w:sz="0" w:space="0" w:color="000000"/>
+              </w:pBdr>
+              <w:spacing w:after="100" w:before="100" w:line="240"/>
+              <w:ind w:left="100" w:right="100" w:firstLine="0" w:firstLineChars="0"/>
+            </w:pPr>
+            <w:r>
+              <w:rPr>
+                <w:rFonts w:ascii="Arial" w:hAnsi="Arial" w:eastAsia="Arial" w:cs="Arial"/>
+                <w:i w:val="false"/>
+                <w:b w:val="false"/>
+                <w:u w:val="none"/>
+                <w:sz w:val="22"/>
+                <w:szCs w:val="22"/>
+                <w:color w:val="000000"/>
+              </w:rPr>
+              <w:t xml:space="preserve">60.0 [40.0, 70.0]</w:t>
             </w:r>
           </w:p>
         </w:tc>
@@ -5964,139 +5964,139 @@
                 <w:szCs w:val="22"/>
                 <w:color w:val="000000"/>
               </w:rPr>
-              <w:t xml:space="preserve">Energy Intake (kJ)</w:t>
-            </w:r>
-          </w:p>
-        </w:tc>
-        <w:tc>
-          <w:tcPr>
-            <w:tcBorders>
-              <w:bottom w:val="none" w:sz="0" w:space="0" w:color="000000"/>
-              <w:top w:val="none" w:sz="0" w:space="0" w:color="000000"/>
-              <w:left w:val="none" w:sz="0" w:space="0" w:color="000000"/>
-              <w:right w:val="none" w:sz="0" w:space="0" w:color="000000"/>
-            </w:tcBorders>
-            <w:shd w:val="clear" w:color="auto" w:fill="FFFFFF"/>
-            <w:tcMar>
-              <w:top w:w="0" w:type="dxa"/>
-              <w:bottom w:w="0" w:type="dxa"/>
-              <w:left w:w="0" w:type="dxa"/>
-              <w:right w:w="0" w:type="dxa"/>
-            </w:tcMar>
-            <w:vAlign w:val="center"/>
-          </w:tcPr>
-          <w:p>
-            <w:pPr>
-              <w:pStyle w:val="Normal"/>
-              <w:jc w:val="center"/>
-              <w:pBdr>
-                <w:bottom w:val="none" w:sz="0" w:space="0" w:color="000000"/>
-                <w:top w:val="none" w:sz="0" w:space="0" w:color="000000"/>
-                <w:left w:val="none" w:sz="0" w:space="0" w:color="000000"/>
-                <w:right w:val="none" w:sz="0" w:space="0" w:color="000000"/>
-              </w:pBdr>
-              <w:spacing w:after="100" w:before="100" w:line="240"/>
-              <w:ind w:left="100" w:right="100" w:firstLine="0" w:firstLineChars="0"/>
-            </w:pPr>
-            <w:r>
-              <w:rPr>
-                <w:rFonts w:ascii="Arial" w:hAnsi="Arial" w:eastAsia="Arial" w:cs="Arial"/>
-                <w:i w:val="false"/>
-                <w:b w:val="false"/>
-                <w:u w:val="none"/>
-                <w:sz w:val="22"/>
-                <w:szCs w:val="22"/>
-                <w:color w:val="000000"/>
-              </w:rPr>
-              <w:t xml:space="preserve">7100 (1860)</w:t>
-            </w:r>
-          </w:p>
-        </w:tc>
-        <w:tc>
-          <w:tcPr>
-            <w:tcBorders>
-              <w:bottom w:val="none" w:sz="0" w:space="0" w:color="000000"/>
-              <w:top w:val="none" w:sz="0" w:space="0" w:color="000000"/>
-              <w:left w:val="none" w:sz="0" w:space="0" w:color="000000"/>
-              <w:right w:val="none" w:sz="0" w:space="0" w:color="000000"/>
-            </w:tcBorders>
-            <w:shd w:val="clear" w:color="auto" w:fill="FFFFFF"/>
-            <w:tcMar>
-              <w:top w:w="0" w:type="dxa"/>
-              <w:bottom w:w="0" w:type="dxa"/>
-              <w:left w:w="0" w:type="dxa"/>
-              <w:right w:w="0" w:type="dxa"/>
-            </w:tcMar>
-            <w:vAlign w:val="center"/>
-          </w:tcPr>
-          <w:p>
-            <w:pPr>
-              <w:pStyle w:val="Normal"/>
-              <w:jc w:val="center"/>
-              <w:pBdr>
-                <w:bottom w:val="none" w:sz="0" w:space="0" w:color="000000"/>
-                <w:top w:val="none" w:sz="0" w:space="0" w:color="000000"/>
-                <w:left w:val="none" w:sz="0" w:space="0" w:color="000000"/>
-                <w:right w:val="none" w:sz="0" w:space="0" w:color="000000"/>
-              </w:pBdr>
-              <w:spacing w:after="100" w:before="100" w:line="240"/>
-              <w:ind w:left="100" w:right="100" w:firstLine="0" w:firstLineChars="0"/>
-            </w:pPr>
-            <w:r>
-              <w:rPr>
-                <w:rFonts w:ascii="Arial" w:hAnsi="Arial" w:eastAsia="Arial" w:cs="Arial"/>
-                <w:i w:val="false"/>
-                <w:b w:val="false"/>
-                <w:u w:val="none"/>
-                <w:sz w:val="22"/>
-                <w:szCs w:val="22"/>
-                <w:color w:val="000000"/>
-              </w:rPr>
-              <w:t xml:space="preserve">8230 (2170)</w:t>
-            </w:r>
-          </w:p>
-        </w:tc>
-        <w:tc>
-          <w:tcPr>
-            <w:tcBorders>
-              <w:bottom w:val="none" w:sz="0" w:space="0" w:color="000000"/>
-              <w:top w:val="none" w:sz="0" w:space="0" w:color="000000"/>
-              <w:left w:val="none" w:sz="0" w:space="0" w:color="000000"/>
-              <w:right w:val="none" w:sz="0" w:space="0" w:color="000000"/>
-            </w:tcBorders>
-            <w:shd w:val="clear" w:color="auto" w:fill="FFFFFF"/>
-            <w:tcMar>
-              <w:top w:w="0" w:type="dxa"/>
-              <w:bottom w:w="0" w:type="dxa"/>
-              <w:left w:w="0" w:type="dxa"/>
-              <w:right w:w="0" w:type="dxa"/>
-            </w:tcMar>
-            <w:vAlign w:val="center"/>
-          </w:tcPr>
-          <w:p>
-            <w:pPr>
-              <w:pStyle w:val="Normal"/>
-              <w:jc w:val="center"/>
-              <w:pBdr>
-                <w:bottom w:val="none" w:sz="0" w:space="0" w:color="000000"/>
-                <w:top w:val="none" w:sz="0" w:space="0" w:color="000000"/>
-                <w:left w:val="none" w:sz="0" w:space="0" w:color="000000"/>
-                <w:right w:val="none" w:sz="0" w:space="0" w:color="000000"/>
-              </w:pBdr>
-              <w:spacing w:after="100" w:before="100" w:line="240"/>
-              <w:ind w:left="100" w:right="100" w:firstLine="0" w:firstLineChars="0"/>
-            </w:pPr>
-            <w:r>
-              <w:rPr>
-                <w:rFonts w:ascii="Arial" w:hAnsi="Arial" w:eastAsia="Arial" w:cs="Arial"/>
-                <w:i w:val="false"/>
-                <w:b w:val="false"/>
-                <w:u w:val="none"/>
-                <w:sz w:val="22"/>
-                <w:szCs w:val="22"/>
-                <w:color w:val="000000"/>
-              </w:rPr>
-              <w:t xml:space="preserve">7740 (2090)</w:t>
+              <w:t xml:space="preserve">Smoking status</w:t>
+            </w:r>
+          </w:p>
+        </w:tc>
+        <w:tc>
+          <w:tcPr>
+            <w:tcBorders>
+              <w:bottom w:val="none" w:sz="0" w:space="0" w:color="000000"/>
+              <w:top w:val="none" w:sz="0" w:space="0" w:color="000000"/>
+              <w:left w:val="none" w:sz="0" w:space="0" w:color="000000"/>
+              <w:right w:val="none" w:sz="0" w:space="0" w:color="000000"/>
+            </w:tcBorders>
+            <w:shd w:val="clear" w:color="auto" w:fill="FFFFFF"/>
+            <w:tcMar>
+              <w:top w:w="0" w:type="dxa"/>
+              <w:bottom w:w="0" w:type="dxa"/>
+              <w:left w:w="0" w:type="dxa"/>
+              <w:right w:w="0" w:type="dxa"/>
+            </w:tcMar>
+            <w:vAlign w:val="center"/>
+          </w:tcPr>
+          <w:p>
+            <w:pPr>
+              <w:pStyle w:val="Normal"/>
+              <w:jc w:val="center"/>
+              <w:pBdr>
+                <w:bottom w:val="none" w:sz="0" w:space="0" w:color="000000"/>
+                <w:top w:val="none" w:sz="0" w:space="0" w:color="000000"/>
+                <w:left w:val="none" w:sz="0" w:space="0" w:color="000000"/>
+                <w:right w:val="none" w:sz="0" w:space="0" w:color="000000"/>
+              </w:pBdr>
+              <w:spacing w:after="100" w:before="100" w:line="240"/>
+              <w:ind w:left="100" w:right="100" w:firstLine="0" w:firstLineChars="0"/>
+            </w:pPr>
+            <w:r>
+              <w:rPr>
+                <w:rFonts w:ascii="Arial" w:hAnsi="Arial" w:eastAsia="Arial" w:cs="Arial"/>
+                <w:i w:val="false"/>
+                <w:b w:val="false"/>
+                <w:u w:val="none"/>
+                <w:sz w:val="22"/>
+                <w:szCs w:val="22"/>
+                <w:color w:val="000000"/>
+              </w:rPr>
+              <w:t xml:space="preserve"/>
+            </w:r>
+          </w:p>
+        </w:tc>
+        <w:tc>
+          <w:tcPr>
+            <w:tcBorders>
+              <w:bottom w:val="none" w:sz="0" w:space="0" w:color="000000"/>
+              <w:top w:val="none" w:sz="0" w:space="0" w:color="000000"/>
+              <w:left w:val="none" w:sz="0" w:space="0" w:color="000000"/>
+              <w:right w:val="none" w:sz="0" w:space="0" w:color="000000"/>
+            </w:tcBorders>
+            <w:shd w:val="clear" w:color="auto" w:fill="FFFFFF"/>
+            <w:tcMar>
+              <w:top w:w="0" w:type="dxa"/>
+              <w:bottom w:w="0" w:type="dxa"/>
+              <w:left w:w="0" w:type="dxa"/>
+              <w:right w:w="0" w:type="dxa"/>
+            </w:tcMar>
+            <w:vAlign w:val="center"/>
+          </w:tcPr>
+          <w:p>
+            <w:pPr>
+              <w:pStyle w:val="Normal"/>
+              <w:jc w:val="center"/>
+              <w:pBdr>
+                <w:bottom w:val="none" w:sz="0" w:space="0" w:color="000000"/>
+                <w:top w:val="none" w:sz="0" w:space="0" w:color="000000"/>
+                <w:left w:val="none" w:sz="0" w:space="0" w:color="000000"/>
+                <w:right w:val="none" w:sz="0" w:space="0" w:color="000000"/>
+              </w:pBdr>
+              <w:spacing w:after="100" w:before="100" w:line="240"/>
+              <w:ind w:left="100" w:right="100" w:firstLine="0" w:firstLineChars="0"/>
+            </w:pPr>
+            <w:r>
+              <w:rPr>
+                <w:rFonts w:ascii="Arial" w:hAnsi="Arial" w:eastAsia="Arial" w:cs="Arial"/>
+                <w:i w:val="false"/>
+                <w:b w:val="false"/>
+                <w:u w:val="none"/>
+                <w:sz w:val="22"/>
+                <w:szCs w:val="22"/>
+                <w:color w:val="000000"/>
+              </w:rPr>
+              <w:t xml:space="preserve"/>
+            </w:r>
+          </w:p>
+        </w:tc>
+        <w:tc>
+          <w:tcPr>
+            <w:tcBorders>
+              <w:bottom w:val="none" w:sz="0" w:space="0" w:color="000000"/>
+              <w:top w:val="none" w:sz="0" w:space="0" w:color="000000"/>
+              <w:left w:val="none" w:sz="0" w:space="0" w:color="000000"/>
+              <w:right w:val="none" w:sz="0" w:space="0" w:color="000000"/>
+            </w:tcBorders>
+            <w:shd w:val="clear" w:color="auto" w:fill="FFFFFF"/>
+            <w:tcMar>
+              <w:top w:w="0" w:type="dxa"/>
+              <w:bottom w:w="0" w:type="dxa"/>
+              <w:left w:w="0" w:type="dxa"/>
+              <w:right w:w="0" w:type="dxa"/>
+            </w:tcMar>
+            <w:vAlign w:val="center"/>
+          </w:tcPr>
+          <w:p>
+            <w:pPr>
+              <w:pStyle w:val="Normal"/>
+              <w:jc w:val="center"/>
+              <w:pBdr>
+                <w:bottom w:val="none" w:sz="0" w:space="0" w:color="000000"/>
+                <w:top w:val="none" w:sz="0" w:space="0" w:color="000000"/>
+                <w:left w:val="none" w:sz="0" w:space="0" w:color="000000"/>
+                <w:right w:val="none" w:sz="0" w:space="0" w:color="000000"/>
+              </w:pBdr>
+              <w:spacing w:after="100" w:before="100" w:line="240"/>
+              <w:ind w:left="100" w:right="100" w:firstLine="0" w:firstLineChars="0"/>
+            </w:pPr>
+            <w:r>
+              <w:rPr>
+                <w:rFonts w:ascii="Arial" w:hAnsi="Arial" w:eastAsia="Arial" w:cs="Arial"/>
+                <w:i w:val="false"/>
+                <w:b w:val="false"/>
+                <w:u w:val="none"/>
+                <w:sz w:val="22"/>
+                <w:szCs w:val="22"/>
+                <w:color w:val="000000"/>
+              </w:rPr>
+              <w:t xml:space="preserve"/>
             </w:r>
           </w:p>
         </w:tc>
@@ -6140,145 +6140,145 @@
               <w:rPr>
                 <w:rFonts w:ascii="Arial" w:hAnsi="Arial" w:eastAsia="Arial" w:cs="Arial"/>
                 <w:i w:val="false"/>
-                <w:b w:val="true"/>
-                <w:u w:val="none"/>
-                <w:sz w:val="22"/>
-                <w:szCs w:val="22"/>
-                <w:color w:val="000000"/>
-              </w:rPr>
-              <w:t xml:space="preserve">Lipid intake (g)</w:t>
-            </w:r>
-          </w:p>
-        </w:tc>
-        <w:tc>
-          <w:tcPr>
-            <w:tcBorders>
-              <w:bottom w:val="none" w:sz="0" w:space="0" w:color="000000"/>
-              <w:top w:val="none" w:sz="0" w:space="0" w:color="000000"/>
-              <w:left w:val="none" w:sz="0" w:space="0" w:color="000000"/>
-              <w:right w:val="none" w:sz="0" w:space="0" w:color="000000"/>
-            </w:tcBorders>
-            <w:shd w:val="clear" w:color="auto" w:fill="FFFFFF"/>
-            <w:tcMar>
-              <w:top w:w="0" w:type="dxa"/>
-              <w:bottom w:w="0" w:type="dxa"/>
-              <w:left w:w="0" w:type="dxa"/>
-              <w:right w:w="0" w:type="dxa"/>
-            </w:tcMar>
-            <w:vAlign w:val="center"/>
-          </w:tcPr>
-          <w:p>
-            <w:pPr>
-              <w:pStyle w:val="Normal"/>
-              <w:jc w:val="center"/>
-              <w:pBdr>
-                <w:bottom w:val="none" w:sz="0" w:space="0" w:color="000000"/>
-                <w:top w:val="none" w:sz="0" w:space="0" w:color="000000"/>
-                <w:left w:val="none" w:sz="0" w:space="0" w:color="000000"/>
-                <w:right w:val="none" w:sz="0" w:space="0" w:color="000000"/>
-              </w:pBdr>
-              <w:spacing w:after="100" w:before="100" w:line="240"/>
-              <w:ind w:left="100" w:right="100" w:firstLine="0" w:firstLineChars="0"/>
-            </w:pPr>
-            <w:r>
-              <w:rPr>
-                <w:rFonts w:ascii="Arial" w:hAnsi="Arial" w:eastAsia="Arial" w:cs="Arial"/>
-                <w:i w:val="false"/>
-                <w:b w:val="false"/>
-                <w:u w:val="none"/>
-                <w:sz w:val="22"/>
-                <w:szCs w:val="22"/>
-                <w:color w:val="000000"/>
-              </w:rPr>
-              <w:t xml:space="preserve">74.6 [60.8, 88.1]</w:t>
-            </w:r>
-          </w:p>
-        </w:tc>
-        <w:tc>
-          <w:tcPr>
-            <w:tcBorders>
-              <w:bottom w:val="none" w:sz="0" w:space="0" w:color="000000"/>
-              <w:top w:val="none" w:sz="0" w:space="0" w:color="000000"/>
-              <w:left w:val="none" w:sz="0" w:space="0" w:color="000000"/>
-              <w:right w:val="none" w:sz="0" w:space="0" w:color="000000"/>
-            </w:tcBorders>
-            <w:shd w:val="clear" w:color="auto" w:fill="FFFFFF"/>
-            <w:tcMar>
-              <w:top w:w="0" w:type="dxa"/>
-              <w:bottom w:w="0" w:type="dxa"/>
-              <w:left w:w="0" w:type="dxa"/>
-              <w:right w:w="0" w:type="dxa"/>
-            </w:tcMar>
-            <w:vAlign w:val="center"/>
-          </w:tcPr>
-          <w:p>
-            <w:pPr>
-              <w:pStyle w:val="Normal"/>
-              <w:jc w:val="center"/>
-              <w:pBdr>
-                <w:bottom w:val="none" w:sz="0" w:space="0" w:color="000000"/>
-                <w:top w:val="none" w:sz="0" w:space="0" w:color="000000"/>
-                <w:left w:val="none" w:sz="0" w:space="0" w:color="000000"/>
-                <w:right w:val="none" w:sz="0" w:space="0" w:color="000000"/>
-              </w:pBdr>
-              <w:spacing w:after="100" w:before="100" w:line="240"/>
-              <w:ind w:left="100" w:right="100" w:firstLine="0" w:firstLineChars="0"/>
-            </w:pPr>
-            <w:r>
-              <w:rPr>
-                <w:rFonts w:ascii="Arial" w:hAnsi="Arial" w:eastAsia="Arial" w:cs="Arial"/>
-                <w:i w:val="false"/>
-                <w:b w:val="false"/>
-                <w:u w:val="none"/>
-                <w:sz w:val="22"/>
-                <w:szCs w:val="22"/>
-                <w:color w:val="000000"/>
-              </w:rPr>
-              <w:t xml:space="preserve">71.8 [53.2, 103]</w:t>
-            </w:r>
-          </w:p>
-        </w:tc>
-        <w:tc>
-          <w:tcPr>
-            <w:tcBorders>
-              <w:bottom w:val="none" w:sz="0" w:space="0" w:color="000000"/>
-              <w:top w:val="none" w:sz="0" w:space="0" w:color="000000"/>
-              <w:left w:val="none" w:sz="0" w:space="0" w:color="000000"/>
-              <w:right w:val="none" w:sz="0" w:space="0" w:color="000000"/>
-            </w:tcBorders>
-            <w:shd w:val="clear" w:color="auto" w:fill="FFFFFF"/>
-            <w:tcMar>
-              <w:top w:w="0" w:type="dxa"/>
-              <w:bottom w:w="0" w:type="dxa"/>
-              <w:left w:w="0" w:type="dxa"/>
-              <w:right w:w="0" w:type="dxa"/>
-            </w:tcMar>
-            <w:vAlign w:val="center"/>
-          </w:tcPr>
-          <w:p>
-            <w:pPr>
-              <w:pStyle w:val="Normal"/>
-              <w:jc w:val="center"/>
-              <w:pBdr>
-                <w:bottom w:val="none" w:sz="0" w:space="0" w:color="000000"/>
-                <w:top w:val="none" w:sz="0" w:space="0" w:color="000000"/>
-                <w:left w:val="none" w:sz="0" w:space="0" w:color="000000"/>
-                <w:right w:val="none" w:sz="0" w:space="0" w:color="000000"/>
-              </w:pBdr>
-              <w:spacing w:after="100" w:before="100" w:line="240"/>
-              <w:ind w:left="100" w:right="100" w:firstLine="0" w:firstLineChars="0"/>
-            </w:pPr>
-            <w:r>
-              <w:rPr>
-                <w:rFonts w:ascii="Arial" w:hAnsi="Arial" w:eastAsia="Arial" w:cs="Arial"/>
-                <w:i w:val="false"/>
-                <w:b w:val="false"/>
-                <w:u w:val="none"/>
-                <w:sz w:val="22"/>
-                <w:szCs w:val="22"/>
-                <w:color w:val="000000"/>
-              </w:rPr>
-              <w:t xml:space="preserve">74.6 [54.9, 95.7]</w:t>
+                <w:b w:val="false"/>
+                <w:u w:val="none"/>
+                <w:sz w:val="22"/>
+                <w:szCs w:val="22"/>
+                <w:color w:val="000000"/>
+              </w:rPr>
+              <w:t xml:space="preserve">  Current Smoker</w:t>
+            </w:r>
+          </w:p>
+        </w:tc>
+        <w:tc>
+          <w:tcPr>
+            <w:tcBorders>
+              <w:bottom w:val="none" w:sz="0" w:space="0" w:color="000000"/>
+              <w:top w:val="none" w:sz="0" w:space="0" w:color="000000"/>
+              <w:left w:val="none" w:sz="0" w:space="0" w:color="000000"/>
+              <w:right w:val="none" w:sz="0" w:space="0" w:color="000000"/>
+            </w:tcBorders>
+            <w:shd w:val="clear" w:color="auto" w:fill="FFFFFF"/>
+            <w:tcMar>
+              <w:top w:w="0" w:type="dxa"/>
+              <w:bottom w:w="0" w:type="dxa"/>
+              <w:left w:w="0" w:type="dxa"/>
+              <w:right w:w="0" w:type="dxa"/>
+            </w:tcMar>
+            <w:vAlign w:val="center"/>
+          </w:tcPr>
+          <w:p>
+            <w:pPr>
+              <w:pStyle w:val="Normal"/>
+              <w:jc w:val="center"/>
+              <w:pBdr>
+                <w:bottom w:val="none" w:sz="0" w:space="0" w:color="000000"/>
+                <w:top w:val="none" w:sz="0" w:space="0" w:color="000000"/>
+                <w:left w:val="none" w:sz="0" w:space="0" w:color="000000"/>
+                <w:right w:val="none" w:sz="0" w:space="0" w:color="000000"/>
+              </w:pBdr>
+              <w:spacing w:after="100" w:before="100" w:line="240"/>
+              <w:ind w:left="100" w:right="100" w:firstLine="0" w:firstLineChars="0"/>
+            </w:pPr>
+            <w:r>
+              <w:rPr>
+                <w:rFonts w:ascii="Arial" w:hAnsi="Arial" w:eastAsia="Arial" w:cs="Arial"/>
+                <w:i w:val="false"/>
+                <w:b w:val="false"/>
+                <w:u w:val="none"/>
+                <w:sz w:val="22"/>
+                <w:szCs w:val="22"/>
+                <w:color w:val="000000"/>
+              </w:rPr>
+              <w:t xml:space="preserve">5 (18.5%)</w:t>
+            </w:r>
+          </w:p>
+        </w:tc>
+        <w:tc>
+          <w:tcPr>
+            <w:tcBorders>
+              <w:bottom w:val="none" w:sz="0" w:space="0" w:color="000000"/>
+              <w:top w:val="none" w:sz="0" w:space="0" w:color="000000"/>
+              <w:left w:val="none" w:sz="0" w:space="0" w:color="000000"/>
+              <w:right w:val="none" w:sz="0" w:space="0" w:color="000000"/>
+            </w:tcBorders>
+            <w:shd w:val="clear" w:color="auto" w:fill="FFFFFF"/>
+            <w:tcMar>
+              <w:top w:w="0" w:type="dxa"/>
+              <w:bottom w:w="0" w:type="dxa"/>
+              <w:left w:w="0" w:type="dxa"/>
+              <w:right w:w="0" w:type="dxa"/>
+            </w:tcMar>
+            <w:vAlign w:val="center"/>
+          </w:tcPr>
+          <w:p>
+            <w:pPr>
+              <w:pStyle w:val="Normal"/>
+              <w:jc w:val="center"/>
+              <w:pBdr>
+                <w:bottom w:val="none" w:sz="0" w:space="0" w:color="000000"/>
+                <w:top w:val="none" w:sz="0" w:space="0" w:color="000000"/>
+                <w:left w:val="none" w:sz="0" w:space="0" w:color="000000"/>
+                <w:right w:val="none" w:sz="0" w:space="0" w:color="000000"/>
+              </w:pBdr>
+              <w:spacing w:after="100" w:before="100" w:line="240"/>
+              <w:ind w:left="100" w:right="100" w:firstLine="0" w:firstLineChars="0"/>
+            </w:pPr>
+            <w:r>
+              <w:rPr>
+                <w:rFonts w:ascii="Arial" w:hAnsi="Arial" w:eastAsia="Arial" w:cs="Arial"/>
+                <w:i w:val="false"/>
+                <w:b w:val="false"/>
+                <w:u w:val="none"/>
+                <w:sz w:val="22"/>
+                <w:szCs w:val="22"/>
+                <w:color w:val="000000"/>
+              </w:rPr>
+              <w:t xml:space="preserve">4 (15.4%)</w:t>
+            </w:r>
+          </w:p>
+        </w:tc>
+        <w:tc>
+          <w:tcPr>
+            <w:tcBorders>
+              <w:bottom w:val="none" w:sz="0" w:space="0" w:color="000000"/>
+              <w:top w:val="none" w:sz="0" w:space="0" w:color="000000"/>
+              <w:left w:val="none" w:sz="0" w:space="0" w:color="000000"/>
+              <w:right w:val="none" w:sz="0" w:space="0" w:color="000000"/>
+            </w:tcBorders>
+            <w:shd w:val="clear" w:color="auto" w:fill="FFFFFF"/>
+            <w:tcMar>
+              <w:top w:w="0" w:type="dxa"/>
+              <w:bottom w:w="0" w:type="dxa"/>
+              <w:left w:w="0" w:type="dxa"/>
+              <w:right w:w="0" w:type="dxa"/>
+            </w:tcMar>
+            <w:vAlign w:val="center"/>
+          </w:tcPr>
+          <w:p>
+            <w:pPr>
+              <w:pStyle w:val="Normal"/>
+              <w:jc w:val="center"/>
+              <w:pBdr>
+                <w:bottom w:val="none" w:sz="0" w:space="0" w:color="000000"/>
+                <w:top w:val="none" w:sz="0" w:space="0" w:color="000000"/>
+                <w:left w:val="none" w:sz="0" w:space="0" w:color="000000"/>
+                <w:right w:val="none" w:sz="0" w:space="0" w:color="000000"/>
+              </w:pBdr>
+              <w:spacing w:after="100" w:before="100" w:line="240"/>
+              <w:ind w:left="100" w:right="100" w:firstLine="0" w:firstLineChars="0"/>
+            </w:pPr>
+            <w:r>
+              <w:rPr>
+                <w:rFonts w:ascii="Arial" w:hAnsi="Arial" w:eastAsia="Arial" w:cs="Arial"/>
+                <w:i w:val="false"/>
+                <w:b w:val="false"/>
+                <w:u w:val="none"/>
+                <w:sz w:val="22"/>
+                <w:szCs w:val="22"/>
+                <w:color w:val="000000"/>
+              </w:rPr>
+              <w:t xml:space="preserve">9 (17.0%)</w:t>
             </w:r>
           </w:p>
         </w:tc>
@@ -6322,145 +6322,145 @@
               <w:rPr>
                 <w:rFonts w:ascii="Arial" w:hAnsi="Arial" w:eastAsia="Arial" w:cs="Arial"/>
                 <w:i w:val="false"/>
-                <w:b w:val="true"/>
-                <w:u w:val="none"/>
-                <w:sz w:val="22"/>
-                <w:szCs w:val="22"/>
-                <w:color w:val="000000"/>
-              </w:rPr>
-              <w:t xml:space="preserve">Carbohydrate intake (g)</w:t>
-            </w:r>
-          </w:p>
-        </w:tc>
-        <w:tc>
-          <w:tcPr>
-            <w:tcBorders>
-              <w:bottom w:val="none" w:sz="0" w:space="0" w:color="000000"/>
-              <w:top w:val="none" w:sz="0" w:space="0" w:color="000000"/>
-              <w:left w:val="none" w:sz="0" w:space="0" w:color="000000"/>
-              <w:right w:val="none" w:sz="0" w:space="0" w:color="000000"/>
-            </w:tcBorders>
-            <w:shd w:val="clear" w:color="auto" w:fill="FFFFFF"/>
-            <w:tcMar>
-              <w:top w:w="0" w:type="dxa"/>
-              <w:bottom w:w="0" w:type="dxa"/>
-              <w:left w:w="0" w:type="dxa"/>
-              <w:right w:w="0" w:type="dxa"/>
-            </w:tcMar>
-            <w:vAlign w:val="center"/>
-          </w:tcPr>
-          <w:p>
-            <w:pPr>
-              <w:pStyle w:val="Normal"/>
-              <w:jc w:val="center"/>
-              <w:pBdr>
-                <w:bottom w:val="none" w:sz="0" w:space="0" w:color="000000"/>
-                <w:top w:val="none" w:sz="0" w:space="0" w:color="000000"/>
-                <w:left w:val="none" w:sz="0" w:space="0" w:color="000000"/>
-                <w:right w:val="none" w:sz="0" w:space="0" w:color="000000"/>
-              </w:pBdr>
-              <w:spacing w:after="100" w:before="100" w:line="240"/>
-              <w:ind w:left="100" w:right="100" w:firstLine="0" w:firstLineChars="0"/>
-            </w:pPr>
-            <w:r>
-              <w:rPr>
-                <w:rFonts w:ascii="Arial" w:hAnsi="Arial" w:eastAsia="Arial" w:cs="Arial"/>
-                <w:i w:val="false"/>
-                <w:b w:val="false"/>
-                <w:u w:val="none"/>
-                <w:sz w:val="22"/>
-                <w:szCs w:val="22"/>
-                <w:color w:val="000000"/>
-              </w:rPr>
-              <w:t xml:space="preserve">166 [140, 205]</w:t>
-            </w:r>
-          </w:p>
-        </w:tc>
-        <w:tc>
-          <w:tcPr>
-            <w:tcBorders>
-              <w:bottom w:val="none" w:sz="0" w:space="0" w:color="000000"/>
-              <w:top w:val="none" w:sz="0" w:space="0" w:color="000000"/>
-              <w:left w:val="none" w:sz="0" w:space="0" w:color="000000"/>
-              <w:right w:val="none" w:sz="0" w:space="0" w:color="000000"/>
-            </w:tcBorders>
-            <w:shd w:val="clear" w:color="auto" w:fill="FFFFFF"/>
-            <w:tcMar>
-              <w:top w:w="0" w:type="dxa"/>
-              <w:bottom w:w="0" w:type="dxa"/>
-              <w:left w:w="0" w:type="dxa"/>
-              <w:right w:w="0" w:type="dxa"/>
-            </w:tcMar>
-            <w:vAlign w:val="center"/>
-          </w:tcPr>
-          <w:p>
-            <w:pPr>
-              <w:pStyle w:val="Normal"/>
-              <w:jc w:val="center"/>
-              <w:pBdr>
-                <w:bottom w:val="none" w:sz="0" w:space="0" w:color="000000"/>
-                <w:top w:val="none" w:sz="0" w:space="0" w:color="000000"/>
-                <w:left w:val="none" w:sz="0" w:space="0" w:color="000000"/>
-                <w:right w:val="none" w:sz="0" w:space="0" w:color="000000"/>
-              </w:pBdr>
-              <w:spacing w:after="100" w:before="100" w:line="240"/>
-              <w:ind w:left="100" w:right="100" w:firstLine="0" w:firstLineChars="0"/>
-            </w:pPr>
-            <w:r>
-              <w:rPr>
-                <w:rFonts w:ascii="Arial" w:hAnsi="Arial" w:eastAsia="Arial" w:cs="Arial"/>
-                <w:i w:val="false"/>
-                <w:b w:val="false"/>
-                <w:u w:val="none"/>
-                <w:sz w:val="22"/>
-                <w:szCs w:val="22"/>
-                <w:color w:val="000000"/>
-              </w:rPr>
-              <w:t xml:space="preserve">217 [146, 296]</w:t>
-            </w:r>
-          </w:p>
-        </w:tc>
-        <w:tc>
-          <w:tcPr>
-            <w:tcBorders>
-              <w:bottom w:val="none" w:sz="0" w:space="0" w:color="000000"/>
-              <w:top w:val="none" w:sz="0" w:space="0" w:color="000000"/>
-              <w:left w:val="none" w:sz="0" w:space="0" w:color="000000"/>
-              <w:right w:val="none" w:sz="0" w:space="0" w:color="000000"/>
-            </w:tcBorders>
-            <w:shd w:val="clear" w:color="auto" w:fill="FFFFFF"/>
-            <w:tcMar>
-              <w:top w:w="0" w:type="dxa"/>
-              <w:bottom w:w="0" w:type="dxa"/>
-              <w:left w:w="0" w:type="dxa"/>
-              <w:right w:w="0" w:type="dxa"/>
-            </w:tcMar>
-            <w:vAlign w:val="center"/>
-          </w:tcPr>
-          <w:p>
-            <w:pPr>
-              <w:pStyle w:val="Normal"/>
-              <w:jc w:val="center"/>
-              <w:pBdr>
-                <w:bottom w:val="none" w:sz="0" w:space="0" w:color="000000"/>
-                <w:top w:val="none" w:sz="0" w:space="0" w:color="000000"/>
-                <w:left w:val="none" w:sz="0" w:space="0" w:color="000000"/>
-                <w:right w:val="none" w:sz="0" w:space="0" w:color="000000"/>
-              </w:pBdr>
-              <w:spacing w:after="100" w:before="100" w:line="240"/>
-              <w:ind w:left="100" w:right="100" w:firstLine="0" w:firstLineChars="0"/>
-            </w:pPr>
-            <w:r>
-              <w:rPr>
-                <w:rFonts w:ascii="Arial" w:hAnsi="Arial" w:eastAsia="Arial" w:cs="Arial"/>
-                <w:i w:val="false"/>
-                <w:b w:val="false"/>
-                <w:u w:val="none"/>
-                <w:sz w:val="22"/>
-                <w:szCs w:val="22"/>
-                <w:color w:val="000000"/>
-              </w:rPr>
-              <w:t xml:space="preserve">181 [143, 231]</w:t>
+                <w:b w:val="false"/>
+                <w:u w:val="none"/>
+                <w:sz w:val="22"/>
+                <w:szCs w:val="22"/>
+                <w:color w:val="000000"/>
+              </w:rPr>
+              <w:t xml:space="preserve">  Former Smoker</w:t>
+            </w:r>
+          </w:p>
+        </w:tc>
+        <w:tc>
+          <w:tcPr>
+            <w:tcBorders>
+              <w:bottom w:val="none" w:sz="0" w:space="0" w:color="000000"/>
+              <w:top w:val="none" w:sz="0" w:space="0" w:color="000000"/>
+              <w:left w:val="none" w:sz="0" w:space="0" w:color="000000"/>
+              <w:right w:val="none" w:sz="0" w:space="0" w:color="000000"/>
+            </w:tcBorders>
+            <w:shd w:val="clear" w:color="auto" w:fill="FFFFFF"/>
+            <w:tcMar>
+              <w:top w:w="0" w:type="dxa"/>
+              <w:bottom w:w="0" w:type="dxa"/>
+              <w:left w:w="0" w:type="dxa"/>
+              <w:right w:w="0" w:type="dxa"/>
+            </w:tcMar>
+            <w:vAlign w:val="center"/>
+          </w:tcPr>
+          <w:p>
+            <w:pPr>
+              <w:pStyle w:val="Normal"/>
+              <w:jc w:val="center"/>
+              <w:pBdr>
+                <w:bottom w:val="none" w:sz="0" w:space="0" w:color="000000"/>
+                <w:top w:val="none" w:sz="0" w:space="0" w:color="000000"/>
+                <w:left w:val="none" w:sz="0" w:space="0" w:color="000000"/>
+                <w:right w:val="none" w:sz="0" w:space="0" w:color="000000"/>
+              </w:pBdr>
+              <w:spacing w:after="100" w:before="100" w:line="240"/>
+              <w:ind w:left="100" w:right="100" w:firstLine="0" w:firstLineChars="0"/>
+            </w:pPr>
+            <w:r>
+              <w:rPr>
+                <w:rFonts w:ascii="Arial" w:hAnsi="Arial" w:eastAsia="Arial" w:cs="Arial"/>
+                <w:i w:val="false"/>
+                <w:b w:val="false"/>
+                <w:u w:val="none"/>
+                <w:sz w:val="22"/>
+                <w:szCs w:val="22"/>
+                <w:color w:val="000000"/>
+              </w:rPr>
+              <w:t xml:space="preserve">7 (25.9%)</w:t>
+            </w:r>
+          </w:p>
+        </w:tc>
+        <w:tc>
+          <w:tcPr>
+            <w:tcBorders>
+              <w:bottom w:val="none" w:sz="0" w:space="0" w:color="000000"/>
+              <w:top w:val="none" w:sz="0" w:space="0" w:color="000000"/>
+              <w:left w:val="none" w:sz="0" w:space="0" w:color="000000"/>
+              <w:right w:val="none" w:sz="0" w:space="0" w:color="000000"/>
+            </w:tcBorders>
+            <w:shd w:val="clear" w:color="auto" w:fill="FFFFFF"/>
+            <w:tcMar>
+              <w:top w:w="0" w:type="dxa"/>
+              <w:bottom w:w="0" w:type="dxa"/>
+              <w:left w:w="0" w:type="dxa"/>
+              <w:right w:w="0" w:type="dxa"/>
+            </w:tcMar>
+            <w:vAlign w:val="center"/>
+          </w:tcPr>
+          <w:p>
+            <w:pPr>
+              <w:pStyle w:val="Normal"/>
+              <w:jc w:val="center"/>
+              <w:pBdr>
+                <w:bottom w:val="none" w:sz="0" w:space="0" w:color="000000"/>
+                <w:top w:val="none" w:sz="0" w:space="0" w:color="000000"/>
+                <w:left w:val="none" w:sz="0" w:space="0" w:color="000000"/>
+                <w:right w:val="none" w:sz="0" w:space="0" w:color="000000"/>
+              </w:pBdr>
+              <w:spacing w:after="100" w:before="100" w:line="240"/>
+              <w:ind w:left="100" w:right="100" w:firstLine="0" w:firstLineChars="0"/>
+            </w:pPr>
+            <w:r>
+              <w:rPr>
+                <w:rFonts w:ascii="Arial" w:hAnsi="Arial" w:eastAsia="Arial" w:cs="Arial"/>
+                <w:i w:val="false"/>
+                <w:b w:val="false"/>
+                <w:u w:val="none"/>
+                <w:sz w:val="22"/>
+                <w:szCs w:val="22"/>
+                <w:color w:val="000000"/>
+              </w:rPr>
+              <w:t xml:space="preserve">5 (19.2%)</w:t>
+            </w:r>
+          </w:p>
+        </w:tc>
+        <w:tc>
+          <w:tcPr>
+            <w:tcBorders>
+              <w:bottom w:val="none" w:sz="0" w:space="0" w:color="000000"/>
+              <w:top w:val="none" w:sz="0" w:space="0" w:color="000000"/>
+              <w:left w:val="none" w:sz="0" w:space="0" w:color="000000"/>
+              <w:right w:val="none" w:sz="0" w:space="0" w:color="000000"/>
+            </w:tcBorders>
+            <w:shd w:val="clear" w:color="auto" w:fill="FFFFFF"/>
+            <w:tcMar>
+              <w:top w:w="0" w:type="dxa"/>
+              <w:bottom w:w="0" w:type="dxa"/>
+              <w:left w:w="0" w:type="dxa"/>
+              <w:right w:w="0" w:type="dxa"/>
+            </w:tcMar>
+            <w:vAlign w:val="center"/>
+          </w:tcPr>
+          <w:p>
+            <w:pPr>
+              <w:pStyle w:val="Normal"/>
+              <w:jc w:val="center"/>
+              <w:pBdr>
+                <w:bottom w:val="none" w:sz="0" w:space="0" w:color="000000"/>
+                <w:top w:val="none" w:sz="0" w:space="0" w:color="000000"/>
+                <w:left w:val="none" w:sz="0" w:space="0" w:color="000000"/>
+                <w:right w:val="none" w:sz="0" w:space="0" w:color="000000"/>
+              </w:pBdr>
+              <w:spacing w:after="100" w:before="100" w:line="240"/>
+              <w:ind w:left="100" w:right="100" w:firstLine="0" w:firstLineChars="0"/>
+            </w:pPr>
+            <w:r>
+              <w:rPr>
+                <w:rFonts w:ascii="Arial" w:hAnsi="Arial" w:eastAsia="Arial" w:cs="Arial"/>
+                <w:i w:val="false"/>
+                <w:b w:val="false"/>
+                <w:u w:val="none"/>
+                <w:sz w:val="22"/>
+                <w:szCs w:val="22"/>
+                <w:color w:val="000000"/>
+              </w:rPr>
+              <w:t xml:space="preserve">12 (22.6%)</w:t>
             </w:r>
           </w:p>
         </w:tc>
@@ -6504,145 +6504,145 @@
               <w:rPr>
                 <w:rFonts w:ascii="Arial" w:hAnsi="Arial" w:eastAsia="Arial" w:cs="Arial"/>
                 <w:i w:val="false"/>
-                <w:b w:val="true"/>
-                <w:u w:val="none"/>
-                <w:sz w:val="22"/>
-                <w:szCs w:val="22"/>
-                <w:color w:val="000000"/>
-              </w:rPr>
-              <w:t xml:space="preserve">Protein intake (g)</w:t>
-            </w:r>
-          </w:p>
-        </w:tc>
-        <w:tc>
-          <w:tcPr>
-            <w:tcBorders>
-              <w:bottom w:val="none" w:sz="0" w:space="0" w:color="000000"/>
-              <w:top w:val="none" w:sz="0" w:space="0" w:color="000000"/>
-              <w:left w:val="none" w:sz="0" w:space="0" w:color="000000"/>
-              <w:right w:val="none" w:sz="0" w:space="0" w:color="000000"/>
-            </w:tcBorders>
-            <w:shd w:val="clear" w:color="auto" w:fill="FFFFFF"/>
-            <w:tcMar>
-              <w:top w:w="0" w:type="dxa"/>
-              <w:bottom w:w="0" w:type="dxa"/>
-              <w:left w:w="0" w:type="dxa"/>
-              <w:right w:w="0" w:type="dxa"/>
-            </w:tcMar>
-            <w:vAlign w:val="center"/>
-          </w:tcPr>
-          <w:p>
-            <w:pPr>
-              <w:pStyle w:val="Normal"/>
-              <w:jc w:val="center"/>
-              <w:pBdr>
-                <w:bottom w:val="none" w:sz="0" w:space="0" w:color="000000"/>
-                <w:top w:val="none" w:sz="0" w:space="0" w:color="000000"/>
-                <w:left w:val="none" w:sz="0" w:space="0" w:color="000000"/>
-                <w:right w:val="none" w:sz="0" w:space="0" w:color="000000"/>
-              </w:pBdr>
-              <w:spacing w:after="100" w:before="100" w:line="240"/>
-              <w:ind w:left="100" w:right="100" w:firstLine="0" w:firstLineChars="0"/>
-            </w:pPr>
-            <w:r>
-              <w:rPr>
-                <w:rFonts w:ascii="Arial" w:hAnsi="Arial" w:eastAsia="Arial" w:cs="Arial"/>
-                <w:i w:val="false"/>
-                <w:b w:val="false"/>
-                <w:u w:val="none"/>
-                <w:sz w:val="22"/>
-                <w:szCs w:val="22"/>
-                <w:color w:val="000000"/>
-              </w:rPr>
-              <w:t xml:space="preserve">72.2 [57.7, 77.1]</w:t>
-            </w:r>
-          </w:p>
-        </w:tc>
-        <w:tc>
-          <w:tcPr>
-            <w:tcBorders>
-              <w:bottom w:val="none" w:sz="0" w:space="0" w:color="000000"/>
-              <w:top w:val="none" w:sz="0" w:space="0" w:color="000000"/>
-              <w:left w:val="none" w:sz="0" w:space="0" w:color="000000"/>
-              <w:right w:val="none" w:sz="0" w:space="0" w:color="000000"/>
-            </w:tcBorders>
-            <w:shd w:val="clear" w:color="auto" w:fill="FFFFFF"/>
-            <w:tcMar>
-              <w:top w:w="0" w:type="dxa"/>
-              <w:bottom w:w="0" w:type="dxa"/>
-              <w:left w:w="0" w:type="dxa"/>
-              <w:right w:w="0" w:type="dxa"/>
-            </w:tcMar>
-            <w:vAlign w:val="center"/>
-          </w:tcPr>
-          <w:p>
-            <w:pPr>
-              <w:pStyle w:val="Normal"/>
-              <w:jc w:val="center"/>
-              <w:pBdr>
-                <w:bottom w:val="none" w:sz="0" w:space="0" w:color="000000"/>
-                <w:top w:val="none" w:sz="0" w:space="0" w:color="000000"/>
-                <w:left w:val="none" w:sz="0" w:space="0" w:color="000000"/>
-                <w:right w:val="none" w:sz="0" w:space="0" w:color="000000"/>
-              </w:pBdr>
-              <w:spacing w:after="100" w:before="100" w:line="240"/>
-              <w:ind w:left="100" w:right="100" w:firstLine="0" w:firstLineChars="0"/>
-            </w:pPr>
-            <w:r>
-              <w:rPr>
-                <w:rFonts w:ascii="Arial" w:hAnsi="Arial" w:eastAsia="Arial" w:cs="Arial"/>
-                <w:i w:val="false"/>
-                <w:b w:val="false"/>
-                <w:u w:val="none"/>
-                <w:sz w:val="22"/>
-                <w:szCs w:val="22"/>
-                <w:color w:val="000000"/>
-              </w:rPr>
-              <w:t xml:space="preserve">81.5 [68.4, 88.4]</w:t>
-            </w:r>
-          </w:p>
-        </w:tc>
-        <w:tc>
-          <w:tcPr>
-            <w:tcBorders>
-              <w:bottom w:val="none" w:sz="0" w:space="0" w:color="000000"/>
-              <w:top w:val="none" w:sz="0" w:space="0" w:color="000000"/>
-              <w:left w:val="none" w:sz="0" w:space="0" w:color="000000"/>
-              <w:right w:val="none" w:sz="0" w:space="0" w:color="000000"/>
-            </w:tcBorders>
-            <w:shd w:val="clear" w:color="auto" w:fill="FFFFFF"/>
-            <w:tcMar>
-              <w:top w:w="0" w:type="dxa"/>
-              <w:bottom w:w="0" w:type="dxa"/>
-              <w:left w:w="0" w:type="dxa"/>
-              <w:right w:w="0" w:type="dxa"/>
-            </w:tcMar>
-            <w:vAlign w:val="center"/>
-          </w:tcPr>
-          <w:p>
-            <w:pPr>
-              <w:pStyle w:val="Normal"/>
-              <w:jc w:val="center"/>
-              <w:pBdr>
-                <w:bottom w:val="none" w:sz="0" w:space="0" w:color="000000"/>
-                <w:top w:val="none" w:sz="0" w:space="0" w:color="000000"/>
-                <w:left w:val="none" w:sz="0" w:space="0" w:color="000000"/>
-                <w:right w:val="none" w:sz="0" w:space="0" w:color="000000"/>
-              </w:pBdr>
-              <w:spacing w:after="100" w:before="100" w:line="240"/>
-              <w:ind w:left="100" w:right="100" w:firstLine="0" w:firstLineChars="0"/>
-            </w:pPr>
-            <w:r>
-              <w:rPr>
-                <w:rFonts w:ascii="Arial" w:hAnsi="Arial" w:eastAsia="Arial" w:cs="Arial"/>
-                <w:i w:val="false"/>
-                <w:b w:val="false"/>
-                <w:u w:val="none"/>
-                <w:sz w:val="22"/>
-                <w:szCs w:val="22"/>
-                <w:color w:val="000000"/>
-              </w:rPr>
-              <w:t xml:space="preserve">77.6 [62.6, 85.9]</w:t>
+                <w:b w:val="false"/>
+                <w:u w:val="none"/>
+                <w:sz w:val="22"/>
+                <w:szCs w:val="22"/>
+                <w:color w:val="000000"/>
+              </w:rPr>
+              <w:t xml:space="preserve">  Never Smoker</w:t>
+            </w:r>
+          </w:p>
+        </w:tc>
+        <w:tc>
+          <w:tcPr>
+            <w:tcBorders>
+              <w:bottom w:val="none" w:sz="0" w:space="0" w:color="000000"/>
+              <w:top w:val="none" w:sz="0" w:space="0" w:color="000000"/>
+              <w:left w:val="none" w:sz="0" w:space="0" w:color="000000"/>
+              <w:right w:val="none" w:sz="0" w:space="0" w:color="000000"/>
+            </w:tcBorders>
+            <w:shd w:val="clear" w:color="auto" w:fill="FFFFFF"/>
+            <w:tcMar>
+              <w:top w:w="0" w:type="dxa"/>
+              <w:bottom w:w="0" w:type="dxa"/>
+              <w:left w:w="0" w:type="dxa"/>
+              <w:right w:w="0" w:type="dxa"/>
+            </w:tcMar>
+            <w:vAlign w:val="center"/>
+          </w:tcPr>
+          <w:p>
+            <w:pPr>
+              <w:pStyle w:val="Normal"/>
+              <w:jc w:val="center"/>
+              <w:pBdr>
+                <w:bottom w:val="none" w:sz="0" w:space="0" w:color="000000"/>
+                <w:top w:val="none" w:sz="0" w:space="0" w:color="000000"/>
+                <w:left w:val="none" w:sz="0" w:space="0" w:color="000000"/>
+                <w:right w:val="none" w:sz="0" w:space="0" w:color="000000"/>
+              </w:pBdr>
+              <w:spacing w:after="100" w:before="100" w:line="240"/>
+              <w:ind w:left="100" w:right="100" w:firstLine="0" w:firstLineChars="0"/>
+            </w:pPr>
+            <w:r>
+              <w:rPr>
+                <w:rFonts w:ascii="Arial" w:hAnsi="Arial" w:eastAsia="Arial" w:cs="Arial"/>
+                <w:i w:val="false"/>
+                <w:b w:val="false"/>
+                <w:u w:val="none"/>
+                <w:sz w:val="22"/>
+                <w:szCs w:val="22"/>
+                <w:color w:val="000000"/>
+              </w:rPr>
+              <w:t xml:space="preserve">12 (44.4%)</w:t>
+            </w:r>
+          </w:p>
+        </w:tc>
+        <w:tc>
+          <w:tcPr>
+            <w:tcBorders>
+              <w:bottom w:val="none" w:sz="0" w:space="0" w:color="000000"/>
+              <w:top w:val="none" w:sz="0" w:space="0" w:color="000000"/>
+              <w:left w:val="none" w:sz="0" w:space="0" w:color="000000"/>
+              <w:right w:val="none" w:sz="0" w:space="0" w:color="000000"/>
+            </w:tcBorders>
+            <w:shd w:val="clear" w:color="auto" w:fill="FFFFFF"/>
+            <w:tcMar>
+              <w:top w:w="0" w:type="dxa"/>
+              <w:bottom w:w="0" w:type="dxa"/>
+              <w:left w:w="0" w:type="dxa"/>
+              <w:right w:w="0" w:type="dxa"/>
+            </w:tcMar>
+            <w:vAlign w:val="center"/>
+          </w:tcPr>
+          <w:p>
+            <w:pPr>
+              <w:pStyle w:val="Normal"/>
+              <w:jc w:val="center"/>
+              <w:pBdr>
+                <w:bottom w:val="none" w:sz="0" w:space="0" w:color="000000"/>
+                <w:top w:val="none" w:sz="0" w:space="0" w:color="000000"/>
+                <w:left w:val="none" w:sz="0" w:space="0" w:color="000000"/>
+                <w:right w:val="none" w:sz="0" w:space="0" w:color="000000"/>
+              </w:pBdr>
+              <w:spacing w:after="100" w:before="100" w:line="240"/>
+              <w:ind w:left="100" w:right="100" w:firstLine="0" w:firstLineChars="0"/>
+            </w:pPr>
+            <w:r>
+              <w:rPr>
+                <w:rFonts w:ascii="Arial" w:hAnsi="Arial" w:eastAsia="Arial" w:cs="Arial"/>
+                <w:i w:val="false"/>
+                <w:b w:val="false"/>
+                <w:u w:val="none"/>
+                <w:sz w:val="22"/>
+                <w:szCs w:val="22"/>
+                <w:color w:val="000000"/>
+              </w:rPr>
+              <w:t xml:space="preserve">16 (61.5%)</w:t>
+            </w:r>
+          </w:p>
+        </w:tc>
+        <w:tc>
+          <w:tcPr>
+            <w:tcBorders>
+              <w:bottom w:val="none" w:sz="0" w:space="0" w:color="000000"/>
+              <w:top w:val="none" w:sz="0" w:space="0" w:color="000000"/>
+              <w:left w:val="none" w:sz="0" w:space="0" w:color="000000"/>
+              <w:right w:val="none" w:sz="0" w:space="0" w:color="000000"/>
+            </w:tcBorders>
+            <w:shd w:val="clear" w:color="auto" w:fill="FFFFFF"/>
+            <w:tcMar>
+              <w:top w:w="0" w:type="dxa"/>
+              <w:bottom w:w="0" w:type="dxa"/>
+              <w:left w:w="0" w:type="dxa"/>
+              <w:right w:w="0" w:type="dxa"/>
+            </w:tcMar>
+            <w:vAlign w:val="center"/>
+          </w:tcPr>
+          <w:p>
+            <w:pPr>
+              <w:pStyle w:val="Normal"/>
+              <w:jc w:val="center"/>
+              <w:pBdr>
+                <w:bottom w:val="none" w:sz="0" w:space="0" w:color="000000"/>
+                <w:top w:val="none" w:sz="0" w:space="0" w:color="000000"/>
+                <w:left w:val="none" w:sz="0" w:space="0" w:color="000000"/>
+                <w:right w:val="none" w:sz="0" w:space="0" w:color="000000"/>
+              </w:pBdr>
+              <w:spacing w:after="100" w:before="100" w:line="240"/>
+              <w:ind w:left="100" w:right="100" w:firstLine="0" w:firstLineChars="0"/>
+            </w:pPr>
+            <w:r>
+              <w:rPr>
+                <w:rFonts w:ascii="Arial" w:hAnsi="Arial" w:eastAsia="Arial" w:cs="Arial"/>
+                <w:i w:val="false"/>
+                <w:b w:val="false"/>
+                <w:u w:val="none"/>
+                <w:sz w:val="22"/>
+                <w:szCs w:val="22"/>
+                <w:color w:val="000000"/>
+              </w:rPr>
+              <w:t xml:space="preserve">28 (52.8%)</w:t>
             </w:r>
           </w:p>
         </w:tc>
@@ -6692,139 +6692,139 @@
                 <w:szCs w:val="22"/>
                 <w:color w:val="000000"/>
               </w:rPr>
-              <w:t xml:space="preserve">Adipose Tissue on DXA scan (%)</w:t>
-            </w:r>
-          </w:p>
-        </w:tc>
-        <w:tc>
-          <w:tcPr>
-            <w:tcBorders>
-              <w:bottom w:val="none" w:sz="0" w:space="0" w:color="000000"/>
-              <w:top w:val="none" w:sz="0" w:space="0" w:color="000000"/>
-              <w:left w:val="none" w:sz="0" w:space="0" w:color="000000"/>
-              <w:right w:val="none" w:sz="0" w:space="0" w:color="000000"/>
-            </w:tcBorders>
-            <w:shd w:val="clear" w:color="auto" w:fill="FFFFFF"/>
-            <w:tcMar>
-              <w:top w:w="0" w:type="dxa"/>
-              <w:bottom w:w="0" w:type="dxa"/>
-              <w:left w:w="0" w:type="dxa"/>
-              <w:right w:w="0" w:type="dxa"/>
-            </w:tcMar>
-            <w:vAlign w:val="center"/>
-          </w:tcPr>
-          <w:p>
-            <w:pPr>
-              <w:pStyle w:val="Normal"/>
-              <w:jc w:val="center"/>
-              <w:pBdr>
-                <w:bottom w:val="none" w:sz="0" w:space="0" w:color="000000"/>
-                <w:top w:val="none" w:sz="0" w:space="0" w:color="000000"/>
-                <w:left w:val="none" w:sz="0" w:space="0" w:color="000000"/>
-                <w:right w:val="none" w:sz="0" w:space="0" w:color="000000"/>
-              </w:pBdr>
-              <w:spacing w:after="100" w:before="100" w:line="240"/>
-              <w:ind w:left="100" w:right="100" w:firstLine="0" w:firstLineChars="0"/>
-            </w:pPr>
-            <w:r>
-              <w:rPr>
-                <w:rFonts w:ascii="Arial" w:hAnsi="Arial" w:eastAsia="Arial" w:cs="Arial"/>
-                <w:i w:val="false"/>
-                <w:b w:val="false"/>
-                <w:u w:val="none"/>
-                <w:sz w:val="22"/>
-                <w:szCs w:val="22"/>
-                <w:color w:val="000000"/>
-              </w:rPr>
-              <w:t xml:space="preserve">35.2 [30.8, 41.6]</w:t>
-            </w:r>
-          </w:p>
-        </w:tc>
-        <w:tc>
-          <w:tcPr>
-            <w:tcBorders>
-              <w:bottom w:val="none" w:sz="0" w:space="0" w:color="000000"/>
-              <w:top w:val="none" w:sz="0" w:space="0" w:color="000000"/>
-              <w:left w:val="none" w:sz="0" w:space="0" w:color="000000"/>
-              <w:right w:val="none" w:sz="0" w:space="0" w:color="000000"/>
-            </w:tcBorders>
-            <w:shd w:val="clear" w:color="auto" w:fill="FFFFFF"/>
-            <w:tcMar>
-              <w:top w:w="0" w:type="dxa"/>
-              <w:bottom w:w="0" w:type="dxa"/>
-              <w:left w:w="0" w:type="dxa"/>
-              <w:right w:w="0" w:type="dxa"/>
-            </w:tcMar>
-            <w:vAlign w:val="center"/>
-          </w:tcPr>
-          <w:p>
-            <w:pPr>
-              <w:pStyle w:val="Normal"/>
-              <w:jc w:val="center"/>
-              <w:pBdr>
-                <w:bottom w:val="none" w:sz="0" w:space="0" w:color="000000"/>
-                <w:top w:val="none" w:sz="0" w:space="0" w:color="000000"/>
-                <w:left w:val="none" w:sz="0" w:space="0" w:color="000000"/>
-                <w:right w:val="none" w:sz="0" w:space="0" w:color="000000"/>
-              </w:pBdr>
-              <w:spacing w:after="100" w:before="100" w:line="240"/>
-              <w:ind w:left="100" w:right="100" w:firstLine="0" w:firstLineChars="0"/>
-            </w:pPr>
-            <w:r>
-              <w:rPr>
-                <w:rFonts w:ascii="Arial" w:hAnsi="Arial" w:eastAsia="Arial" w:cs="Arial"/>
-                <w:i w:val="false"/>
-                <w:b w:val="false"/>
-                <w:u w:val="none"/>
-                <w:sz w:val="22"/>
-                <w:szCs w:val="22"/>
-                <w:color w:val="000000"/>
-              </w:rPr>
-              <w:t xml:space="preserve">37.3 [31.6, 41.3]</w:t>
-            </w:r>
-          </w:p>
-        </w:tc>
-        <w:tc>
-          <w:tcPr>
-            <w:tcBorders>
-              <w:bottom w:val="none" w:sz="0" w:space="0" w:color="000000"/>
-              <w:top w:val="none" w:sz="0" w:space="0" w:color="000000"/>
-              <w:left w:val="none" w:sz="0" w:space="0" w:color="000000"/>
-              <w:right w:val="none" w:sz="0" w:space="0" w:color="000000"/>
-            </w:tcBorders>
-            <w:shd w:val="clear" w:color="auto" w:fill="FFFFFF"/>
-            <w:tcMar>
-              <w:top w:w="0" w:type="dxa"/>
-              <w:bottom w:w="0" w:type="dxa"/>
-              <w:left w:w="0" w:type="dxa"/>
-              <w:right w:w="0" w:type="dxa"/>
-            </w:tcMar>
-            <w:vAlign w:val="center"/>
-          </w:tcPr>
-          <w:p>
-            <w:pPr>
-              <w:pStyle w:val="Normal"/>
-              <w:jc w:val="center"/>
-              <w:pBdr>
-                <w:bottom w:val="none" w:sz="0" w:space="0" w:color="000000"/>
-                <w:top w:val="none" w:sz="0" w:space="0" w:color="000000"/>
-                <w:left w:val="none" w:sz="0" w:space="0" w:color="000000"/>
-                <w:right w:val="none" w:sz="0" w:space="0" w:color="000000"/>
-              </w:pBdr>
-              <w:spacing w:after="100" w:before="100" w:line="240"/>
-              <w:ind w:left="100" w:right="100" w:firstLine="0" w:firstLineChars="0"/>
-            </w:pPr>
-            <w:r>
-              <w:rPr>
-                <w:rFonts w:ascii="Arial" w:hAnsi="Arial" w:eastAsia="Arial" w:cs="Arial"/>
-                <w:i w:val="false"/>
-                <w:b w:val="false"/>
-                <w:u w:val="none"/>
-                <w:sz w:val="22"/>
-                <w:szCs w:val="22"/>
-                <w:color w:val="000000"/>
-              </w:rPr>
-              <w:t xml:space="preserve">36.3 [31.3, 41.5]</w:t>
+              <w:t xml:space="preserve">Smoking pack years (years)</w:t>
+            </w:r>
+          </w:p>
+        </w:tc>
+        <w:tc>
+          <w:tcPr>
+            <w:tcBorders>
+              <w:bottom w:val="none" w:sz="0" w:space="0" w:color="000000"/>
+              <w:top w:val="none" w:sz="0" w:space="0" w:color="000000"/>
+              <w:left w:val="none" w:sz="0" w:space="0" w:color="000000"/>
+              <w:right w:val="none" w:sz="0" w:space="0" w:color="000000"/>
+            </w:tcBorders>
+            <w:shd w:val="clear" w:color="auto" w:fill="FFFFFF"/>
+            <w:tcMar>
+              <w:top w:w="0" w:type="dxa"/>
+              <w:bottom w:w="0" w:type="dxa"/>
+              <w:left w:w="0" w:type="dxa"/>
+              <w:right w:w="0" w:type="dxa"/>
+            </w:tcMar>
+            <w:vAlign w:val="center"/>
+          </w:tcPr>
+          <w:p>
+            <w:pPr>
+              <w:pStyle w:val="Normal"/>
+              <w:jc w:val="center"/>
+              <w:pBdr>
+                <w:bottom w:val="none" w:sz="0" w:space="0" w:color="000000"/>
+                <w:top w:val="none" w:sz="0" w:space="0" w:color="000000"/>
+                <w:left w:val="none" w:sz="0" w:space="0" w:color="000000"/>
+                <w:right w:val="none" w:sz="0" w:space="0" w:color="000000"/>
+              </w:pBdr>
+              <w:spacing w:after="100" w:before="100" w:line="240"/>
+              <w:ind w:left="100" w:right="100" w:firstLine="0" w:firstLineChars="0"/>
+            </w:pPr>
+            <w:r>
+              <w:rPr>
+                <w:rFonts w:ascii="Arial" w:hAnsi="Arial" w:eastAsia="Arial" w:cs="Arial"/>
+                <w:i w:val="false"/>
+                <w:b w:val="false"/>
+                <w:u w:val="none"/>
+                <w:sz w:val="22"/>
+                <w:szCs w:val="22"/>
+                <w:color w:val="000000"/>
+              </w:rPr>
+              <w:t xml:space="preserve">3.50 [1.00, 10.0]</w:t>
+            </w:r>
+          </w:p>
+        </w:tc>
+        <w:tc>
+          <w:tcPr>
+            <w:tcBorders>
+              <w:bottom w:val="none" w:sz="0" w:space="0" w:color="000000"/>
+              <w:top w:val="none" w:sz="0" w:space="0" w:color="000000"/>
+              <w:left w:val="none" w:sz="0" w:space="0" w:color="000000"/>
+              <w:right w:val="none" w:sz="0" w:space="0" w:color="000000"/>
+            </w:tcBorders>
+            <w:shd w:val="clear" w:color="auto" w:fill="FFFFFF"/>
+            <w:tcMar>
+              <w:top w:w="0" w:type="dxa"/>
+              <w:bottom w:w="0" w:type="dxa"/>
+              <w:left w:w="0" w:type="dxa"/>
+              <w:right w:w="0" w:type="dxa"/>
+            </w:tcMar>
+            <w:vAlign w:val="center"/>
+          </w:tcPr>
+          <w:p>
+            <w:pPr>
+              <w:pStyle w:val="Normal"/>
+              <w:jc w:val="center"/>
+              <w:pBdr>
+                <w:bottom w:val="none" w:sz="0" w:space="0" w:color="000000"/>
+                <w:top w:val="none" w:sz="0" w:space="0" w:color="000000"/>
+                <w:left w:val="none" w:sz="0" w:space="0" w:color="000000"/>
+                <w:right w:val="none" w:sz="0" w:space="0" w:color="000000"/>
+              </w:pBdr>
+              <w:spacing w:after="100" w:before="100" w:line="240"/>
+              <w:ind w:left="100" w:right="100" w:firstLine="0" w:firstLineChars="0"/>
+            </w:pPr>
+            <w:r>
+              <w:rPr>
+                <w:rFonts w:ascii="Arial" w:hAnsi="Arial" w:eastAsia="Arial" w:cs="Arial"/>
+                <w:i w:val="false"/>
+                <w:b w:val="false"/>
+                <w:u w:val="none"/>
+                <w:sz w:val="22"/>
+                <w:szCs w:val="22"/>
+                <w:color w:val="000000"/>
+              </w:rPr>
+              <w:t xml:space="preserve">8.00 [5.00, 13.0]</w:t>
+            </w:r>
+          </w:p>
+        </w:tc>
+        <w:tc>
+          <w:tcPr>
+            <w:tcBorders>
+              <w:bottom w:val="none" w:sz="0" w:space="0" w:color="000000"/>
+              <w:top w:val="none" w:sz="0" w:space="0" w:color="000000"/>
+              <w:left w:val="none" w:sz="0" w:space="0" w:color="000000"/>
+              <w:right w:val="none" w:sz="0" w:space="0" w:color="000000"/>
+            </w:tcBorders>
+            <w:shd w:val="clear" w:color="auto" w:fill="FFFFFF"/>
+            <w:tcMar>
+              <w:top w:w="0" w:type="dxa"/>
+              <w:bottom w:w="0" w:type="dxa"/>
+              <w:left w:w="0" w:type="dxa"/>
+              <w:right w:w="0" w:type="dxa"/>
+            </w:tcMar>
+            <w:vAlign w:val="center"/>
+          </w:tcPr>
+          <w:p>
+            <w:pPr>
+              <w:pStyle w:val="Normal"/>
+              <w:jc w:val="center"/>
+              <w:pBdr>
+                <w:bottom w:val="none" w:sz="0" w:space="0" w:color="000000"/>
+                <w:top w:val="none" w:sz="0" w:space="0" w:color="000000"/>
+                <w:left w:val="none" w:sz="0" w:space="0" w:color="000000"/>
+                <w:right w:val="none" w:sz="0" w:space="0" w:color="000000"/>
+              </w:pBdr>
+              <w:spacing w:after="100" w:before="100" w:line="240"/>
+              <w:ind w:left="100" w:right="100" w:firstLine="0" w:firstLineChars="0"/>
+            </w:pPr>
+            <w:r>
+              <w:rPr>
+                <w:rFonts w:ascii="Arial" w:hAnsi="Arial" w:eastAsia="Arial" w:cs="Arial"/>
+                <w:i w:val="false"/>
+                <w:b w:val="false"/>
+                <w:u w:val="none"/>
+                <w:sz w:val="22"/>
+                <w:szCs w:val="22"/>
+                <w:color w:val="000000"/>
+              </w:rPr>
+              <w:t xml:space="preserve">5.00 [1.50, 11.5]</w:t>
             </w:r>
           </w:p>
         </w:tc>
@@ -6874,139 +6874,139 @@
                 <w:szCs w:val="22"/>
                 <w:color w:val="000000"/>
               </w:rPr>
-              <w:t xml:space="preserve">Adipose Tissue on DXA scan (kg)</w:t>
-            </w:r>
-          </w:p>
-        </w:tc>
-        <w:tc>
-          <w:tcPr>
-            <w:tcBorders>
-              <w:bottom w:val="none" w:sz="0" w:space="0" w:color="000000"/>
-              <w:top w:val="none" w:sz="0" w:space="0" w:color="000000"/>
-              <w:left w:val="none" w:sz="0" w:space="0" w:color="000000"/>
-              <w:right w:val="none" w:sz="0" w:space="0" w:color="000000"/>
-            </w:tcBorders>
-            <w:shd w:val="clear" w:color="auto" w:fill="FFFFFF"/>
-            <w:tcMar>
-              <w:top w:w="0" w:type="dxa"/>
-              <w:bottom w:w="0" w:type="dxa"/>
-              <w:left w:w="0" w:type="dxa"/>
-              <w:right w:w="0" w:type="dxa"/>
-            </w:tcMar>
-            <w:vAlign w:val="center"/>
-          </w:tcPr>
-          <w:p>
-            <w:pPr>
-              <w:pStyle w:val="Normal"/>
-              <w:jc w:val="center"/>
-              <w:pBdr>
-                <w:bottom w:val="none" w:sz="0" w:space="0" w:color="000000"/>
-                <w:top w:val="none" w:sz="0" w:space="0" w:color="000000"/>
-                <w:left w:val="none" w:sz="0" w:space="0" w:color="000000"/>
-                <w:right w:val="none" w:sz="0" w:space="0" w:color="000000"/>
-              </w:pBdr>
-              <w:spacing w:after="100" w:before="100" w:line="240"/>
-              <w:ind w:left="100" w:right="100" w:firstLine="0" w:firstLineChars="0"/>
-            </w:pPr>
-            <w:r>
-              <w:rPr>
-                <w:rFonts w:ascii="Arial" w:hAnsi="Arial" w:eastAsia="Arial" w:cs="Arial"/>
-                <w:i w:val="false"/>
-                <w:b w:val="false"/>
-                <w:u w:val="none"/>
-                <w:sz w:val="22"/>
-                <w:szCs w:val="22"/>
-                <w:color w:val="000000"/>
-              </w:rPr>
-              <w:t xml:space="preserve">20.8 [18.9, 32.0]</w:t>
-            </w:r>
-          </w:p>
-        </w:tc>
-        <w:tc>
-          <w:tcPr>
-            <w:tcBorders>
-              <w:bottom w:val="none" w:sz="0" w:space="0" w:color="000000"/>
-              <w:top w:val="none" w:sz="0" w:space="0" w:color="000000"/>
-              <w:left w:val="none" w:sz="0" w:space="0" w:color="000000"/>
-              <w:right w:val="none" w:sz="0" w:space="0" w:color="000000"/>
-            </w:tcBorders>
-            <w:shd w:val="clear" w:color="auto" w:fill="FFFFFF"/>
-            <w:tcMar>
-              <w:top w:w="0" w:type="dxa"/>
-              <w:bottom w:w="0" w:type="dxa"/>
-              <w:left w:w="0" w:type="dxa"/>
-              <w:right w:w="0" w:type="dxa"/>
-            </w:tcMar>
-            <w:vAlign w:val="center"/>
-          </w:tcPr>
-          <w:p>
-            <w:pPr>
-              <w:pStyle w:val="Normal"/>
-              <w:jc w:val="center"/>
-              <w:pBdr>
-                <w:bottom w:val="none" w:sz="0" w:space="0" w:color="000000"/>
-                <w:top w:val="none" w:sz="0" w:space="0" w:color="000000"/>
-                <w:left w:val="none" w:sz="0" w:space="0" w:color="000000"/>
-                <w:right w:val="none" w:sz="0" w:space="0" w:color="000000"/>
-              </w:pBdr>
-              <w:spacing w:after="100" w:before="100" w:line="240"/>
-              <w:ind w:left="100" w:right="100" w:firstLine="0" w:firstLineChars="0"/>
-            </w:pPr>
-            <w:r>
-              <w:rPr>
-                <w:rFonts w:ascii="Arial" w:hAnsi="Arial" w:eastAsia="Arial" w:cs="Arial"/>
-                <w:i w:val="false"/>
-                <w:b w:val="false"/>
-                <w:u w:val="none"/>
-                <w:sz w:val="22"/>
-                <w:szCs w:val="22"/>
-                <w:color w:val="000000"/>
-              </w:rPr>
-              <w:t xml:space="preserve">25.3 [20.2, 29.4]</w:t>
-            </w:r>
-          </w:p>
-        </w:tc>
-        <w:tc>
-          <w:tcPr>
-            <w:tcBorders>
-              <w:bottom w:val="none" w:sz="0" w:space="0" w:color="000000"/>
-              <w:top w:val="none" w:sz="0" w:space="0" w:color="000000"/>
-              <w:left w:val="none" w:sz="0" w:space="0" w:color="000000"/>
-              <w:right w:val="none" w:sz="0" w:space="0" w:color="000000"/>
-            </w:tcBorders>
-            <w:shd w:val="clear" w:color="auto" w:fill="FFFFFF"/>
-            <w:tcMar>
-              <w:top w:w="0" w:type="dxa"/>
-              <w:bottom w:w="0" w:type="dxa"/>
-              <w:left w:w="0" w:type="dxa"/>
-              <w:right w:w="0" w:type="dxa"/>
-            </w:tcMar>
-            <w:vAlign w:val="center"/>
-          </w:tcPr>
-          <w:p>
-            <w:pPr>
-              <w:pStyle w:val="Normal"/>
-              <w:jc w:val="center"/>
-              <w:pBdr>
-                <w:bottom w:val="none" w:sz="0" w:space="0" w:color="000000"/>
-                <w:top w:val="none" w:sz="0" w:space="0" w:color="000000"/>
-                <w:left w:val="none" w:sz="0" w:space="0" w:color="000000"/>
-                <w:right w:val="none" w:sz="0" w:space="0" w:color="000000"/>
-              </w:pBdr>
-              <w:spacing w:after="100" w:before="100" w:line="240"/>
-              <w:ind w:left="100" w:right="100" w:firstLine="0" w:firstLineChars="0"/>
-            </w:pPr>
-            <w:r>
-              <w:rPr>
-                <w:rFonts w:ascii="Arial" w:hAnsi="Arial" w:eastAsia="Arial" w:cs="Arial"/>
-                <w:i w:val="false"/>
-                <w:b w:val="false"/>
-                <w:u w:val="none"/>
-                <w:sz w:val="22"/>
-                <w:szCs w:val="22"/>
-                <w:color w:val="000000"/>
-              </w:rPr>
-              <w:t xml:space="preserve">22.5 [19.1, 31.1]</w:t>
+              <w:t xml:space="preserve">Energy Intake (kJ)</w:t>
+            </w:r>
+          </w:p>
+        </w:tc>
+        <w:tc>
+          <w:tcPr>
+            <w:tcBorders>
+              <w:bottom w:val="none" w:sz="0" w:space="0" w:color="000000"/>
+              <w:top w:val="none" w:sz="0" w:space="0" w:color="000000"/>
+              <w:left w:val="none" w:sz="0" w:space="0" w:color="000000"/>
+              <w:right w:val="none" w:sz="0" w:space="0" w:color="000000"/>
+            </w:tcBorders>
+            <w:shd w:val="clear" w:color="auto" w:fill="FFFFFF"/>
+            <w:tcMar>
+              <w:top w:w="0" w:type="dxa"/>
+              <w:bottom w:w="0" w:type="dxa"/>
+              <w:left w:w="0" w:type="dxa"/>
+              <w:right w:w="0" w:type="dxa"/>
+            </w:tcMar>
+            <w:vAlign w:val="center"/>
+          </w:tcPr>
+          <w:p>
+            <w:pPr>
+              <w:pStyle w:val="Normal"/>
+              <w:jc w:val="center"/>
+              <w:pBdr>
+                <w:bottom w:val="none" w:sz="0" w:space="0" w:color="000000"/>
+                <w:top w:val="none" w:sz="0" w:space="0" w:color="000000"/>
+                <w:left w:val="none" w:sz="0" w:space="0" w:color="000000"/>
+                <w:right w:val="none" w:sz="0" w:space="0" w:color="000000"/>
+              </w:pBdr>
+              <w:spacing w:after="100" w:before="100" w:line="240"/>
+              <w:ind w:left="100" w:right="100" w:firstLine="0" w:firstLineChars="0"/>
+            </w:pPr>
+            <w:r>
+              <w:rPr>
+                <w:rFonts w:ascii="Arial" w:hAnsi="Arial" w:eastAsia="Arial" w:cs="Arial"/>
+                <w:i w:val="false"/>
+                <w:b w:val="false"/>
+                <w:u w:val="none"/>
+                <w:sz w:val="22"/>
+                <w:szCs w:val="22"/>
+                <w:color w:val="000000"/>
+              </w:rPr>
+              <w:t xml:space="preserve">7100 (1860)</w:t>
+            </w:r>
+          </w:p>
+        </w:tc>
+        <w:tc>
+          <w:tcPr>
+            <w:tcBorders>
+              <w:bottom w:val="none" w:sz="0" w:space="0" w:color="000000"/>
+              <w:top w:val="none" w:sz="0" w:space="0" w:color="000000"/>
+              <w:left w:val="none" w:sz="0" w:space="0" w:color="000000"/>
+              <w:right w:val="none" w:sz="0" w:space="0" w:color="000000"/>
+            </w:tcBorders>
+            <w:shd w:val="clear" w:color="auto" w:fill="FFFFFF"/>
+            <w:tcMar>
+              <w:top w:w="0" w:type="dxa"/>
+              <w:bottom w:w="0" w:type="dxa"/>
+              <w:left w:w="0" w:type="dxa"/>
+              <w:right w:w="0" w:type="dxa"/>
+            </w:tcMar>
+            <w:vAlign w:val="center"/>
+          </w:tcPr>
+          <w:p>
+            <w:pPr>
+              <w:pStyle w:val="Normal"/>
+              <w:jc w:val="center"/>
+              <w:pBdr>
+                <w:bottom w:val="none" w:sz="0" w:space="0" w:color="000000"/>
+                <w:top w:val="none" w:sz="0" w:space="0" w:color="000000"/>
+                <w:left w:val="none" w:sz="0" w:space="0" w:color="000000"/>
+                <w:right w:val="none" w:sz="0" w:space="0" w:color="000000"/>
+              </w:pBdr>
+              <w:spacing w:after="100" w:before="100" w:line="240"/>
+              <w:ind w:left="100" w:right="100" w:firstLine="0" w:firstLineChars="0"/>
+            </w:pPr>
+            <w:r>
+              <w:rPr>
+                <w:rFonts w:ascii="Arial" w:hAnsi="Arial" w:eastAsia="Arial" w:cs="Arial"/>
+                <w:i w:val="false"/>
+                <w:b w:val="false"/>
+                <w:u w:val="none"/>
+                <w:sz w:val="22"/>
+                <w:szCs w:val="22"/>
+                <w:color w:val="000000"/>
+              </w:rPr>
+              <w:t xml:space="preserve">8230 (2170)</w:t>
+            </w:r>
+          </w:p>
+        </w:tc>
+        <w:tc>
+          <w:tcPr>
+            <w:tcBorders>
+              <w:bottom w:val="none" w:sz="0" w:space="0" w:color="000000"/>
+              <w:top w:val="none" w:sz="0" w:space="0" w:color="000000"/>
+              <w:left w:val="none" w:sz="0" w:space="0" w:color="000000"/>
+              <w:right w:val="none" w:sz="0" w:space="0" w:color="000000"/>
+            </w:tcBorders>
+            <w:shd w:val="clear" w:color="auto" w:fill="FFFFFF"/>
+            <w:tcMar>
+              <w:top w:w="0" w:type="dxa"/>
+              <w:bottom w:w="0" w:type="dxa"/>
+              <w:left w:w="0" w:type="dxa"/>
+              <w:right w:w="0" w:type="dxa"/>
+            </w:tcMar>
+            <w:vAlign w:val="center"/>
+          </w:tcPr>
+          <w:p>
+            <w:pPr>
+              <w:pStyle w:val="Normal"/>
+              <w:jc w:val="center"/>
+              <w:pBdr>
+                <w:bottom w:val="none" w:sz="0" w:space="0" w:color="000000"/>
+                <w:top w:val="none" w:sz="0" w:space="0" w:color="000000"/>
+                <w:left w:val="none" w:sz="0" w:space="0" w:color="000000"/>
+                <w:right w:val="none" w:sz="0" w:space="0" w:color="000000"/>
+              </w:pBdr>
+              <w:spacing w:after="100" w:before="100" w:line="240"/>
+              <w:ind w:left="100" w:right="100" w:firstLine="0" w:firstLineChars="0"/>
+            </w:pPr>
+            <w:r>
+              <w:rPr>
+                <w:rFonts w:ascii="Arial" w:hAnsi="Arial" w:eastAsia="Arial" w:cs="Arial"/>
+                <w:i w:val="false"/>
+                <w:b w:val="false"/>
+                <w:u w:val="none"/>
+                <w:sz w:val="22"/>
+                <w:szCs w:val="22"/>
+                <w:color w:val="000000"/>
+              </w:rPr>
+              <w:t xml:space="preserve">7740 (2090)</w:t>
             </w:r>
           </w:p>
         </w:tc>
@@ -7056,139 +7056,139 @@
                 <w:szCs w:val="22"/>
                 <w:color w:val="000000"/>
               </w:rPr>
-              <w:t xml:space="preserve">Android fat mass (kg)</w:t>
-            </w:r>
-          </w:p>
-        </w:tc>
-        <w:tc>
-          <w:tcPr>
-            <w:tcBorders>
-              <w:bottom w:val="none" w:sz="0" w:space="0" w:color="000000"/>
-              <w:top w:val="none" w:sz="0" w:space="0" w:color="000000"/>
-              <w:left w:val="none" w:sz="0" w:space="0" w:color="000000"/>
-              <w:right w:val="none" w:sz="0" w:space="0" w:color="000000"/>
-            </w:tcBorders>
-            <w:shd w:val="clear" w:color="auto" w:fill="FFFFFF"/>
-            <w:tcMar>
-              <w:top w:w="0" w:type="dxa"/>
-              <w:bottom w:w="0" w:type="dxa"/>
-              <w:left w:w="0" w:type="dxa"/>
-              <w:right w:w="0" w:type="dxa"/>
-            </w:tcMar>
-            <w:vAlign w:val="center"/>
-          </w:tcPr>
-          <w:p>
-            <w:pPr>
-              <w:pStyle w:val="Normal"/>
-              <w:jc w:val="center"/>
-              <w:pBdr>
-                <w:bottom w:val="none" w:sz="0" w:space="0" w:color="000000"/>
-                <w:top w:val="none" w:sz="0" w:space="0" w:color="000000"/>
-                <w:left w:val="none" w:sz="0" w:space="0" w:color="000000"/>
-                <w:right w:val="none" w:sz="0" w:space="0" w:color="000000"/>
-              </w:pBdr>
-              <w:spacing w:after="100" w:before="100" w:line="240"/>
-              <w:ind w:left="100" w:right="100" w:firstLine="0" w:firstLineChars="0"/>
-            </w:pPr>
-            <w:r>
-              <w:rPr>
-                <w:rFonts w:ascii="Arial" w:hAnsi="Arial" w:eastAsia="Arial" w:cs="Arial"/>
-                <w:i w:val="false"/>
-                <w:b w:val="false"/>
-                <w:u w:val="none"/>
-                <w:sz w:val="22"/>
-                <w:szCs w:val="22"/>
-                <w:color w:val="000000"/>
-              </w:rPr>
-              <w:t xml:space="preserve">1.89 [1.15, 3.34]</w:t>
-            </w:r>
-          </w:p>
-        </w:tc>
-        <w:tc>
-          <w:tcPr>
-            <w:tcBorders>
-              <w:bottom w:val="none" w:sz="0" w:space="0" w:color="000000"/>
-              <w:top w:val="none" w:sz="0" w:space="0" w:color="000000"/>
-              <w:left w:val="none" w:sz="0" w:space="0" w:color="000000"/>
-              <w:right w:val="none" w:sz="0" w:space="0" w:color="000000"/>
-            </w:tcBorders>
-            <w:shd w:val="clear" w:color="auto" w:fill="FFFFFF"/>
-            <w:tcMar>
-              <w:top w:w="0" w:type="dxa"/>
-              <w:bottom w:w="0" w:type="dxa"/>
-              <w:left w:w="0" w:type="dxa"/>
-              <w:right w:w="0" w:type="dxa"/>
-            </w:tcMar>
-            <w:vAlign w:val="center"/>
-          </w:tcPr>
-          <w:p>
-            <w:pPr>
-              <w:pStyle w:val="Normal"/>
-              <w:jc w:val="center"/>
-              <w:pBdr>
-                <w:bottom w:val="none" w:sz="0" w:space="0" w:color="000000"/>
-                <w:top w:val="none" w:sz="0" w:space="0" w:color="000000"/>
-                <w:left w:val="none" w:sz="0" w:space="0" w:color="000000"/>
-                <w:right w:val="none" w:sz="0" w:space="0" w:color="000000"/>
-              </w:pBdr>
-              <w:spacing w:after="100" w:before="100" w:line="240"/>
-              <w:ind w:left="100" w:right="100" w:firstLine="0" w:firstLineChars="0"/>
-            </w:pPr>
-            <w:r>
-              <w:rPr>
-                <w:rFonts w:ascii="Arial" w:hAnsi="Arial" w:eastAsia="Arial" w:cs="Arial"/>
-                <w:i w:val="false"/>
-                <w:b w:val="false"/>
-                <w:u w:val="none"/>
-                <w:sz w:val="22"/>
-                <w:szCs w:val="22"/>
-                <w:color w:val="000000"/>
-              </w:rPr>
-              <w:t xml:space="preserve">2.25 [1.79, 2.98]</w:t>
-            </w:r>
-          </w:p>
-        </w:tc>
-        <w:tc>
-          <w:tcPr>
-            <w:tcBorders>
-              <w:bottom w:val="none" w:sz="0" w:space="0" w:color="000000"/>
-              <w:top w:val="none" w:sz="0" w:space="0" w:color="000000"/>
-              <w:left w:val="none" w:sz="0" w:space="0" w:color="000000"/>
-              <w:right w:val="none" w:sz="0" w:space="0" w:color="000000"/>
-            </w:tcBorders>
-            <w:shd w:val="clear" w:color="auto" w:fill="FFFFFF"/>
-            <w:tcMar>
-              <w:top w:w="0" w:type="dxa"/>
-              <w:bottom w:w="0" w:type="dxa"/>
-              <w:left w:w="0" w:type="dxa"/>
-              <w:right w:w="0" w:type="dxa"/>
-            </w:tcMar>
-            <w:vAlign w:val="center"/>
-          </w:tcPr>
-          <w:p>
-            <w:pPr>
-              <w:pStyle w:val="Normal"/>
-              <w:jc w:val="center"/>
-              <w:pBdr>
-                <w:bottom w:val="none" w:sz="0" w:space="0" w:color="000000"/>
-                <w:top w:val="none" w:sz="0" w:space="0" w:color="000000"/>
-                <w:left w:val="none" w:sz="0" w:space="0" w:color="000000"/>
-                <w:right w:val="none" w:sz="0" w:space="0" w:color="000000"/>
-              </w:pBdr>
-              <w:spacing w:after="100" w:before="100" w:line="240"/>
-              <w:ind w:left="100" w:right="100" w:firstLine="0" w:firstLineChars="0"/>
-            </w:pPr>
-            <w:r>
-              <w:rPr>
-                <w:rFonts w:ascii="Arial" w:hAnsi="Arial" w:eastAsia="Arial" w:cs="Arial"/>
-                <w:i w:val="false"/>
-                <w:b w:val="false"/>
-                <w:u w:val="none"/>
-                <w:sz w:val="22"/>
-                <w:szCs w:val="22"/>
-                <w:color w:val="000000"/>
-              </w:rPr>
-              <w:t xml:space="preserve">2.02 [1.30, 3.20]</w:t>
+              <w:t xml:space="preserve">Lipid intake (g)</w:t>
+            </w:r>
+          </w:p>
+        </w:tc>
+        <w:tc>
+          <w:tcPr>
+            <w:tcBorders>
+              <w:bottom w:val="none" w:sz="0" w:space="0" w:color="000000"/>
+              <w:top w:val="none" w:sz="0" w:space="0" w:color="000000"/>
+              <w:left w:val="none" w:sz="0" w:space="0" w:color="000000"/>
+              <w:right w:val="none" w:sz="0" w:space="0" w:color="000000"/>
+            </w:tcBorders>
+            <w:shd w:val="clear" w:color="auto" w:fill="FFFFFF"/>
+            <w:tcMar>
+              <w:top w:w="0" w:type="dxa"/>
+              <w:bottom w:w="0" w:type="dxa"/>
+              <w:left w:w="0" w:type="dxa"/>
+              <w:right w:w="0" w:type="dxa"/>
+            </w:tcMar>
+            <w:vAlign w:val="center"/>
+          </w:tcPr>
+          <w:p>
+            <w:pPr>
+              <w:pStyle w:val="Normal"/>
+              <w:jc w:val="center"/>
+              <w:pBdr>
+                <w:bottom w:val="none" w:sz="0" w:space="0" w:color="000000"/>
+                <w:top w:val="none" w:sz="0" w:space="0" w:color="000000"/>
+                <w:left w:val="none" w:sz="0" w:space="0" w:color="000000"/>
+                <w:right w:val="none" w:sz="0" w:space="0" w:color="000000"/>
+              </w:pBdr>
+              <w:spacing w:after="100" w:before="100" w:line="240"/>
+              <w:ind w:left="100" w:right="100" w:firstLine="0" w:firstLineChars="0"/>
+            </w:pPr>
+            <w:r>
+              <w:rPr>
+                <w:rFonts w:ascii="Arial" w:hAnsi="Arial" w:eastAsia="Arial" w:cs="Arial"/>
+                <w:i w:val="false"/>
+                <w:b w:val="false"/>
+                <w:u w:val="none"/>
+                <w:sz w:val="22"/>
+                <w:szCs w:val="22"/>
+                <w:color w:val="000000"/>
+              </w:rPr>
+              <w:t xml:space="preserve">74.6 [60.8, 88.1]</w:t>
+            </w:r>
+          </w:p>
+        </w:tc>
+        <w:tc>
+          <w:tcPr>
+            <w:tcBorders>
+              <w:bottom w:val="none" w:sz="0" w:space="0" w:color="000000"/>
+              <w:top w:val="none" w:sz="0" w:space="0" w:color="000000"/>
+              <w:left w:val="none" w:sz="0" w:space="0" w:color="000000"/>
+              <w:right w:val="none" w:sz="0" w:space="0" w:color="000000"/>
+            </w:tcBorders>
+            <w:shd w:val="clear" w:color="auto" w:fill="FFFFFF"/>
+            <w:tcMar>
+              <w:top w:w="0" w:type="dxa"/>
+              <w:bottom w:w="0" w:type="dxa"/>
+              <w:left w:w="0" w:type="dxa"/>
+              <w:right w:w="0" w:type="dxa"/>
+            </w:tcMar>
+            <w:vAlign w:val="center"/>
+          </w:tcPr>
+          <w:p>
+            <w:pPr>
+              <w:pStyle w:val="Normal"/>
+              <w:jc w:val="center"/>
+              <w:pBdr>
+                <w:bottom w:val="none" w:sz="0" w:space="0" w:color="000000"/>
+                <w:top w:val="none" w:sz="0" w:space="0" w:color="000000"/>
+                <w:left w:val="none" w:sz="0" w:space="0" w:color="000000"/>
+                <w:right w:val="none" w:sz="0" w:space="0" w:color="000000"/>
+              </w:pBdr>
+              <w:spacing w:after="100" w:before="100" w:line="240"/>
+              <w:ind w:left="100" w:right="100" w:firstLine="0" w:firstLineChars="0"/>
+            </w:pPr>
+            <w:r>
+              <w:rPr>
+                <w:rFonts w:ascii="Arial" w:hAnsi="Arial" w:eastAsia="Arial" w:cs="Arial"/>
+                <w:i w:val="false"/>
+                <w:b w:val="false"/>
+                <w:u w:val="none"/>
+                <w:sz w:val="22"/>
+                <w:szCs w:val="22"/>
+                <w:color w:val="000000"/>
+              </w:rPr>
+              <w:t xml:space="preserve">71.8 [53.2, 103]</w:t>
+            </w:r>
+          </w:p>
+        </w:tc>
+        <w:tc>
+          <w:tcPr>
+            <w:tcBorders>
+              <w:bottom w:val="none" w:sz="0" w:space="0" w:color="000000"/>
+              <w:top w:val="none" w:sz="0" w:space="0" w:color="000000"/>
+              <w:left w:val="none" w:sz="0" w:space="0" w:color="000000"/>
+              <w:right w:val="none" w:sz="0" w:space="0" w:color="000000"/>
+            </w:tcBorders>
+            <w:shd w:val="clear" w:color="auto" w:fill="FFFFFF"/>
+            <w:tcMar>
+              <w:top w:w="0" w:type="dxa"/>
+              <w:bottom w:w="0" w:type="dxa"/>
+              <w:left w:w="0" w:type="dxa"/>
+              <w:right w:w="0" w:type="dxa"/>
+            </w:tcMar>
+            <w:vAlign w:val="center"/>
+          </w:tcPr>
+          <w:p>
+            <w:pPr>
+              <w:pStyle w:val="Normal"/>
+              <w:jc w:val="center"/>
+              <w:pBdr>
+                <w:bottom w:val="none" w:sz="0" w:space="0" w:color="000000"/>
+                <w:top w:val="none" w:sz="0" w:space="0" w:color="000000"/>
+                <w:left w:val="none" w:sz="0" w:space="0" w:color="000000"/>
+                <w:right w:val="none" w:sz="0" w:space="0" w:color="000000"/>
+              </w:pBdr>
+              <w:spacing w:after="100" w:before="100" w:line="240"/>
+              <w:ind w:left="100" w:right="100" w:firstLine="0" w:firstLineChars="0"/>
+            </w:pPr>
+            <w:r>
+              <w:rPr>
+                <w:rFonts w:ascii="Arial" w:hAnsi="Arial" w:eastAsia="Arial" w:cs="Arial"/>
+                <w:i w:val="false"/>
+                <w:b w:val="false"/>
+                <w:u w:val="none"/>
+                <w:sz w:val="22"/>
+                <w:szCs w:val="22"/>
+                <w:color w:val="000000"/>
+              </w:rPr>
+              <w:t xml:space="preserve">74.6 [54.9, 95.7]</w:t>
             </w:r>
           </w:p>
         </w:tc>
@@ -7238,139 +7238,139 @@
                 <w:szCs w:val="22"/>
                 <w:color w:val="000000"/>
               </w:rPr>
-              <w:t xml:space="preserve">Gynoid fat mass (kg)</w:t>
-            </w:r>
-          </w:p>
-        </w:tc>
-        <w:tc>
-          <w:tcPr>
-            <w:tcBorders>
-              <w:bottom w:val="none" w:sz="0" w:space="0" w:color="000000"/>
-              <w:top w:val="none" w:sz="0" w:space="0" w:color="000000"/>
-              <w:left w:val="none" w:sz="0" w:space="0" w:color="000000"/>
-              <w:right w:val="none" w:sz="0" w:space="0" w:color="000000"/>
-            </w:tcBorders>
-            <w:shd w:val="clear" w:color="auto" w:fill="FFFFFF"/>
-            <w:tcMar>
-              <w:top w:w="0" w:type="dxa"/>
-              <w:bottom w:w="0" w:type="dxa"/>
-              <w:left w:w="0" w:type="dxa"/>
-              <w:right w:w="0" w:type="dxa"/>
-            </w:tcMar>
-            <w:vAlign w:val="center"/>
-          </w:tcPr>
-          <w:p>
-            <w:pPr>
-              <w:pStyle w:val="Normal"/>
-              <w:jc w:val="center"/>
-              <w:pBdr>
-                <w:bottom w:val="none" w:sz="0" w:space="0" w:color="000000"/>
-                <w:top w:val="none" w:sz="0" w:space="0" w:color="000000"/>
-                <w:left w:val="none" w:sz="0" w:space="0" w:color="000000"/>
-                <w:right w:val="none" w:sz="0" w:space="0" w:color="000000"/>
-              </w:pBdr>
-              <w:spacing w:after="100" w:before="100" w:line="240"/>
-              <w:ind w:left="100" w:right="100" w:firstLine="0" w:firstLineChars="0"/>
-            </w:pPr>
-            <w:r>
-              <w:rPr>
-                <w:rFonts w:ascii="Arial" w:hAnsi="Arial" w:eastAsia="Arial" w:cs="Arial"/>
-                <w:i w:val="false"/>
-                <w:b w:val="false"/>
-                <w:u w:val="none"/>
-                <w:sz w:val="22"/>
-                <w:szCs w:val="22"/>
-                <w:color w:val="000000"/>
-              </w:rPr>
-              <w:t xml:space="preserve">4.51 [4.12, 6.70]</w:t>
-            </w:r>
-          </w:p>
-        </w:tc>
-        <w:tc>
-          <w:tcPr>
-            <w:tcBorders>
-              <w:bottom w:val="none" w:sz="0" w:space="0" w:color="000000"/>
-              <w:top w:val="none" w:sz="0" w:space="0" w:color="000000"/>
-              <w:left w:val="none" w:sz="0" w:space="0" w:color="000000"/>
-              <w:right w:val="none" w:sz="0" w:space="0" w:color="000000"/>
-            </w:tcBorders>
-            <w:shd w:val="clear" w:color="auto" w:fill="FFFFFF"/>
-            <w:tcMar>
-              <w:top w:w="0" w:type="dxa"/>
-              <w:bottom w:w="0" w:type="dxa"/>
-              <w:left w:w="0" w:type="dxa"/>
-              <w:right w:w="0" w:type="dxa"/>
-            </w:tcMar>
-            <w:vAlign w:val="center"/>
-          </w:tcPr>
-          <w:p>
-            <w:pPr>
-              <w:pStyle w:val="Normal"/>
-              <w:jc w:val="center"/>
-              <w:pBdr>
-                <w:bottom w:val="none" w:sz="0" w:space="0" w:color="000000"/>
-                <w:top w:val="none" w:sz="0" w:space="0" w:color="000000"/>
-                <w:left w:val="none" w:sz="0" w:space="0" w:color="000000"/>
-                <w:right w:val="none" w:sz="0" w:space="0" w:color="000000"/>
-              </w:pBdr>
-              <w:spacing w:after="100" w:before="100" w:line="240"/>
-              <w:ind w:left="100" w:right="100" w:firstLine="0" w:firstLineChars="0"/>
-            </w:pPr>
-            <w:r>
-              <w:rPr>
-                <w:rFonts w:ascii="Arial" w:hAnsi="Arial" w:eastAsia="Arial" w:cs="Arial"/>
-                <w:i w:val="false"/>
-                <w:b w:val="false"/>
-                <w:u w:val="none"/>
-                <w:sz w:val="22"/>
-                <w:szCs w:val="22"/>
-                <w:color w:val="000000"/>
-              </w:rPr>
-              <w:t xml:space="preserve">5.08 [3.96, 5.70]</w:t>
-            </w:r>
-          </w:p>
-        </w:tc>
-        <w:tc>
-          <w:tcPr>
-            <w:tcBorders>
-              <w:bottom w:val="none" w:sz="0" w:space="0" w:color="000000"/>
-              <w:top w:val="none" w:sz="0" w:space="0" w:color="000000"/>
-              <w:left w:val="none" w:sz="0" w:space="0" w:color="000000"/>
-              <w:right w:val="none" w:sz="0" w:space="0" w:color="000000"/>
-            </w:tcBorders>
-            <w:shd w:val="clear" w:color="auto" w:fill="FFFFFF"/>
-            <w:tcMar>
-              <w:top w:w="0" w:type="dxa"/>
-              <w:bottom w:w="0" w:type="dxa"/>
-              <w:left w:w="0" w:type="dxa"/>
-              <w:right w:w="0" w:type="dxa"/>
-            </w:tcMar>
-            <w:vAlign w:val="center"/>
-          </w:tcPr>
-          <w:p>
-            <w:pPr>
-              <w:pStyle w:val="Normal"/>
-              <w:jc w:val="center"/>
-              <w:pBdr>
-                <w:bottom w:val="none" w:sz="0" w:space="0" w:color="000000"/>
-                <w:top w:val="none" w:sz="0" w:space="0" w:color="000000"/>
-                <w:left w:val="none" w:sz="0" w:space="0" w:color="000000"/>
-                <w:right w:val="none" w:sz="0" w:space="0" w:color="000000"/>
-              </w:pBdr>
-              <w:spacing w:after="100" w:before="100" w:line="240"/>
-              <w:ind w:left="100" w:right="100" w:firstLine="0" w:firstLineChars="0"/>
-            </w:pPr>
-            <w:r>
-              <w:rPr>
-                <w:rFonts w:ascii="Arial" w:hAnsi="Arial" w:eastAsia="Arial" w:cs="Arial"/>
-                <w:i w:val="false"/>
-                <w:b w:val="false"/>
-                <w:u w:val="none"/>
-                <w:sz w:val="22"/>
-                <w:szCs w:val="22"/>
-                <w:color w:val="000000"/>
-              </w:rPr>
-              <w:t xml:space="preserve">4.79 [4.11, 5.75]</w:t>
+              <w:t xml:space="preserve">Carbohydrate intake (g)</w:t>
+            </w:r>
+          </w:p>
+        </w:tc>
+        <w:tc>
+          <w:tcPr>
+            <w:tcBorders>
+              <w:bottom w:val="none" w:sz="0" w:space="0" w:color="000000"/>
+              <w:top w:val="none" w:sz="0" w:space="0" w:color="000000"/>
+              <w:left w:val="none" w:sz="0" w:space="0" w:color="000000"/>
+              <w:right w:val="none" w:sz="0" w:space="0" w:color="000000"/>
+            </w:tcBorders>
+            <w:shd w:val="clear" w:color="auto" w:fill="FFFFFF"/>
+            <w:tcMar>
+              <w:top w:w="0" w:type="dxa"/>
+              <w:bottom w:w="0" w:type="dxa"/>
+              <w:left w:w="0" w:type="dxa"/>
+              <w:right w:w="0" w:type="dxa"/>
+            </w:tcMar>
+            <w:vAlign w:val="center"/>
+          </w:tcPr>
+          <w:p>
+            <w:pPr>
+              <w:pStyle w:val="Normal"/>
+              <w:jc w:val="center"/>
+              <w:pBdr>
+                <w:bottom w:val="none" w:sz="0" w:space="0" w:color="000000"/>
+                <w:top w:val="none" w:sz="0" w:space="0" w:color="000000"/>
+                <w:left w:val="none" w:sz="0" w:space="0" w:color="000000"/>
+                <w:right w:val="none" w:sz="0" w:space="0" w:color="000000"/>
+              </w:pBdr>
+              <w:spacing w:after="100" w:before="100" w:line="240"/>
+              <w:ind w:left="100" w:right="100" w:firstLine="0" w:firstLineChars="0"/>
+            </w:pPr>
+            <w:r>
+              <w:rPr>
+                <w:rFonts w:ascii="Arial" w:hAnsi="Arial" w:eastAsia="Arial" w:cs="Arial"/>
+                <w:i w:val="false"/>
+                <w:b w:val="false"/>
+                <w:u w:val="none"/>
+                <w:sz w:val="22"/>
+                <w:szCs w:val="22"/>
+                <w:color w:val="000000"/>
+              </w:rPr>
+              <w:t xml:space="preserve">166 [140, 205]</w:t>
+            </w:r>
+          </w:p>
+        </w:tc>
+        <w:tc>
+          <w:tcPr>
+            <w:tcBorders>
+              <w:bottom w:val="none" w:sz="0" w:space="0" w:color="000000"/>
+              <w:top w:val="none" w:sz="0" w:space="0" w:color="000000"/>
+              <w:left w:val="none" w:sz="0" w:space="0" w:color="000000"/>
+              <w:right w:val="none" w:sz="0" w:space="0" w:color="000000"/>
+            </w:tcBorders>
+            <w:shd w:val="clear" w:color="auto" w:fill="FFFFFF"/>
+            <w:tcMar>
+              <w:top w:w="0" w:type="dxa"/>
+              <w:bottom w:w="0" w:type="dxa"/>
+              <w:left w:w="0" w:type="dxa"/>
+              <w:right w:w="0" w:type="dxa"/>
+            </w:tcMar>
+            <w:vAlign w:val="center"/>
+          </w:tcPr>
+          <w:p>
+            <w:pPr>
+              <w:pStyle w:val="Normal"/>
+              <w:jc w:val="center"/>
+              <w:pBdr>
+                <w:bottom w:val="none" w:sz="0" w:space="0" w:color="000000"/>
+                <w:top w:val="none" w:sz="0" w:space="0" w:color="000000"/>
+                <w:left w:val="none" w:sz="0" w:space="0" w:color="000000"/>
+                <w:right w:val="none" w:sz="0" w:space="0" w:color="000000"/>
+              </w:pBdr>
+              <w:spacing w:after="100" w:before="100" w:line="240"/>
+              <w:ind w:left="100" w:right="100" w:firstLine="0" w:firstLineChars="0"/>
+            </w:pPr>
+            <w:r>
+              <w:rPr>
+                <w:rFonts w:ascii="Arial" w:hAnsi="Arial" w:eastAsia="Arial" w:cs="Arial"/>
+                <w:i w:val="false"/>
+                <w:b w:val="false"/>
+                <w:u w:val="none"/>
+                <w:sz w:val="22"/>
+                <w:szCs w:val="22"/>
+                <w:color w:val="000000"/>
+              </w:rPr>
+              <w:t xml:space="preserve">217 [146, 296]</w:t>
+            </w:r>
+          </w:p>
+        </w:tc>
+        <w:tc>
+          <w:tcPr>
+            <w:tcBorders>
+              <w:bottom w:val="none" w:sz="0" w:space="0" w:color="000000"/>
+              <w:top w:val="none" w:sz="0" w:space="0" w:color="000000"/>
+              <w:left w:val="none" w:sz="0" w:space="0" w:color="000000"/>
+              <w:right w:val="none" w:sz="0" w:space="0" w:color="000000"/>
+            </w:tcBorders>
+            <w:shd w:val="clear" w:color="auto" w:fill="FFFFFF"/>
+            <w:tcMar>
+              <w:top w:w="0" w:type="dxa"/>
+              <w:bottom w:w="0" w:type="dxa"/>
+              <w:left w:w="0" w:type="dxa"/>
+              <w:right w:w="0" w:type="dxa"/>
+            </w:tcMar>
+            <w:vAlign w:val="center"/>
+          </w:tcPr>
+          <w:p>
+            <w:pPr>
+              <w:pStyle w:val="Normal"/>
+              <w:jc w:val="center"/>
+              <w:pBdr>
+                <w:bottom w:val="none" w:sz="0" w:space="0" w:color="000000"/>
+                <w:top w:val="none" w:sz="0" w:space="0" w:color="000000"/>
+                <w:left w:val="none" w:sz="0" w:space="0" w:color="000000"/>
+                <w:right w:val="none" w:sz="0" w:space="0" w:color="000000"/>
+              </w:pBdr>
+              <w:spacing w:after="100" w:before="100" w:line="240"/>
+              <w:ind w:left="100" w:right="100" w:firstLine="0" w:firstLineChars="0"/>
+            </w:pPr>
+            <w:r>
+              <w:rPr>
+                <w:rFonts w:ascii="Arial" w:hAnsi="Arial" w:eastAsia="Arial" w:cs="Arial"/>
+                <w:i w:val="false"/>
+                <w:b w:val="false"/>
+                <w:u w:val="none"/>
+                <w:sz w:val="22"/>
+                <w:szCs w:val="22"/>
+                <w:color w:val="000000"/>
+              </w:rPr>
+              <w:t xml:space="preserve">181 [143, 231]</w:t>
             </w:r>
           </w:p>
         </w:tc>
@@ -7420,139 +7420,139 @@
                 <w:szCs w:val="22"/>
                 <w:color w:val="000000"/>
               </w:rPr>
-              <w:t xml:space="preserve">Total lean mass (kg)</w:t>
-            </w:r>
-          </w:p>
-        </w:tc>
-        <w:tc>
-          <w:tcPr>
-            <w:tcBorders>
-              <w:bottom w:val="none" w:sz="0" w:space="0" w:color="000000"/>
-              <w:top w:val="none" w:sz="0" w:space="0" w:color="000000"/>
-              <w:left w:val="none" w:sz="0" w:space="0" w:color="000000"/>
-              <w:right w:val="none" w:sz="0" w:space="0" w:color="000000"/>
-            </w:tcBorders>
-            <w:shd w:val="clear" w:color="auto" w:fill="FFFFFF"/>
-            <w:tcMar>
-              <w:top w:w="0" w:type="dxa"/>
-              <w:bottom w:w="0" w:type="dxa"/>
-              <w:left w:w="0" w:type="dxa"/>
-              <w:right w:w="0" w:type="dxa"/>
-            </w:tcMar>
-            <w:vAlign w:val="center"/>
-          </w:tcPr>
-          <w:p>
-            <w:pPr>
-              <w:pStyle w:val="Normal"/>
-              <w:jc w:val="center"/>
-              <w:pBdr>
-                <w:bottom w:val="none" w:sz="0" w:space="0" w:color="000000"/>
-                <w:top w:val="none" w:sz="0" w:space="0" w:color="000000"/>
-                <w:left w:val="none" w:sz="0" w:space="0" w:color="000000"/>
-                <w:right w:val="none" w:sz="0" w:space="0" w:color="000000"/>
-              </w:pBdr>
-              <w:spacing w:after="100" w:before="100" w:line="240"/>
-              <w:ind w:left="100" w:right="100" w:firstLine="0" w:firstLineChars="0"/>
-            </w:pPr>
-            <w:r>
-              <w:rPr>
-                <w:rFonts w:ascii="Arial" w:hAnsi="Arial" w:eastAsia="Arial" w:cs="Arial"/>
-                <w:i w:val="false"/>
-                <w:b w:val="false"/>
-                <w:u w:val="none"/>
-                <w:sz w:val="22"/>
-                <w:szCs w:val="22"/>
-                <w:color w:val="000000"/>
-              </w:rPr>
-              <w:t xml:space="preserve">41.9 [37.3, 45.7]</w:t>
-            </w:r>
-          </w:p>
-        </w:tc>
-        <w:tc>
-          <w:tcPr>
-            <w:tcBorders>
-              <w:bottom w:val="none" w:sz="0" w:space="0" w:color="000000"/>
-              <w:top w:val="none" w:sz="0" w:space="0" w:color="000000"/>
-              <w:left w:val="none" w:sz="0" w:space="0" w:color="000000"/>
-              <w:right w:val="none" w:sz="0" w:space="0" w:color="000000"/>
-            </w:tcBorders>
-            <w:shd w:val="clear" w:color="auto" w:fill="FFFFFF"/>
-            <w:tcMar>
-              <w:top w:w="0" w:type="dxa"/>
-              <w:bottom w:w="0" w:type="dxa"/>
-              <w:left w:w="0" w:type="dxa"/>
-              <w:right w:w="0" w:type="dxa"/>
-            </w:tcMar>
-            <w:vAlign w:val="center"/>
-          </w:tcPr>
-          <w:p>
-            <w:pPr>
-              <w:pStyle w:val="Normal"/>
-              <w:jc w:val="center"/>
-              <w:pBdr>
-                <w:bottom w:val="none" w:sz="0" w:space="0" w:color="000000"/>
-                <w:top w:val="none" w:sz="0" w:space="0" w:color="000000"/>
-                <w:left w:val="none" w:sz="0" w:space="0" w:color="000000"/>
-                <w:right w:val="none" w:sz="0" w:space="0" w:color="000000"/>
-              </w:pBdr>
-              <w:spacing w:after="100" w:before="100" w:line="240"/>
-              <w:ind w:left="100" w:right="100" w:firstLine="0" w:firstLineChars="0"/>
-            </w:pPr>
-            <w:r>
-              <w:rPr>
-                <w:rFonts w:ascii="Arial" w:hAnsi="Arial" w:eastAsia="Arial" w:cs="Arial"/>
-                <w:i w:val="false"/>
-                <w:b w:val="false"/>
-                <w:u w:val="none"/>
-                <w:sz w:val="22"/>
-                <w:szCs w:val="22"/>
-                <w:color w:val="000000"/>
-              </w:rPr>
-              <w:t xml:space="preserve">40.6 [37.9, 44.4]</w:t>
-            </w:r>
-          </w:p>
-        </w:tc>
-        <w:tc>
-          <w:tcPr>
-            <w:tcBorders>
-              <w:bottom w:val="none" w:sz="0" w:space="0" w:color="000000"/>
-              <w:top w:val="none" w:sz="0" w:space="0" w:color="000000"/>
-              <w:left w:val="none" w:sz="0" w:space="0" w:color="000000"/>
-              <w:right w:val="none" w:sz="0" w:space="0" w:color="000000"/>
-            </w:tcBorders>
-            <w:shd w:val="clear" w:color="auto" w:fill="FFFFFF"/>
-            <w:tcMar>
-              <w:top w:w="0" w:type="dxa"/>
-              <w:bottom w:w="0" w:type="dxa"/>
-              <w:left w:w="0" w:type="dxa"/>
-              <w:right w:w="0" w:type="dxa"/>
-            </w:tcMar>
-            <w:vAlign w:val="center"/>
-          </w:tcPr>
-          <w:p>
-            <w:pPr>
-              <w:pStyle w:val="Normal"/>
-              <w:jc w:val="center"/>
-              <w:pBdr>
-                <w:bottom w:val="none" w:sz="0" w:space="0" w:color="000000"/>
-                <w:top w:val="none" w:sz="0" w:space="0" w:color="000000"/>
-                <w:left w:val="none" w:sz="0" w:space="0" w:color="000000"/>
-                <w:right w:val="none" w:sz="0" w:space="0" w:color="000000"/>
-              </w:pBdr>
-              <w:spacing w:after="100" w:before="100" w:line="240"/>
-              <w:ind w:left="100" w:right="100" w:firstLine="0" w:firstLineChars="0"/>
-            </w:pPr>
-            <w:r>
-              <w:rPr>
-                <w:rFonts w:ascii="Arial" w:hAnsi="Arial" w:eastAsia="Arial" w:cs="Arial"/>
-                <w:i w:val="false"/>
-                <w:b w:val="false"/>
-                <w:u w:val="none"/>
-                <w:sz w:val="22"/>
-                <w:szCs w:val="22"/>
-                <w:color w:val="000000"/>
-              </w:rPr>
-              <w:t xml:space="preserve">41.4 [37.8, 45.7]</w:t>
+              <w:t xml:space="preserve">Protein intake (g)</w:t>
+            </w:r>
+          </w:p>
+        </w:tc>
+        <w:tc>
+          <w:tcPr>
+            <w:tcBorders>
+              <w:bottom w:val="none" w:sz="0" w:space="0" w:color="000000"/>
+              <w:top w:val="none" w:sz="0" w:space="0" w:color="000000"/>
+              <w:left w:val="none" w:sz="0" w:space="0" w:color="000000"/>
+              <w:right w:val="none" w:sz="0" w:space="0" w:color="000000"/>
+            </w:tcBorders>
+            <w:shd w:val="clear" w:color="auto" w:fill="FFFFFF"/>
+            <w:tcMar>
+              <w:top w:w="0" w:type="dxa"/>
+              <w:bottom w:w="0" w:type="dxa"/>
+              <w:left w:w="0" w:type="dxa"/>
+              <w:right w:w="0" w:type="dxa"/>
+            </w:tcMar>
+            <w:vAlign w:val="center"/>
+          </w:tcPr>
+          <w:p>
+            <w:pPr>
+              <w:pStyle w:val="Normal"/>
+              <w:jc w:val="center"/>
+              <w:pBdr>
+                <w:bottom w:val="none" w:sz="0" w:space="0" w:color="000000"/>
+                <w:top w:val="none" w:sz="0" w:space="0" w:color="000000"/>
+                <w:left w:val="none" w:sz="0" w:space="0" w:color="000000"/>
+                <w:right w:val="none" w:sz="0" w:space="0" w:color="000000"/>
+              </w:pBdr>
+              <w:spacing w:after="100" w:before="100" w:line="240"/>
+              <w:ind w:left="100" w:right="100" w:firstLine="0" w:firstLineChars="0"/>
+            </w:pPr>
+            <w:r>
+              <w:rPr>
+                <w:rFonts w:ascii="Arial" w:hAnsi="Arial" w:eastAsia="Arial" w:cs="Arial"/>
+                <w:i w:val="false"/>
+                <w:b w:val="false"/>
+                <w:u w:val="none"/>
+                <w:sz w:val="22"/>
+                <w:szCs w:val="22"/>
+                <w:color w:val="000000"/>
+              </w:rPr>
+              <w:t xml:space="preserve">72.2 [57.7, 77.1]</w:t>
+            </w:r>
+          </w:p>
+        </w:tc>
+        <w:tc>
+          <w:tcPr>
+            <w:tcBorders>
+              <w:bottom w:val="none" w:sz="0" w:space="0" w:color="000000"/>
+              <w:top w:val="none" w:sz="0" w:space="0" w:color="000000"/>
+              <w:left w:val="none" w:sz="0" w:space="0" w:color="000000"/>
+              <w:right w:val="none" w:sz="0" w:space="0" w:color="000000"/>
+            </w:tcBorders>
+            <w:shd w:val="clear" w:color="auto" w:fill="FFFFFF"/>
+            <w:tcMar>
+              <w:top w:w="0" w:type="dxa"/>
+              <w:bottom w:w="0" w:type="dxa"/>
+              <w:left w:w="0" w:type="dxa"/>
+              <w:right w:w="0" w:type="dxa"/>
+            </w:tcMar>
+            <w:vAlign w:val="center"/>
+          </w:tcPr>
+          <w:p>
+            <w:pPr>
+              <w:pStyle w:val="Normal"/>
+              <w:jc w:val="center"/>
+              <w:pBdr>
+                <w:bottom w:val="none" w:sz="0" w:space="0" w:color="000000"/>
+                <w:top w:val="none" w:sz="0" w:space="0" w:color="000000"/>
+                <w:left w:val="none" w:sz="0" w:space="0" w:color="000000"/>
+                <w:right w:val="none" w:sz="0" w:space="0" w:color="000000"/>
+              </w:pBdr>
+              <w:spacing w:after="100" w:before="100" w:line="240"/>
+              <w:ind w:left="100" w:right="100" w:firstLine="0" w:firstLineChars="0"/>
+            </w:pPr>
+            <w:r>
+              <w:rPr>
+                <w:rFonts w:ascii="Arial" w:hAnsi="Arial" w:eastAsia="Arial" w:cs="Arial"/>
+                <w:i w:val="false"/>
+                <w:b w:val="false"/>
+                <w:u w:val="none"/>
+                <w:sz w:val="22"/>
+                <w:szCs w:val="22"/>
+                <w:color w:val="000000"/>
+              </w:rPr>
+              <w:t xml:space="preserve">81.5 [68.4, 88.4]</w:t>
+            </w:r>
+          </w:p>
+        </w:tc>
+        <w:tc>
+          <w:tcPr>
+            <w:tcBorders>
+              <w:bottom w:val="none" w:sz="0" w:space="0" w:color="000000"/>
+              <w:top w:val="none" w:sz="0" w:space="0" w:color="000000"/>
+              <w:left w:val="none" w:sz="0" w:space="0" w:color="000000"/>
+              <w:right w:val="none" w:sz="0" w:space="0" w:color="000000"/>
+            </w:tcBorders>
+            <w:shd w:val="clear" w:color="auto" w:fill="FFFFFF"/>
+            <w:tcMar>
+              <w:top w:w="0" w:type="dxa"/>
+              <w:bottom w:w="0" w:type="dxa"/>
+              <w:left w:w="0" w:type="dxa"/>
+              <w:right w:w="0" w:type="dxa"/>
+            </w:tcMar>
+            <w:vAlign w:val="center"/>
+          </w:tcPr>
+          <w:p>
+            <w:pPr>
+              <w:pStyle w:val="Normal"/>
+              <w:jc w:val="center"/>
+              <w:pBdr>
+                <w:bottom w:val="none" w:sz="0" w:space="0" w:color="000000"/>
+                <w:top w:val="none" w:sz="0" w:space="0" w:color="000000"/>
+                <w:left w:val="none" w:sz="0" w:space="0" w:color="000000"/>
+                <w:right w:val="none" w:sz="0" w:space="0" w:color="000000"/>
+              </w:pBdr>
+              <w:spacing w:after="100" w:before="100" w:line="240"/>
+              <w:ind w:left="100" w:right="100" w:firstLine="0" w:firstLineChars="0"/>
+            </w:pPr>
+            <w:r>
+              <w:rPr>
+                <w:rFonts w:ascii="Arial" w:hAnsi="Arial" w:eastAsia="Arial" w:cs="Arial"/>
+                <w:i w:val="false"/>
+                <w:b w:val="false"/>
+                <w:u w:val="none"/>
+                <w:sz w:val="22"/>
+                <w:szCs w:val="22"/>
+                <w:color w:val="000000"/>
+              </w:rPr>
+              <w:t xml:space="preserve">77.6 [62.6, 85.9]</w:t>
             </w:r>
           </w:p>
         </w:tc>
@@ -7602,139 +7602,139 @@
                 <w:szCs w:val="22"/>
                 <w:color w:val="000000"/>
               </w:rPr>
-              <w:t xml:space="preserve">All IFN  Z-Score (SD)</w:t>
-            </w:r>
-          </w:p>
-        </w:tc>
-        <w:tc>
-          <w:tcPr>
-            <w:tcBorders>
-              <w:bottom w:val="none" w:sz="0" w:space="0" w:color="000000"/>
-              <w:top w:val="none" w:sz="0" w:space="0" w:color="000000"/>
-              <w:left w:val="none" w:sz="0" w:space="0" w:color="000000"/>
-              <w:right w:val="none" w:sz="0" w:space="0" w:color="000000"/>
-            </w:tcBorders>
-            <w:shd w:val="clear" w:color="auto" w:fill="FFFFFF"/>
-            <w:tcMar>
-              <w:top w:w="0" w:type="dxa"/>
-              <w:bottom w:w="0" w:type="dxa"/>
-              <w:left w:w="0" w:type="dxa"/>
-              <w:right w:w="0" w:type="dxa"/>
-            </w:tcMar>
-            <w:vAlign w:val="center"/>
-          </w:tcPr>
-          <w:p>
-            <w:pPr>
-              <w:pStyle w:val="Normal"/>
-              <w:jc w:val="center"/>
-              <w:pBdr>
-                <w:bottom w:val="none" w:sz="0" w:space="0" w:color="000000"/>
-                <w:top w:val="none" w:sz="0" w:space="0" w:color="000000"/>
-                <w:left w:val="none" w:sz="0" w:space="0" w:color="000000"/>
-                <w:right w:val="none" w:sz="0" w:space="0" w:color="000000"/>
-              </w:pBdr>
-              <w:spacing w:after="100" w:before="100" w:line="240"/>
-              <w:ind w:left="100" w:right="100" w:firstLine="0" w:firstLineChars="0"/>
-            </w:pPr>
-            <w:r>
-              <w:rPr>
-                <w:rFonts w:ascii="Arial" w:hAnsi="Arial" w:eastAsia="Arial" w:cs="Arial"/>
-                <w:i w:val="false"/>
-                <w:b w:val="false"/>
-                <w:u w:val="none"/>
-                <w:sz w:val="22"/>
-                <w:szCs w:val="22"/>
-                <w:color w:val="000000"/>
-              </w:rPr>
-              <w:t xml:space="preserve">3.40 [1.00, 4.57]</w:t>
-            </w:r>
-          </w:p>
-        </w:tc>
-        <w:tc>
-          <w:tcPr>
-            <w:tcBorders>
-              <w:bottom w:val="none" w:sz="0" w:space="0" w:color="000000"/>
-              <w:top w:val="none" w:sz="0" w:space="0" w:color="000000"/>
-              <w:left w:val="none" w:sz="0" w:space="0" w:color="000000"/>
-              <w:right w:val="none" w:sz="0" w:space="0" w:color="000000"/>
-            </w:tcBorders>
-            <w:shd w:val="clear" w:color="auto" w:fill="FFFFFF"/>
-            <w:tcMar>
-              <w:top w:w="0" w:type="dxa"/>
-              <w:bottom w:w="0" w:type="dxa"/>
-              <w:left w:w="0" w:type="dxa"/>
-              <w:right w:w="0" w:type="dxa"/>
-            </w:tcMar>
-            <w:vAlign w:val="center"/>
-          </w:tcPr>
-          <w:p>
-            <w:pPr>
-              <w:pStyle w:val="Normal"/>
-              <w:jc w:val="center"/>
-              <w:pBdr>
-                <w:bottom w:val="none" w:sz="0" w:space="0" w:color="000000"/>
-                <w:top w:val="none" w:sz="0" w:space="0" w:color="000000"/>
-                <w:left w:val="none" w:sz="0" w:space="0" w:color="000000"/>
-                <w:right w:val="none" w:sz="0" w:space="0" w:color="000000"/>
-              </w:pBdr>
-              <w:spacing w:after="100" w:before="100" w:line="240"/>
-              <w:ind w:left="100" w:right="100" w:firstLine="0" w:firstLineChars="0"/>
-            </w:pPr>
-            <w:r>
-              <w:rPr>
-                <w:rFonts w:ascii="Arial" w:hAnsi="Arial" w:eastAsia="Arial" w:cs="Arial"/>
-                <w:i w:val="false"/>
-                <w:b w:val="false"/>
-                <w:u w:val="none"/>
-                <w:sz w:val="22"/>
-                <w:szCs w:val="22"/>
-                <w:color w:val="000000"/>
-              </w:rPr>
-              <w:t xml:space="preserve">1.77 [0.383, 3.42]</w:t>
-            </w:r>
-          </w:p>
-        </w:tc>
-        <w:tc>
-          <w:tcPr>
-            <w:tcBorders>
-              <w:bottom w:val="none" w:sz="0" w:space="0" w:color="000000"/>
-              <w:top w:val="none" w:sz="0" w:space="0" w:color="000000"/>
-              <w:left w:val="none" w:sz="0" w:space="0" w:color="000000"/>
-              <w:right w:val="none" w:sz="0" w:space="0" w:color="000000"/>
-            </w:tcBorders>
-            <w:shd w:val="clear" w:color="auto" w:fill="FFFFFF"/>
-            <w:tcMar>
-              <w:top w:w="0" w:type="dxa"/>
-              <w:bottom w:w="0" w:type="dxa"/>
-              <w:left w:w="0" w:type="dxa"/>
-              <w:right w:w="0" w:type="dxa"/>
-            </w:tcMar>
-            <w:vAlign w:val="center"/>
-          </w:tcPr>
-          <w:p>
-            <w:pPr>
-              <w:pStyle w:val="Normal"/>
-              <w:jc w:val="center"/>
-              <w:pBdr>
-                <w:bottom w:val="none" w:sz="0" w:space="0" w:color="000000"/>
-                <w:top w:val="none" w:sz="0" w:space="0" w:color="000000"/>
-                <w:left w:val="none" w:sz="0" w:space="0" w:color="000000"/>
-                <w:right w:val="none" w:sz="0" w:space="0" w:color="000000"/>
-              </w:pBdr>
-              <w:spacing w:after="100" w:before="100" w:line="240"/>
-              <w:ind w:left="100" w:right="100" w:firstLine="0" w:firstLineChars="0"/>
-            </w:pPr>
-            <w:r>
-              <w:rPr>
-                <w:rFonts w:ascii="Arial" w:hAnsi="Arial" w:eastAsia="Arial" w:cs="Arial"/>
-                <w:i w:val="false"/>
-                <w:b w:val="false"/>
-                <w:u w:val="none"/>
-                <w:sz w:val="22"/>
-                <w:szCs w:val="22"/>
-                <w:color w:val="000000"/>
-              </w:rPr>
-              <w:t xml:space="preserve">2.83 [0.434, 4.20]</w:t>
+              <w:t xml:space="preserve">Adipose Tissue on DXA scan (%)</w:t>
+            </w:r>
+          </w:p>
+        </w:tc>
+        <w:tc>
+          <w:tcPr>
+            <w:tcBorders>
+              <w:bottom w:val="none" w:sz="0" w:space="0" w:color="000000"/>
+              <w:top w:val="none" w:sz="0" w:space="0" w:color="000000"/>
+              <w:left w:val="none" w:sz="0" w:space="0" w:color="000000"/>
+              <w:right w:val="none" w:sz="0" w:space="0" w:color="000000"/>
+            </w:tcBorders>
+            <w:shd w:val="clear" w:color="auto" w:fill="FFFFFF"/>
+            <w:tcMar>
+              <w:top w:w="0" w:type="dxa"/>
+              <w:bottom w:w="0" w:type="dxa"/>
+              <w:left w:w="0" w:type="dxa"/>
+              <w:right w:w="0" w:type="dxa"/>
+            </w:tcMar>
+            <w:vAlign w:val="center"/>
+          </w:tcPr>
+          <w:p>
+            <w:pPr>
+              <w:pStyle w:val="Normal"/>
+              <w:jc w:val="center"/>
+              <w:pBdr>
+                <w:bottom w:val="none" w:sz="0" w:space="0" w:color="000000"/>
+                <w:top w:val="none" w:sz="0" w:space="0" w:color="000000"/>
+                <w:left w:val="none" w:sz="0" w:space="0" w:color="000000"/>
+                <w:right w:val="none" w:sz="0" w:space="0" w:color="000000"/>
+              </w:pBdr>
+              <w:spacing w:after="100" w:before="100" w:line="240"/>
+              <w:ind w:left="100" w:right="100" w:firstLine="0" w:firstLineChars="0"/>
+            </w:pPr>
+            <w:r>
+              <w:rPr>
+                <w:rFonts w:ascii="Arial" w:hAnsi="Arial" w:eastAsia="Arial" w:cs="Arial"/>
+                <w:i w:val="false"/>
+                <w:b w:val="false"/>
+                <w:u w:val="none"/>
+                <w:sz w:val="22"/>
+                <w:szCs w:val="22"/>
+                <w:color w:val="000000"/>
+              </w:rPr>
+              <w:t xml:space="preserve">35.2 [30.8, 41.6]</w:t>
+            </w:r>
+          </w:p>
+        </w:tc>
+        <w:tc>
+          <w:tcPr>
+            <w:tcBorders>
+              <w:bottom w:val="none" w:sz="0" w:space="0" w:color="000000"/>
+              <w:top w:val="none" w:sz="0" w:space="0" w:color="000000"/>
+              <w:left w:val="none" w:sz="0" w:space="0" w:color="000000"/>
+              <w:right w:val="none" w:sz="0" w:space="0" w:color="000000"/>
+            </w:tcBorders>
+            <w:shd w:val="clear" w:color="auto" w:fill="FFFFFF"/>
+            <w:tcMar>
+              <w:top w:w="0" w:type="dxa"/>
+              <w:bottom w:w="0" w:type="dxa"/>
+              <w:left w:w="0" w:type="dxa"/>
+              <w:right w:w="0" w:type="dxa"/>
+            </w:tcMar>
+            <w:vAlign w:val="center"/>
+          </w:tcPr>
+          <w:p>
+            <w:pPr>
+              <w:pStyle w:val="Normal"/>
+              <w:jc w:val="center"/>
+              <w:pBdr>
+                <w:bottom w:val="none" w:sz="0" w:space="0" w:color="000000"/>
+                <w:top w:val="none" w:sz="0" w:space="0" w:color="000000"/>
+                <w:left w:val="none" w:sz="0" w:space="0" w:color="000000"/>
+                <w:right w:val="none" w:sz="0" w:space="0" w:color="000000"/>
+              </w:pBdr>
+              <w:spacing w:after="100" w:before="100" w:line="240"/>
+              <w:ind w:left="100" w:right="100" w:firstLine="0" w:firstLineChars="0"/>
+            </w:pPr>
+            <w:r>
+              <w:rPr>
+                <w:rFonts w:ascii="Arial" w:hAnsi="Arial" w:eastAsia="Arial" w:cs="Arial"/>
+                <w:i w:val="false"/>
+                <w:b w:val="false"/>
+                <w:u w:val="none"/>
+                <w:sz w:val="22"/>
+                <w:szCs w:val="22"/>
+                <w:color w:val="000000"/>
+              </w:rPr>
+              <w:t xml:space="preserve">37.3 [31.6, 41.3]</w:t>
+            </w:r>
+          </w:p>
+        </w:tc>
+        <w:tc>
+          <w:tcPr>
+            <w:tcBorders>
+              <w:bottom w:val="none" w:sz="0" w:space="0" w:color="000000"/>
+              <w:top w:val="none" w:sz="0" w:space="0" w:color="000000"/>
+              <w:left w:val="none" w:sz="0" w:space="0" w:color="000000"/>
+              <w:right w:val="none" w:sz="0" w:space="0" w:color="000000"/>
+            </w:tcBorders>
+            <w:shd w:val="clear" w:color="auto" w:fill="FFFFFF"/>
+            <w:tcMar>
+              <w:top w:w="0" w:type="dxa"/>
+              <w:bottom w:w="0" w:type="dxa"/>
+              <w:left w:w="0" w:type="dxa"/>
+              <w:right w:w="0" w:type="dxa"/>
+            </w:tcMar>
+            <w:vAlign w:val="center"/>
+          </w:tcPr>
+          <w:p>
+            <w:pPr>
+              <w:pStyle w:val="Normal"/>
+              <w:jc w:val="center"/>
+              <w:pBdr>
+                <w:bottom w:val="none" w:sz="0" w:space="0" w:color="000000"/>
+                <w:top w:val="none" w:sz="0" w:space="0" w:color="000000"/>
+                <w:left w:val="none" w:sz="0" w:space="0" w:color="000000"/>
+                <w:right w:val="none" w:sz="0" w:space="0" w:color="000000"/>
+              </w:pBdr>
+              <w:spacing w:after="100" w:before="100" w:line="240"/>
+              <w:ind w:left="100" w:right="100" w:firstLine="0" w:firstLineChars="0"/>
+            </w:pPr>
+            <w:r>
+              <w:rPr>
+                <w:rFonts w:ascii="Arial" w:hAnsi="Arial" w:eastAsia="Arial" w:cs="Arial"/>
+                <w:i w:val="false"/>
+                <w:b w:val="false"/>
+                <w:u w:val="none"/>
+                <w:sz w:val="22"/>
+                <w:szCs w:val="22"/>
+                <w:color w:val="000000"/>
+              </w:rPr>
+              <w:t xml:space="preserve">36.3 [31.3, 41.5]</w:t>
             </w:r>
           </w:p>
         </w:tc>
@@ -7784,139 +7784,139 @@
                 <w:szCs w:val="22"/>
                 <w:color w:val="000000"/>
               </w:rPr>
-              <w:t xml:space="preserve">IFN-1  Z-Score (SD)</w:t>
-            </w:r>
-          </w:p>
-        </w:tc>
-        <w:tc>
-          <w:tcPr>
-            <w:tcBorders>
-              <w:bottom w:val="none" w:sz="0" w:space="0" w:color="000000"/>
-              <w:top w:val="none" w:sz="0" w:space="0" w:color="000000"/>
-              <w:left w:val="none" w:sz="0" w:space="0" w:color="000000"/>
-              <w:right w:val="none" w:sz="0" w:space="0" w:color="000000"/>
-            </w:tcBorders>
-            <w:shd w:val="clear" w:color="auto" w:fill="FFFFFF"/>
-            <w:tcMar>
-              <w:top w:w="0" w:type="dxa"/>
-              <w:bottom w:w="0" w:type="dxa"/>
-              <w:left w:w="0" w:type="dxa"/>
-              <w:right w:w="0" w:type="dxa"/>
-            </w:tcMar>
-            <w:vAlign w:val="center"/>
-          </w:tcPr>
-          <w:p>
-            <w:pPr>
-              <w:pStyle w:val="Normal"/>
-              <w:jc w:val="center"/>
-              <w:pBdr>
-                <w:bottom w:val="none" w:sz="0" w:space="0" w:color="000000"/>
-                <w:top w:val="none" w:sz="0" w:space="0" w:color="000000"/>
-                <w:left w:val="none" w:sz="0" w:space="0" w:color="000000"/>
-                <w:right w:val="none" w:sz="0" w:space="0" w:color="000000"/>
-              </w:pBdr>
-              <w:spacing w:after="100" w:before="100" w:line="240"/>
-              <w:ind w:left="100" w:right="100" w:firstLine="0" w:firstLineChars="0"/>
-            </w:pPr>
-            <w:r>
-              <w:rPr>
-                <w:rFonts w:ascii="Arial" w:hAnsi="Arial" w:eastAsia="Arial" w:cs="Arial"/>
-                <w:i w:val="false"/>
-                <w:b w:val="false"/>
-                <w:u w:val="none"/>
-                <w:sz w:val="22"/>
-                <w:szCs w:val="22"/>
-                <w:color w:val="000000"/>
-              </w:rPr>
-              <w:t xml:space="preserve">3.75 [0.889, 4.73]</w:t>
-            </w:r>
-          </w:p>
-        </w:tc>
-        <w:tc>
-          <w:tcPr>
-            <w:tcBorders>
-              <w:bottom w:val="none" w:sz="0" w:space="0" w:color="000000"/>
-              <w:top w:val="none" w:sz="0" w:space="0" w:color="000000"/>
-              <w:left w:val="none" w:sz="0" w:space="0" w:color="000000"/>
-              <w:right w:val="none" w:sz="0" w:space="0" w:color="000000"/>
-            </w:tcBorders>
-            <w:shd w:val="clear" w:color="auto" w:fill="FFFFFF"/>
-            <w:tcMar>
-              <w:top w:w="0" w:type="dxa"/>
-              <w:bottom w:w="0" w:type="dxa"/>
-              <w:left w:w="0" w:type="dxa"/>
-              <w:right w:w="0" w:type="dxa"/>
-            </w:tcMar>
-            <w:vAlign w:val="center"/>
-          </w:tcPr>
-          <w:p>
-            <w:pPr>
-              <w:pStyle w:val="Normal"/>
-              <w:jc w:val="center"/>
-              <w:pBdr>
-                <w:bottom w:val="none" w:sz="0" w:space="0" w:color="000000"/>
-                <w:top w:val="none" w:sz="0" w:space="0" w:color="000000"/>
-                <w:left w:val="none" w:sz="0" w:space="0" w:color="000000"/>
-                <w:right w:val="none" w:sz="0" w:space="0" w:color="000000"/>
-              </w:pBdr>
-              <w:spacing w:after="100" w:before="100" w:line="240"/>
-              <w:ind w:left="100" w:right="100" w:firstLine="0" w:firstLineChars="0"/>
-            </w:pPr>
-            <w:r>
-              <w:rPr>
-                <w:rFonts w:ascii="Arial" w:hAnsi="Arial" w:eastAsia="Arial" w:cs="Arial"/>
-                <w:i w:val="false"/>
-                <w:b w:val="false"/>
-                <w:u w:val="none"/>
-                <w:sz w:val="22"/>
-                <w:szCs w:val="22"/>
-                <w:color w:val="000000"/>
-              </w:rPr>
-              <w:t xml:space="preserve">1.81 [0.301, 3.33]</w:t>
-            </w:r>
-          </w:p>
-        </w:tc>
-        <w:tc>
-          <w:tcPr>
-            <w:tcBorders>
-              <w:bottom w:val="none" w:sz="0" w:space="0" w:color="000000"/>
-              <w:top w:val="none" w:sz="0" w:space="0" w:color="000000"/>
-              <w:left w:val="none" w:sz="0" w:space="0" w:color="000000"/>
-              <w:right w:val="none" w:sz="0" w:space="0" w:color="000000"/>
-            </w:tcBorders>
-            <w:shd w:val="clear" w:color="auto" w:fill="FFFFFF"/>
-            <w:tcMar>
-              <w:top w:w="0" w:type="dxa"/>
-              <w:bottom w:w="0" w:type="dxa"/>
-              <w:left w:w="0" w:type="dxa"/>
-              <w:right w:w="0" w:type="dxa"/>
-            </w:tcMar>
-            <w:vAlign w:val="center"/>
-          </w:tcPr>
-          <w:p>
-            <w:pPr>
-              <w:pStyle w:val="Normal"/>
-              <w:jc w:val="center"/>
-              <w:pBdr>
-                <w:bottom w:val="none" w:sz="0" w:space="0" w:color="000000"/>
-                <w:top w:val="none" w:sz="0" w:space="0" w:color="000000"/>
-                <w:left w:val="none" w:sz="0" w:space="0" w:color="000000"/>
-                <w:right w:val="none" w:sz="0" w:space="0" w:color="000000"/>
-              </w:pBdr>
-              <w:spacing w:after="100" w:before="100" w:line="240"/>
-              <w:ind w:left="100" w:right="100" w:firstLine="0" w:firstLineChars="0"/>
-            </w:pPr>
-            <w:r>
-              <w:rPr>
-                <w:rFonts w:ascii="Arial" w:hAnsi="Arial" w:eastAsia="Arial" w:cs="Arial"/>
-                <w:i w:val="false"/>
-                <w:b w:val="false"/>
-                <w:u w:val="none"/>
-                <w:sz w:val="22"/>
-                <w:szCs w:val="22"/>
-                <w:color w:val="000000"/>
-              </w:rPr>
-              <w:t xml:space="preserve">2.82 [0.544, 4.36]</w:t>
+              <w:t xml:space="preserve">Adipose Tissue on DXA scan (kg)</w:t>
+            </w:r>
+          </w:p>
+        </w:tc>
+        <w:tc>
+          <w:tcPr>
+            <w:tcBorders>
+              <w:bottom w:val="none" w:sz="0" w:space="0" w:color="000000"/>
+              <w:top w:val="none" w:sz="0" w:space="0" w:color="000000"/>
+              <w:left w:val="none" w:sz="0" w:space="0" w:color="000000"/>
+              <w:right w:val="none" w:sz="0" w:space="0" w:color="000000"/>
+            </w:tcBorders>
+            <w:shd w:val="clear" w:color="auto" w:fill="FFFFFF"/>
+            <w:tcMar>
+              <w:top w:w="0" w:type="dxa"/>
+              <w:bottom w:w="0" w:type="dxa"/>
+              <w:left w:w="0" w:type="dxa"/>
+              <w:right w:w="0" w:type="dxa"/>
+            </w:tcMar>
+            <w:vAlign w:val="center"/>
+          </w:tcPr>
+          <w:p>
+            <w:pPr>
+              <w:pStyle w:val="Normal"/>
+              <w:jc w:val="center"/>
+              <w:pBdr>
+                <w:bottom w:val="none" w:sz="0" w:space="0" w:color="000000"/>
+                <w:top w:val="none" w:sz="0" w:space="0" w:color="000000"/>
+                <w:left w:val="none" w:sz="0" w:space="0" w:color="000000"/>
+                <w:right w:val="none" w:sz="0" w:space="0" w:color="000000"/>
+              </w:pBdr>
+              <w:spacing w:after="100" w:before="100" w:line="240"/>
+              <w:ind w:left="100" w:right="100" w:firstLine="0" w:firstLineChars="0"/>
+            </w:pPr>
+            <w:r>
+              <w:rPr>
+                <w:rFonts w:ascii="Arial" w:hAnsi="Arial" w:eastAsia="Arial" w:cs="Arial"/>
+                <w:i w:val="false"/>
+                <w:b w:val="false"/>
+                <w:u w:val="none"/>
+                <w:sz w:val="22"/>
+                <w:szCs w:val="22"/>
+                <w:color w:val="000000"/>
+              </w:rPr>
+              <w:t xml:space="preserve">20.8 [18.9, 32.0]</w:t>
+            </w:r>
+          </w:p>
+        </w:tc>
+        <w:tc>
+          <w:tcPr>
+            <w:tcBorders>
+              <w:bottom w:val="none" w:sz="0" w:space="0" w:color="000000"/>
+              <w:top w:val="none" w:sz="0" w:space="0" w:color="000000"/>
+              <w:left w:val="none" w:sz="0" w:space="0" w:color="000000"/>
+              <w:right w:val="none" w:sz="0" w:space="0" w:color="000000"/>
+            </w:tcBorders>
+            <w:shd w:val="clear" w:color="auto" w:fill="FFFFFF"/>
+            <w:tcMar>
+              <w:top w:w="0" w:type="dxa"/>
+              <w:bottom w:w="0" w:type="dxa"/>
+              <w:left w:w="0" w:type="dxa"/>
+              <w:right w:w="0" w:type="dxa"/>
+            </w:tcMar>
+            <w:vAlign w:val="center"/>
+          </w:tcPr>
+          <w:p>
+            <w:pPr>
+              <w:pStyle w:val="Normal"/>
+              <w:jc w:val="center"/>
+              <w:pBdr>
+                <w:bottom w:val="none" w:sz="0" w:space="0" w:color="000000"/>
+                <w:top w:val="none" w:sz="0" w:space="0" w:color="000000"/>
+                <w:left w:val="none" w:sz="0" w:space="0" w:color="000000"/>
+                <w:right w:val="none" w:sz="0" w:space="0" w:color="000000"/>
+              </w:pBdr>
+              <w:spacing w:after="100" w:before="100" w:line="240"/>
+              <w:ind w:left="100" w:right="100" w:firstLine="0" w:firstLineChars="0"/>
+            </w:pPr>
+            <w:r>
+              <w:rPr>
+                <w:rFonts w:ascii="Arial" w:hAnsi="Arial" w:eastAsia="Arial" w:cs="Arial"/>
+                <w:i w:val="false"/>
+                <w:b w:val="false"/>
+                <w:u w:val="none"/>
+                <w:sz w:val="22"/>
+                <w:szCs w:val="22"/>
+                <w:color w:val="000000"/>
+              </w:rPr>
+              <w:t xml:space="preserve">25.3 [20.2, 29.4]</w:t>
+            </w:r>
+          </w:p>
+        </w:tc>
+        <w:tc>
+          <w:tcPr>
+            <w:tcBorders>
+              <w:bottom w:val="none" w:sz="0" w:space="0" w:color="000000"/>
+              <w:top w:val="none" w:sz="0" w:space="0" w:color="000000"/>
+              <w:left w:val="none" w:sz="0" w:space="0" w:color="000000"/>
+              <w:right w:val="none" w:sz="0" w:space="0" w:color="000000"/>
+            </w:tcBorders>
+            <w:shd w:val="clear" w:color="auto" w:fill="FFFFFF"/>
+            <w:tcMar>
+              <w:top w:w="0" w:type="dxa"/>
+              <w:bottom w:w="0" w:type="dxa"/>
+              <w:left w:w="0" w:type="dxa"/>
+              <w:right w:w="0" w:type="dxa"/>
+            </w:tcMar>
+            <w:vAlign w:val="center"/>
+          </w:tcPr>
+          <w:p>
+            <w:pPr>
+              <w:pStyle w:val="Normal"/>
+              <w:jc w:val="center"/>
+              <w:pBdr>
+                <w:bottom w:val="none" w:sz="0" w:space="0" w:color="000000"/>
+                <w:top w:val="none" w:sz="0" w:space="0" w:color="000000"/>
+                <w:left w:val="none" w:sz="0" w:space="0" w:color="000000"/>
+                <w:right w:val="none" w:sz="0" w:space="0" w:color="000000"/>
+              </w:pBdr>
+              <w:spacing w:after="100" w:before="100" w:line="240"/>
+              <w:ind w:left="100" w:right="100" w:firstLine="0" w:firstLineChars="0"/>
+            </w:pPr>
+            <w:r>
+              <w:rPr>
+                <w:rFonts w:ascii="Arial" w:hAnsi="Arial" w:eastAsia="Arial" w:cs="Arial"/>
+                <w:i w:val="false"/>
+                <w:b w:val="false"/>
+                <w:u w:val="none"/>
+                <w:sz w:val="22"/>
+                <w:szCs w:val="22"/>
+                <w:color w:val="000000"/>
+              </w:rPr>
+              <w:t xml:space="preserve">22.5 [19.1, 31.1]</w:t>
             </w:r>
           </w:p>
         </w:tc>
@@ -7966,139 +7966,139 @@
                 <w:szCs w:val="22"/>
                 <w:color w:val="000000"/>
               </w:rPr>
-              <w:t xml:space="preserve">Hemoglobin (mmol/L)</w:t>
-            </w:r>
-          </w:p>
-        </w:tc>
-        <w:tc>
-          <w:tcPr>
-            <w:tcBorders>
-              <w:bottom w:val="none" w:sz="0" w:space="0" w:color="000000"/>
-              <w:top w:val="none" w:sz="0" w:space="0" w:color="000000"/>
-              <w:left w:val="none" w:sz="0" w:space="0" w:color="000000"/>
-              <w:right w:val="none" w:sz="0" w:space="0" w:color="000000"/>
-            </w:tcBorders>
-            <w:shd w:val="clear" w:color="auto" w:fill="FFFFFF"/>
-            <w:tcMar>
-              <w:top w:w="0" w:type="dxa"/>
-              <w:bottom w:w="0" w:type="dxa"/>
-              <w:left w:w="0" w:type="dxa"/>
-              <w:right w:w="0" w:type="dxa"/>
-            </w:tcMar>
-            <w:vAlign w:val="center"/>
-          </w:tcPr>
-          <w:p>
-            <w:pPr>
-              <w:pStyle w:val="Normal"/>
-              <w:jc w:val="center"/>
-              <w:pBdr>
-                <w:bottom w:val="none" w:sz="0" w:space="0" w:color="000000"/>
-                <w:top w:val="none" w:sz="0" w:space="0" w:color="000000"/>
-                <w:left w:val="none" w:sz="0" w:space="0" w:color="000000"/>
-                <w:right w:val="none" w:sz="0" w:space="0" w:color="000000"/>
-              </w:pBdr>
-              <w:spacing w:after="100" w:before="100" w:line="240"/>
-              <w:ind w:left="100" w:right="100" w:firstLine="0" w:firstLineChars="0"/>
-            </w:pPr>
-            <w:r>
-              <w:rPr>
-                <w:rFonts w:ascii="Arial" w:hAnsi="Arial" w:eastAsia="Arial" w:cs="Arial"/>
-                <w:i w:val="false"/>
-                <w:b w:val="false"/>
-                <w:u w:val="none"/>
-                <w:sz w:val="22"/>
-                <w:szCs w:val="22"/>
-                <w:color w:val="000000"/>
-              </w:rPr>
-              <w:t xml:space="preserve">7.66 (0.600)</w:t>
-            </w:r>
-          </w:p>
-        </w:tc>
-        <w:tc>
-          <w:tcPr>
-            <w:tcBorders>
-              <w:bottom w:val="none" w:sz="0" w:space="0" w:color="000000"/>
-              <w:top w:val="none" w:sz="0" w:space="0" w:color="000000"/>
-              <w:left w:val="none" w:sz="0" w:space="0" w:color="000000"/>
-              <w:right w:val="none" w:sz="0" w:space="0" w:color="000000"/>
-            </w:tcBorders>
-            <w:shd w:val="clear" w:color="auto" w:fill="FFFFFF"/>
-            <w:tcMar>
-              <w:top w:w="0" w:type="dxa"/>
-              <w:bottom w:w="0" w:type="dxa"/>
-              <w:left w:w="0" w:type="dxa"/>
-              <w:right w:w="0" w:type="dxa"/>
-            </w:tcMar>
-            <w:vAlign w:val="center"/>
-          </w:tcPr>
-          <w:p>
-            <w:pPr>
-              <w:pStyle w:val="Normal"/>
-              <w:jc w:val="center"/>
-              <w:pBdr>
-                <w:bottom w:val="none" w:sz="0" w:space="0" w:color="000000"/>
-                <w:top w:val="none" w:sz="0" w:space="0" w:color="000000"/>
-                <w:left w:val="none" w:sz="0" w:space="0" w:color="000000"/>
-                <w:right w:val="none" w:sz="0" w:space="0" w:color="000000"/>
-              </w:pBdr>
-              <w:spacing w:after="100" w:before="100" w:line="240"/>
-              <w:ind w:left="100" w:right="100" w:firstLine="0" w:firstLineChars="0"/>
-            </w:pPr>
-            <w:r>
-              <w:rPr>
-                <w:rFonts w:ascii="Arial" w:hAnsi="Arial" w:eastAsia="Arial" w:cs="Arial"/>
-                <w:i w:val="false"/>
-                <w:b w:val="false"/>
-                <w:u w:val="none"/>
-                <w:sz w:val="22"/>
-                <w:szCs w:val="22"/>
-                <w:color w:val="000000"/>
-              </w:rPr>
-              <w:t xml:space="preserve">7.81 (0.848)</w:t>
-            </w:r>
-          </w:p>
-        </w:tc>
-        <w:tc>
-          <w:tcPr>
-            <w:tcBorders>
-              <w:bottom w:val="none" w:sz="0" w:space="0" w:color="000000"/>
-              <w:top w:val="none" w:sz="0" w:space="0" w:color="000000"/>
-              <w:left w:val="none" w:sz="0" w:space="0" w:color="000000"/>
-              <w:right w:val="none" w:sz="0" w:space="0" w:color="000000"/>
-            </w:tcBorders>
-            <w:shd w:val="clear" w:color="auto" w:fill="FFFFFF"/>
-            <w:tcMar>
-              <w:top w:w="0" w:type="dxa"/>
-              <w:bottom w:w="0" w:type="dxa"/>
-              <w:left w:w="0" w:type="dxa"/>
-              <w:right w:w="0" w:type="dxa"/>
-            </w:tcMar>
-            <w:vAlign w:val="center"/>
-          </w:tcPr>
-          <w:p>
-            <w:pPr>
-              <w:pStyle w:val="Normal"/>
-              <w:jc w:val="center"/>
-              <w:pBdr>
-                <w:bottom w:val="none" w:sz="0" w:space="0" w:color="000000"/>
-                <w:top w:val="none" w:sz="0" w:space="0" w:color="000000"/>
-                <w:left w:val="none" w:sz="0" w:space="0" w:color="000000"/>
-                <w:right w:val="none" w:sz="0" w:space="0" w:color="000000"/>
-              </w:pBdr>
-              <w:spacing w:after="100" w:before="100" w:line="240"/>
-              <w:ind w:left="100" w:right="100" w:firstLine="0" w:firstLineChars="0"/>
-            </w:pPr>
-            <w:r>
-              <w:rPr>
-                <w:rFonts w:ascii="Arial" w:hAnsi="Arial" w:eastAsia="Arial" w:cs="Arial"/>
-                <w:i w:val="false"/>
-                <w:b w:val="false"/>
-                <w:u w:val="none"/>
-                <w:sz w:val="22"/>
-                <w:szCs w:val="22"/>
-                <w:color w:val="000000"/>
-              </w:rPr>
-              <w:t xml:space="preserve">7.74 (0.736)</w:t>
+              <w:t xml:space="preserve">Android fat mass (kg)</w:t>
+            </w:r>
+          </w:p>
+        </w:tc>
+        <w:tc>
+          <w:tcPr>
+            <w:tcBorders>
+              <w:bottom w:val="none" w:sz="0" w:space="0" w:color="000000"/>
+              <w:top w:val="none" w:sz="0" w:space="0" w:color="000000"/>
+              <w:left w:val="none" w:sz="0" w:space="0" w:color="000000"/>
+              <w:right w:val="none" w:sz="0" w:space="0" w:color="000000"/>
+            </w:tcBorders>
+            <w:shd w:val="clear" w:color="auto" w:fill="FFFFFF"/>
+            <w:tcMar>
+              <w:top w:w="0" w:type="dxa"/>
+              <w:bottom w:w="0" w:type="dxa"/>
+              <w:left w:w="0" w:type="dxa"/>
+              <w:right w:w="0" w:type="dxa"/>
+            </w:tcMar>
+            <w:vAlign w:val="center"/>
+          </w:tcPr>
+          <w:p>
+            <w:pPr>
+              <w:pStyle w:val="Normal"/>
+              <w:jc w:val="center"/>
+              <w:pBdr>
+                <w:bottom w:val="none" w:sz="0" w:space="0" w:color="000000"/>
+                <w:top w:val="none" w:sz="0" w:space="0" w:color="000000"/>
+                <w:left w:val="none" w:sz="0" w:space="0" w:color="000000"/>
+                <w:right w:val="none" w:sz="0" w:space="0" w:color="000000"/>
+              </w:pBdr>
+              <w:spacing w:after="100" w:before="100" w:line="240"/>
+              <w:ind w:left="100" w:right="100" w:firstLine="0" w:firstLineChars="0"/>
+            </w:pPr>
+            <w:r>
+              <w:rPr>
+                <w:rFonts w:ascii="Arial" w:hAnsi="Arial" w:eastAsia="Arial" w:cs="Arial"/>
+                <w:i w:val="false"/>
+                <w:b w:val="false"/>
+                <w:u w:val="none"/>
+                <w:sz w:val="22"/>
+                <w:szCs w:val="22"/>
+                <w:color w:val="000000"/>
+              </w:rPr>
+              <w:t xml:space="preserve">1.89 [1.15, 3.34]</w:t>
+            </w:r>
+          </w:p>
+        </w:tc>
+        <w:tc>
+          <w:tcPr>
+            <w:tcBorders>
+              <w:bottom w:val="none" w:sz="0" w:space="0" w:color="000000"/>
+              <w:top w:val="none" w:sz="0" w:space="0" w:color="000000"/>
+              <w:left w:val="none" w:sz="0" w:space="0" w:color="000000"/>
+              <w:right w:val="none" w:sz="0" w:space="0" w:color="000000"/>
+            </w:tcBorders>
+            <w:shd w:val="clear" w:color="auto" w:fill="FFFFFF"/>
+            <w:tcMar>
+              <w:top w:w="0" w:type="dxa"/>
+              <w:bottom w:w="0" w:type="dxa"/>
+              <w:left w:w="0" w:type="dxa"/>
+              <w:right w:w="0" w:type="dxa"/>
+            </w:tcMar>
+            <w:vAlign w:val="center"/>
+          </w:tcPr>
+          <w:p>
+            <w:pPr>
+              <w:pStyle w:val="Normal"/>
+              <w:jc w:val="center"/>
+              <w:pBdr>
+                <w:bottom w:val="none" w:sz="0" w:space="0" w:color="000000"/>
+                <w:top w:val="none" w:sz="0" w:space="0" w:color="000000"/>
+                <w:left w:val="none" w:sz="0" w:space="0" w:color="000000"/>
+                <w:right w:val="none" w:sz="0" w:space="0" w:color="000000"/>
+              </w:pBdr>
+              <w:spacing w:after="100" w:before="100" w:line="240"/>
+              <w:ind w:left="100" w:right="100" w:firstLine="0" w:firstLineChars="0"/>
+            </w:pPr>
+            <w:r>
+              <w:rPr>
+                <w:rFonts w:ascii="Arial" w:hAnsi="Arial" w:eastAsia="Arial" w:cs="Arial"/>
+                <w:i w:val="false"/>
+                <w:b w:val="false"/>
+                <w:u w:val="none"/>
+                <w:sz w:val="22"/>
+                <w:szCs w:val="22"/>
+                <w:color w:val="000000"/>
+              </w:rPr>
+              <w:t xml:space="preserve">2.25 [1.79, 2.98]</w:t>
+            </w:r>
+          </w:p>
+        </w:tc>
+        <w:tc>
+          <w:tcPr>
+            <w:tcBorders>
+              <w:bottom w:val="none" w:sz="0" w:space="0" w:color="000000"/>
+              <w:top w:val="none" w:sz="0" w:space="0" w:color="000000"/>
+              <w:left w:val="none" w:sz="0" w:space="0" w:color="000000"/>
+              <w:right w:val="none" w:sz="0" w:space="0" w:color="000000"/>
+            </w:tcBorders>
+            <w:shd w:val="clear" w:color="auto" w:fill="FFFFFF"/>
+            <w:tcMar>
+              <w:top w:w="0" w:type="dxa"/>
+              <w:bottom w:w="0" w:type="dxa"/>
+              <w:left w:w="0" w:type="dxa"/>
+              <w:right w:w="0" w:type="dxa"/>
+            </w:tcMar>
+            <w:vAlign w:val="center"/>
+          </w:tcPr>
+          <w:p>
+            <w:pPr>
+              <w:pStyle w:val="Normal"/>
+              <w:jc w:val="center"/>
+              <w:pBdr>
+                <w:bottom w:val="none" w:sz="0" w:space="0" w:color="000000"/>
+                <w:top w:val="none" w:sz="0" w:space="0" w:color="000000"/>
+                <w:left w:val="none" w:sz="0" w:space="0" w:color="000000"/>
+                <w:right w:val="none" w:sz="0" w:space="0" w:color="000000"/>
+              </w:pBdr>
+              <w:spacing w:after="100" w:before="100" w:line="240"/>
+              <w:ind w:left="100" w:right="100" w:firstLine="0" w:firstLineChars="0"/>
+            </w:pPr>
+            <w:r>
+              <w:rPr>
+                <w:rFonts w:ascii="Arial" w:hAnsi="Arial" w:eastAsia="Arial" w:cs="Arial"/>
+                <w:i w:val="false"/>
+                <w:b w:val="false"/>
+                <w:u w:val="none"/>
+                <w:sz w:val="22"/>
+                <w:szCs w:val="22"/>
+                <w:color w:val="000000"/>
+              </w:rPr>
+              <w:t xml:space="preserve">2.02 [1.30, 3.20]</w:t>
             </w:r>
           </w:p>
         </w:tc>
@@ -8148,139 +8148,139 @@
                 <w:szCs w:val="22"/>
                 <w:color w:val="000000"/>
               </w:rPr>
-              <w:t xml:space="preserve">Thrombocytes (10^9/L)</w:t>
-            </w:r>
-          </w:p>
-        </w:tc>
-        <w:tc>
-          <w:tcPr>
-            <w:tcBorders>
-              <w:bottom w:val="none" w:sz="0" w:space="0" w:color="000000"/>
-              <w:top w:val="none" w:sz="0" w:space="0" w:color="000000"/>
-              <w:left w:val="none" w:sz="0" w:space="0" w:color="000000"/>
-              <w:right w:val="none" w:sz="0" w:space="0" w:color="000000"/>
-            </w:tcBorders>
-            <w:shd w:val="clear" w:color="auto" w:fill="FFFFFF"/>
-            <w:tcMar>
-              <w:top w:w="0" w:type="dxa"/>
-              <w:bottom w:w="0" w:type="dxa"/>
-              <w:left w:w="0" w:type="dxa"/>
-              <w:right w:w="0" w:type="dxa"/>
-            </w:tcMar>
-            <w:vAlign w:val="center"/>
-          </w:tcPr>
-          <w:p>
-            <w:pPr>
-              <w:pStyle w:val="Normal"/>
-              <w:jc w:val="center"/>
-              <w:pBdr>
-                <w:bottom w:val="none" w:sz="0" w:space="0" w:color="000000"/>
-                <w:top w:val="none" w:sz="0" w:space="0" w:color="000000"/>
-                <w:left w:val="none" w:sz="0" w:space="0" w:color="000000"/>
-                <w:right w:val="none" w:sz="0" w:space="0" w:color="000000"/>
-              </w:pBdr>
-              <w:spacing w:after="100" w:before="100" w:line="240"/>
-              <w:ind w:left="100" w:right="100" w:firstLine="0" w:firstLineChars="0"/>
-            </w:pPr>
-            <w:r>
-              <w:rPr>
-                <w:rFonts w:ascii="Arial" w:hAnsi="Arial" w:eastAsia="Arial" w:cs="Arial"/>
-                <w:i w:val="false"/>
-                <w:b w:val="false"/>
-                <w:u w:val="none"/>
-                <w:sz w:val="22"/>
-                <w:szCs w:val="22"/>
-                <w:color w:val="000000"/>
-              </w:rPr>
-              <w:t xml:space="preserve">244 (51.6)</w:t>
-            </w:r>
-          </w:p>
-        </w:tc>
-        <w:tc>
-          <w:tcPr>
-            <w:tcBorders>
-              <w:bottom w:val="none" w:sz="0" w:space="0" w:color="000000"/>
-              <w:top w:val="none" w:sz="0" w:space="0" w:color="000000"/>
-              <w:left w:val="none" w:sz="0" w:space="0" w:color="000000"/>
-              <w:right w:val="none" w:sz="0" w:space="0" w:color="000000"/>
-            </w:tcBorders>
-            <w:shd w:val="clear" w:color="auto" w:fill="FFFFFF"/>
-            <w:tcMar>
-              <w:top w:w="0" w:type="dxa"/>
-              <w:bottom w:w="0" w:type="dxa"/>
-              <w:left w:w="0" w:type="dxa"/>
-              <w:right w:w="0" w:type="dxa"/>
-            </w:tcMar>
-            <w:vAlign w:val="center"/>
-          </w:tcPr>
-          <w:p>
-            <w:pPr>
-              <w:pStyle w:val="Normal"/>
-              <w:jc w:val="center"/>
-              <w:pBdr>
-                <w:bottom w:val="none" w:sz="0" w:space="0" w:color="000000"/>
-                <w:top w:val="none" w:sz="0" w:space="0" w:color="000000"/>
-                <w:left w:val="none" w:sz="0" w:space="0" w:color="000000"/>
-                <w:right w:val="none" w:sz="0" w:space="0" w:color="000000"/>
-              </w:pBdr>
-              <w:spacing w:after="100" w:before="100" w:line="240"/>
-              <w:ind w:left="100" w:right="100" w:firstLine="0" w:firstLineChars="0"/>
-            </w:pPr>
-            <w:r>
-              <w:rPr>
-                <w:rFonts w:ascii="Arial" w:hAnsi="Arial" w:eastAsia="Arial" w:cs="Arial"/>
-                <w:i w:val="false"/>
-                <w:b w:val="false"/>
-                <w:u w:val="none"/>
-                <w:sz w:val="22"/>
-                <w:szCs w:val="22"/>
-                <w:color w:val="000000"/>
-              </w:rPr>
-              <w:t xml:space="preserve">246 (77.6)</w:t>
-            </w:r>
-          </w:p>
-        </w:tc>
-        <w:tc>
-          <w:tcPr>
-            <w:tcBorders>
-              <w:bottom w:val="none" w:sz="0" w:space="0" w:color="000000"/>
-              <w:top w:val="none" w:sz="0" w:space="0" w:color="000000"/>
-              <w:left w:val="none" w:sz="0" w:space="0" w:color="000000"/>
-              <w:right w:val="none" w:sz="0" w:space="0" w:color="000000"/>
-            </w:tcBorders>
-            <w:shd w:val="clear" w:color="auto" w:fill="FFFFFF"/>
-            <w:tcMar>
-              <w:top w:w="0" w:type="dxa"/>
-              <w:bottom w:w="0" w:type="dxa"/>
-              <w:left w:w="0" w:type="dxa"/>
-              <w:right w:w="0" w:type="dxa"/>
-            </w:tcMar>
-            <w:vAlign w:val="center"/>
-          </w:tcPr>
-          <w:p>
-            <w:pPr>
-              <w:pStyle w:val="Normal"/>
-              <w:jc w:val="center"/>
-              <w:pBdr>
-                <w:bottom w:val="none" w:sz="0" w:space="0" w:color="000000"/>
-                <w:top w:val="none" w:sz="0" w:space="0" w:color="000000"/>
-                <w:left w:val="none" w:sz="0" w:space="0" w:color="000000"/>
-                <w:right w:val="none" w:sz="0" w:space="0" w:color="000000"/>
-              </w:pBdr>
-              <w:spacing w:after="100" w:before="100" w:line="240"/>
-              <w:ind w:left="100" w:right="100" w:firstLine="0" w:firstLineChars="0"/>
-            </w:pPr>
-            <w:r>
-              <w:rPr>
-                <w:rFonts w:ascii="Arial" w:hAnsi="Arial" w:eastAsia="Arial" w:cs="Arial"/>
-                <w:i w:val="false"/>
-                <w:b w:val="false"/>
-                <w:u w:val="none"/>
-                <w:sz w:val="22"/>
-                <w:szCs w:val="22"/>
-                <w:color w:val="000000"/>
-              </w:rPr>
-              <w:t xml:space="preserve">245 (66.1)</w:t>
+              <w:t xml:space="preserve">Gynoid fat mass (kg)</w:t>
+            </w:r>
+          </w:p>
+        </w:tc>
+        <w:tc>
+          <w:tcPr>
+            <w:tcBorders>
+              <w:bottom w:val="none" w:sz="0" w:space="0" w:color="000000"/>
+              <w:top w:val="none" w:sz="0" w:space="0" w:color="000000"/>
+              <w:left w:val="none" w:sz="0" w:space="0" w:color="000000"/>
+              <w:right w:val="none" w:sz="0" w:space="0" w:color="000000"/>
+            </w:tcBorders>
+            <w:shd w:val="clear" w:color="auto" w:fill="FFFFFF"/>
+            <w:tcMar>
+              <w:top w:w="0" w:type="dxa"/>
+              <w:bottom w:w="0" w:type="dxa"/>
+              <w:left w:w="0" w:type="dxa"/>
+              <w:right w:w="0" w:type="dxa"/>
+            </w:tcMar>
+            <w:vAlign w:val="center"/>
+          </w:tcPr>
+          <w:p>
+            <w:pPr>
+              <w:pStyle w:val="Normal"/>
+              <w:jc w:val="center"/>
+              <w:pBdr>
+                <w:bottom w:val="none" w:sz="0" w:space="0" w:color="000000"/>
+                <w:top w:val="none" w:sz="0" w:space="0" w:color="000000"/>
+                <w:left w:val="none" w:sz="0" w:space="0" w:color="000000"/>
+                <w:right w:val="none" w:sz="0" w:space="0" w:color="000000"/>
+              </w:pBdr>
+              <w:spacing w:after="100" w:before="100" w:line="240"/>
+              <w:ind w:left="100" w:right="100" w:firstLine="0" w:firstLineChars="0"/>
+            </w:pPr>
+            <w:r>
+              <w:rPr>
+                <w:rFonts w:ascii="Arial" w:hAnsi="Arial" w:eastAsia="Arial" w:cs="Arial"/>
+                <w:i w:val="false"/>
+                <w:b w:val="false"/>
+                <w:u w:val="none"/>
+                <w:sz w:val="22"/>
+                <w:szCs w:val="22"/>
+                <w:color w:val="000000"/>
+              </w:rPr>
+              <w:t xml:space="preserve">4.51 [4.12, 6.70]</w:t>
+            </w:r>
+          </w:p>
+        </w:tc>
+        <w:tc>
+          <w:tcPr>
+            <w:tcBorders>
+              <w:bottom w:val="none" w:sz="0" w:space="0" w:color="000000"/>
+              <w:top w:val="none" w:sz="0" w:space="0" w:color="000000"/>
+              <w:left w:val="none" w:sz="0" w:space="0" w:color="000000"/>
+              <w:right w:val="none" w:sz="0" w:space="0" w:color="000000"/>
+            </w:tcBorders>
+            <w:shd w:val="clear" w:color="auto" w:fill="FFFFFF"/>
+            <w:tcMar>
+              <w:top w:w="0" w:type="dxa"/>
+              <w:bottom w:w="0" w:type="dxa"/>
+              <w:left w:w="0" w:type="dxa"/>
+              <w:right w:w="0" w:type="dxa"/>
+            </w:tcMar>
+            <w:vAlign w:val="center"/>
+          </w:tcPr>
+          <w:p>
+            <w:pPr>
+              <w:pStyle w:val="Normal"/>
+              <w:jc w:val="center"/>
+              <w:pBdr>
+                <w:bottom w:val="none" w:sz="0" w:space="0" w:color="000000"/>
+                <w:top w:val="none" w:sz="0" w:space="0" w:color="000000"/>
+                <w:left w:val="none" w:sz="0" w:space="0" w:color="000000"/>
+                <w:right w:val="none" w:sz="0" w:space="0" w:color="000000"/>
+              </w:pBdr>
+              <w:spacing w:after="100" w:before="100" w:line="240"/>
+              <w:ind w:left="100" w:right="100" w:firstLine="0" w:firstLineChars="0"/>
+            </w:pPr>
+            <w:r>
+              <w:rPr>
+                <w:rFonts w:ascii="Arial" w:hAnsi="Arial" w:eastAsia="Arial" w:cs="Arial"/>
+                <w:i w:val="false"/>
+                <w:b w:val="false"/>
+                <w:u w:val="none"/>
+                <w:sz w:val="22"/>
+                <w:szCs w:val="22"/>
+                <w:color w:val="000000"/>
+              </w:rPr>
+              <w:t xml:space="preserve">5.08 [3.96, 5.70]</w:t>
+            </w:r>
+          </w:p>
+        </w:tc>
+        <w:tc>
+          <w:tcPr>
+            <w:tcBorders>
+              <w:bottom w:val="none" w:sz="0" w:space="0" w:color="000000"/>
+              <w:top w:val="none" w:sz="0" w:space="0" w:color="000000"/>
+              <w:left w:val="none" w:sz="0" w:space="0" w:color="000000"/>
+              <w:right w:val="none" w:sz="0" w:space="0" w:color="000000"/>
+            </w:tcBorders>
+            <w:shd w:val="clear" w:color="auto" w:fill="FFFFFF"/>
+            <w:tcMar>
+              <w:top w:w="0" w:type="dxa"/>
+              <w:bottom w:w="0" w:type="dxa"/>
+              <w:left w:w="0" w:type="dxa"/>
+              <w:right w:w="0" w:type="dxa"/>
+            </w:tcMar>
+            <w:vAlign w:val="center"/>
+          </w:tcPr>
+          <w:p>
+            <w:pPr>
+              <w:pStyle w:val="Normal"/>
+              <w:jc w:val="center"/>
+              <w:pBdr>
+                <w:bottom w:val="none" w:sz="0" w:space="0" w:color="000000"/>
+                <w:top w:val="none" w:sz="0" w:space="0" w:color="000000"/>
+                <w:left w:val="none" w:sz="0" w:space="0" w:color="000000"/>
+                <w:right w:val="none" w:sz="0" w:space="0" w:color="000000"/>
+              </w:pBdr>
+              <w:spacing w:after="100" w:before="100" w:line="240"/>
+              <w:ind w:left="100" w:right="100" w:firstLine="0" w:firstLineChars="0"/>
+            </w:pPr>
+            <w:r>
+              <w:rPr>
+                <w:rFonts w:ascii="Arial" w:hAnsi="Arial" w:eastAsia="Arial" w:cs="Arial"/>
+                <w:i w:val="false"/>
+                <w:b w:val="false"/>
+                <w:u w:val="none"/>
+                <w:sz w:val="22"/>
+                <w:szCs w:val="22"/>
+                <w:color w:val="000000"/>
+              </w:rPr>
+              <w:t xml:space="preserve">4.79 [4.11, 5.75]</w:t>
             </w:r>
           </w:p>
         </w:tc>
@@ -8330,139 +8330,139 @@
                 <w:szCs w:val="22"/>
                 <w:color w:val="000000"/>
               </w:rPr>
-              <w:t xml:space="preserve">Estimated Glomerular Filtration Rate (ml/min/1.73m²)</w:t>
-            </w:r>
-          </w:p>
-        </w:tc>
-        <w:tc>
-          <w:tcPr>
-            <w:tcBorders>
-              <w:bottom w:val="none" w:sz="0" w:space="0" w:color="000000"/>
-              <w:top w:val="none" w:sz="0" w:space="0" w:color="000000"/>
-              <w:left w:val="none" w:sz="0" w:space="0" w:color="000000"/>
-              <w:right w:val="none" w:sz="0" w:space="0" w:color="000000"/>
-            </w:tcBorders>
-            <w:shd w:val="clear" w:color="auto" w:fill="FFFFFF"/>
-            <w:tcMar>
-              <w:top w:w="0" w:type="dxa"/>
-              <w:bottom w:w="0" w:type="dxa"/>
-              <w:left w:w="0" w:type="dxa"/>
-              <w:right w:w="0" w:type="dxa"/>
-            </w:tcMar>
-            <w:vAlign w:val="center"/>
-          </w:tcPr>
-          <w:p>
-            <w:pPr>
-              <w:pStyle w:val="Normal"/>
-              <w:jc w:val="center"/>
-              <w:pBdr>
-                <w:bottom w:val="none" w:sz="0" w:space="0" w:color="000000"/>
-                <w:top w:val="none" w:sz="0" w:space="0" w:color="000000"/>
-                <w:left w:val="none" w:sz="0" w:space="0" w:color="000000"/>
-                <w:right w:val="none" w:sz="0" w:space="0" w:color="000000"/>
-              </w:pBdr>
-              <w:spacing w:after="100" w:before="100" w:line="240"/>
-              <w:ind w:left="100" w:right="100" w:firstLine="0" w:firstLineChars="0"/>
-            </w:pPr>
-            <w:r>
-              <w:rPr>
-                <w:rFonts w:ascii="Arial" w:hAnsi="Arial" w:eastAsia="Arial" w:cs="Arial"/>
-                <w:i w:val="false"/>
-                <w:b w:val="false"/>
-                <w:u w:val="none"/>
-                <w:sz w:val="22"/>
-                <w:szCs w:val="22"/>
-                <w:color w:val="000000"/>
-              </w:rPr>
-              <w:t xml:space="preserve">79.0 [68.5, 83.5]</w:t>
-            </w:r>
-          </w:p>
-        </w:tc>
-        <w:tc>
-          <w:tcPr>
-            <w:tcBorders>
-              <w:bottom w:val="none" w:sz="0" w:space="0" w:color="000000"/>
-              <w:top w:val="none" w:sz="0" w:space="0" w:color="000000"/>
-              <w:left w:val="none" w:sz="0" w:space="0" w:color="000000"/>
-              <w:right w:val="none" w:sz="0" w:space="0" w:color="000000"/>
-            </w:tcBorders>
-            <w:shd w:val="clear" w:color="auto" w:fill="FFFFFF"/>
-            <w:tcMar>
-              <w:top w:w="0" w:type="dxa"/>
-              <w:bottom w:w="0" w:type="dxa"/>
-              <w:left w:w="0" w:type="dxa"/>
-              <w:right w:w="0" w:type="dxa"/>
-            </w:tcMar>
-            <w:vAlign w:val="center"/>
-          </w:tcPr>
-          <w:p>
-            <w:pPr>
-              <w:pStyle w:val="Normal"/>
-              <w:jc w:val="center"/>
-              <w:pBdr>
-                <w:bottom w:val="none" w:sz="0" w:space="0" w:color="000000"/>
-                <w:top w:val="none" w:sz="0" w:space="0" w:color="000000"/>
-                <w:left w:val="none" w:sz="0" w:space="0" w:color="000000"/>
-                <w:right w:val="none" w:sz="0" w:space="0" w:color="000000"/>
-              </w:pBdr>
-              <w:spacing w:after="100" w:before="100" w:line="240"/>
-              <w:ind w:left="100" w:right="100" w:firstLine="0" w:firstLineChars="0"/>
-            </w:pPr>
-            <w:r>
-              <w:rPr>
-                <w:rFonts w:ascii="Arial" w:hAnsi="Arial" w:eastAsia="Arial" w:cs="Arial"/>
-                <w:i w:val="false"/>
-                <w:b w:val="false"/>
-                <w:u w:val="none"/>
-                <w:sz w:val="22"/>
-                <w:szCs w:val="22"/>
-                <w:color w:val="000000"/>
-              </w:rPr>
-              <w:t xml:space="preserve">80.5 [77.5, 86.3]</w:t>
-            </w:r>
-          </w:p>
-        </w:tc>
-        <w:tc>
-          <w:tcPr>
-            <w:tcBorders>
-              <w:bottom w:val="none" w:sz="0" w:space="0" w:color="000000"/>
-              <w:top w:val="none" w:sz="0" w:space="0" w:color="000000"/>
-              <w:left w:val="none" w:sz="0" w:space="0" w:color="000000"/>
-              <w:right w:val="none" w:sz="0" w:space="0" w:color="000000"/>
-            </w:tcBorders>
-            <w:shd w:val="clear" w:color="auto" w:fill="FFFFFF"/>
-            <w:tcMar>
-              <w:top w:w="0" w:type="dxa"/>
-              <w:bottom w:w="0" w:type="dxa"/>
-              <w:left w:w="0" w:type="dxa"/>
-              <w:right w:w="0" w:type="dxa"/>
-            </w:tcMar>
-            <w:vAlign w:val="center"/>
-          </w:tcPr>
-          <w:p>
-            <w:pPr>
-              <w:pStyle w:val="Normal"/>
-              <w:jc w:val="center"/>
-              <w:pBdr>
-                <w:bottom w:val="none" w:sz="0" w:space="0" w:color="000000"/>
-                <w:top w:val="none" w:sz="0" w:space="0" w:color="000000"/>
-                <w:left w:val="none" w:sz="0" w:space="0" w:color="000000"/>
-                <w:right w:val="none" w:sz="0" w:space="0" w:color="000000"/>
-              </w:pBdr>
-              <w:spacing w:after="100" w:before="100" w:line="240"/>
-              <w:ind w:left="100" w:right="100" w:firstLine="0" w:firstLineChars="0"/>
-            </w:pPr>
-            <w:r>
-              <w:rPr>
-                <w:rFonts w:ascii="Arial" w:hAnsi="Arial" w:eastAsia="Arial" w:cs="Arial"/>
-                <w:i w:val="false"/>
-                <w:b w:val="false"/>
-                <w:u w:val="none"/>
-                <w:sz w:val="22"/>
-                <w:szCs w:val="22"/>
-                <w:color w:val="000000"/>
-              </w:rPr>
-              <w:t xml:space="preserve">79.0 [72.0, 85.5]</w:t>
+              <w:t xml:space="preserve">Total lean mass (kg)</w:t>
+            </w:r>
+          </w:p>
+        </w:tc>
+        <w:tc>
+          <w:tcPr>
+            <w:tcBorders>
+              <w:bottom w:val="none" w:sz="0" w:space="0" w:color="000000"/>
+              <w:top w:val="none" w:sz="0" w:space="0" w:color="000000"/>
+              <w:left w:val="none" w:sz="0" w:space="0" w:color="000000"/>
+              <w:right w:val="none" w:sz="0" w:space="0" w:color="000000"/>
+            </w:tcBorders>
+            <w:shd w:val="clear" w:color="auto" w:fill="FFFFFF"/>
+            <w:tcMar>
+              <w:top w:w="0" w:type="dxa"/>
+              <w:bottom w:w="0" w:type="dxa"/>
+              <w:left w:w="0" w:type="dxa"/>
+              <w:right w:w="0" w:type="dxa"/>
+            </w:tcMar>
+            <w:vAlign w:val="center"/>
+          </w:tcPr>
+          <w:p>
+            <w:pPr>
+              <w:pStyle w:val="Normal"/>
+              <w:jc w:val="center"/>
+              <w:pBdr>
+                <w:bottom w:val="none" w:sz="0" w:space="0" w:color="000000"/>
+                <w:top w:val="none" w:sz="0" w:space="0" w:color="000000"/>
+                <w:left w:val="none" w:sz="0" w:space="0" w:color="000000"/>
+                <w:right w:val="none" w:sz="0" w:space="0" w:color="000000"/>
+              </w:pBdr>
+              <w:spacing w:after="100" w:before="100" w:line="240"/>
+              <w:ind w:left="100" w:right="100" w:firstLine="0" w:firstLineChars="0"/>
+            </w:pPr>
+            <w:r>
+              <w:rPr>
+                <w:rFonts w:ascii="Arial" w:hAnsi="Arial" w:eastAsia="Arial" w:cs="Arial"/>
+                <w:i w:val="false"/>
+                <w:b w:val="false"/>
+                <w:u w:val="none"/>
+                <w:sz w:val="22"/>
+                <w:szCs w:val="22"/>
+                <w:color w:val="000000"/>
+              </w:rPr>
+              <w:t xml:space="preserve">41.9 [37.3, 45.7]</w:t>
+            </w:r>
+          </w:p>
+        </w:tc>
+        <w:tc>
+          <w:tcPr>
+            <w:tcBorders>
+              <w:bottom w:val="none" w:sz="0" w:space="0" w:color="000000"/>
+              <w:top w:val="none" w:sz="0" w:space="0" w:color="000000"/>
+              <w:left w:val="none" w:sz="0" w:space="0" w:color="000000"/>
+              <w:right w:val="none" w:sz="0" w:space="0" w:color="000000"/>
+            </w:tcBorders>
+            <w:shd w:val="clear" w:color="auto" w:fill="FFFFFF"/>
+            <w:tcMar>
+              <w:top w:w="0" w:type="dxa"/>
+              <w:bottom w:w="0" w:type="dxa"/>
+              <w:left w:w="0" w:type="dxa"/>
+              <w:right w:w="0" w:type="dxa"/>
+            </w:tcMar>
+            <w:vAlign w:val="center"/>
+          </w:tcPr>
+          <w:p>
+            <w:pPr>
+              <w:pStyle w:val="Normal"/>
+              <w:jc w:val="center"/>
+              <w:pBdr>
+                <w:bottom w:val="none" w:sz="0" w:space="0" w:color="000000"/>
+                <w:top w:val="none" w:sz="0" w:space="0" w:color="000000"/>
+                <w:left w:val="none" w:sz="0" w:space="0" w:color="000000"/>
+                <w:right w:val="none" w:sz="0" w:space="0" w:color="000000"/>
+              </w:pBdr>
+              <w:spacing w:after="100" w:before="100" w:line="240"/>
+              <w:ind w:left="100" w:right="100" w:firstLine="0" w:firstLineChars="0"/>
+            </w:pPr>
+            <w:r>
+              <w:rPr>
+                <w:rFonts w:ascii="Arial" w:hAnsi="Arial" w:eastAsia="Arial" w:cs="Arial"/>
+                <w:i w:val="false"/>
+                <w:b w:val="false"/>
+                <w:u w:val="none"/>
+                <w:sz w:val="22"/>
+                <w:szCs w:val="22"/>
+                <w:color w:val="000000"/>
+              </w:rPr>
+              <w:t xml:space="preserve">40.6 [37.9, 44.4]</w:t>
+            </w:r>
+          </w:p>
+        </w:tc>
+        <w:tc>
+          <w:tcPr>
+            <w:tcBorders>
+              <w:bottom w:val="none" w:sz="0" w:space="0" w:color="000000"/>
+              <w:top w:val="none" w:sz="0" w:space="0" w:color="000000"/>
+              <w:left w:val="none" w:sz="0" w:space="0" w:color="000000"/>
+              <w:right w:val="none" w:sz="0" w:space="0" w:color="000000"/>
+            </w:tcBorders>
+            <w:shd w:val="clear" w:color="auto" w:fill="FFFFFF"/>
+            <w:tcMar>
+              <w:top w:w="0" w:type="dxa"/>
+              <w:bottom w:w="0" w:type="dxa"/>
+              <w:left w:w="0" w:type="dxa"/>
+              <w:right w:w="0" w:type="dxa"/>
+            </w:tcMar>
+            <w:vAlign w:val="center"/>
+          </w:tcPr>
+          <w:p>
+            <w:pPr>
+              <w:pStyle w:val="Normal"/>
+              <w:jc w:val="center"/>
+              <w:pBdr>
+                <w:bottom w:val="none" w:sz="0" w:space="0" w:color="000000"/>
+                <w:top w:val="none" w:sz="0" w:space="0" w:color="000000"/>
+                <w:left w:val="none" w:sz="0" w:space="0" w:color="000000"/>
+                <w:right w:val="none" w:sz="0" w:space="0" w:color="000000"/>
+              </w:pBdr>
+              <w:spacing w:after="100" w:before="100" w:line="240"/>
+              <w:ind w:left="100" w:right="100" w:firstLine="0" w:firstLineChars="0"/>
+            </w:pPr>
+            <w:r>
+              <w:rPr>
+                <w:rFonts w:ascii="Arial" w:hAnsi="Arial" w:eastAsia="Arial" w:cs="Arial"/>
+                <w:i w:val="false"/>
+                <w:b w:val="false"/>
+                <w:u w:val="none"/>
+                <w:sz w:val="22"/>
+                <w:szCs w:val="22"/>
+                <w:color w:val="000000"/>
+              </w:rPr>
+              <w:t xml:space="preserve">41.4 [37.8, 45.7]</w:t>
             </w:r>
           </w:p>
         </w:tc>
@@ -8472,6 +8472,916 @@
           <w:trHeight w:val="617" w:hRule="auto"/>
         </w:trPr>
         body46
+        <w:tc>
+          <w:tcPr>
+            <w:tcBorders>
+              <w:bottom w:val="none" w:sz="0" w:space="0" w:color="000000"/>
+              <w:top w:val="none" w:sz="0" w:space="0" w:color="000000"/>
+              <w:left w:val="none" w:sz="0" w:space="0" w:color="000000"/>
+              <w:right w:val="none" w:sz="0" w:space="0" w:color="000000"/>
+            </w:tcBorders>
+            <w:shd w:val="clear" w:color="auto" w:fill="FFFFFF"/>
+            <w:tcMar>
+              <w:top w:w="0" w:type="dxa"/>
+              <w:bottom w:w="0" w:type="dxa"/>
+              <w:left w:w="0" w:type="dxa"/>
+              <w:right w:w="0" w:type="dxa"/>
+            </w:tcMar>
+            <w:vAlign w:val="center"/>
+          </w:tcPr>
+          <w:p>
+            <w:pPr>
+              <w:pStyle w:val="Normal"/>
+              <w:jc w:val="left"/>
+              <w:pBdr>
+                <w:bottom w:val="none" w:sz="0" w:space="0" w:color="000000"/>
+                <w:top w:val="none" w:sz="0" w:space="0" w:color="000000"/>
+                <w:left w:val="none" w:sz="0" w:space="0" w:color="000000"/>
+                <w:right w:val="none" w:sz="0" w:space="0" w:color="000000"/>
+              </w:pBdr>
+              <w:spacing w:after="100" w:before="100" w:line="240"/>
+              <w:ind w:left="100" w:right="100" w:firstLine="0" w:firstLineChars="0"/>
+            </w:pPr>
+            <w:r>
+              <w:rPr>
+                <w:rFonts w:ascii="Arial" w:hAnsi="Arial" w:eastAsia="Arial" w:cs="Arial"/>
+                <w:i w:val="false"/>
+                <w:b w:val="true"/>
+                <w:u w:val="none"/>
+                <w:sz w:val="22"/>
+                <w:szCs w:val="22"/>
+                <w:color w:val="000000"/>
+              </w:rPr>
+              <w:t xml:space="preserve">All IFN  Z-Score (SD)</w:t>
+            </w:r>
+          </w:p>
+        </w:tc>
+        <w:tc>
+          <w:tcPr>
+            <w:tcBorders>
+              <w:bottom w:val="none" w:sz="0" w:space="0" w:color="000000"/>
+              <w:top w:val="none" w:sz="0" w:space="0" w:color="000000"/>
+              <w:left w:val="none" w:sz="0" w:space="0" w:color="000000"/>
+              <w:right w:val="none" w:sz="0" w:space="0" w:color="000000"/>
+            </w:tcBorders>
+            <w:shd w:val="clear" w:color="auto" w:fill="FFFFFF"/>
+            <w:tcMar>
+              <w:top w:w="0" w:type="dxa"/>
+              <w:bottom w:w="0" w:type="dxa"/>
+              <w:left w:w="0" w:type="dxa"/>
+              <w:right w:w="0" w:type="dxa"/>
+            </w:tcMar>
+            <w:vAlign w:val="center"/>
+          </w:tcPr>
+          <w:p>
+            <w:pPr>
+              <w:pStyle w:val="Normal"/>
+              <w:jc w:val="center"/>
+              <w:pBdr>
+                <w:bottom w:val="none" w:sz="0" w:space="0" w:color="000000"/>
+                <w:top w:val="none" w:sz="0" w:space="0" w:color="000000"/>
+                <w:left w:val="none" w:sz="0" w:space="0" w:color="000000"/>
+                <w:right w:val="none" w:sz="0" w:space="0" w:color="000000"/>
+              </w:pBdr>
+              <w:spacing w:after="100" w:before="100" w:line="240"/>
+              <w:ind w:left="100" w:right="100" w:firstLine="0" w:firstLineChars="0"/>
+            </w:pPr>
+            <w:r>
+              <w:rPr>
+                <w:rFonts w:ascii="Arial" w:hAnsi="Arial" w:eastAsia="Arial" w:cs="Arial"/>
+                <w:i w:val="false"/>
+                <w:b w:val="false"/>
+                <w:u w:val="none"/>
+                <w:sz w:val="22"/>
+                <w:szCs w:val="22"/>
+                <w:color w:val="000000"/>
+              </w:rPr>
+              <w:t xml:space="preserve">3.40 [1.00, 4.57]</w:t>
+            </w:r>
+          </w:p>
+        </w:tc>
+        <w:tc>
+          <w:tcPr>
+            <w:tcBorders>
+              <w:bottom w:val="none" w:sz="0" w:space="0" w:color="000000"/>
+              <w:top w:val="none" w:sz="0" w:space="0" w:color="000000"/>
+              <w:left w:val="none" w:sz="0" w:space="0" w:color="000000"/>
+              <w:right w:val="none" w:sz="0" w:space="0" w:color="000000"/>
+            </w:tcBorders>
+            <w:shd w:val="clear" w:color="auto" w:fill="FFFFFF"/>
+            <w:tcMar>
+              <w:top w:w="0" w:type="dxa"/>
+              <w:bottom w:w="0" w:type="dxa"/>
+              <w:left w:w="0" w:type="dxa"/>
+              <w:right w:w="0" w:type="dxa"/>
+            </w:tcMar>
+            <w:vAlign w:val="center"/>
+          </w:tcPr>
+          <w:p>
+            <w:pPr>
+              <w:pStyle w:val="Normal"/>
+              <w:jc w:val="center"/>
+              <w:pBdr>
+                <w:bottom w:val="none" w:sz="0" w:space="0" w:color="000000"/>
+                <w:top w:val="none" w:sz="0" w:space="0" w:color="000000"/>
+                <w:left w:val="none" w:sz="0" w:space="0" w:color="000000"/>
+                <w:right w:val="none" w:sz="0" w:space="0" w:color="000000"/>
+              </w:pBdr>
+              <w:spacing w:after="100" w:before="100" w:line="240"/>
+              <w:ind w:left="100" w:right="100" w:firstLine="0" w:firstLineChars="0"/>
+            </w:pPr>
+            <w:r>
+              <w:rPr>
+                <w:rFonts w:ascii="Arial" w:hAnsi="Arial" w:eastAsia="Arial" w:cs="Arial"/>
+                <w:i w:val="false"/>
+                <w:b w:val="false"/>
+                <w:u w:val="none"/>
+                <w:sz w:val="22"/>
+                <w:szCs w:val="22"/>
+                <w:color w:val="000000"/>
+              </w:rPr>
+              <w:t xml:space="preserve">1.77 [0.383, 3.42]</w:t>
+            </w:r>
+          </w:p>
+        </w:tc>
+        <w:tc>
+          <w:tcPr>
+            <w:tcBorders>
+              <w:bottom w:val="none" w:sz="0" w:space="0" w:color="000000"/>
+              <w:top w:val="none" w:sz="0" w:space="0" w:color="000000"/>
+              <w:left w:val="none" w:sz="0" w:space="0" w:color="000000"/>
+              <w:right w:val="none" w:sz="0" w:space="0" w:color="000000"/>
+            </w:tcBorders>
+            <w:shd w:val="clear" w:color="auto" w:fill="FFFFFF"/>
+            <w:tcMar>
+              <w:top w:w="0" w:type="dxa"/>
+              <w:bottom w:w="0" w:type="dxa"/>
+              <w:left w:w="0" w:type="dxa"/>
+              <w:right w:w="0" w:type="dxa"/>
+            </w:tcMar>
+            <w:vAlign w:val="center"/>
+          </w:tcPr>
+          <w:p>
+            <w:pPr>
+              <w:pStyle w:val="Normal"/>
+              <w:jc w:val="center"/>
+              <w:pBdr>
+                <w:bottom w:val="none" w:sz="0" w:space="0" w:color="000000"/>
+                <w:top w:val="none" w:sz="0" w:space="0" w:color="000000"/>
+                <w:left w:val="none" w:sz="0" w:space="0" w:color="000000"/>
+                <w:right w:val="none" w:sz="0" w:space="0" w:color="000000"/>
+              </w:pBdr>
+              <w:spacing w:after="100" w:before="100" w:line="240"/>
+              <w:ind w:left="100" w:right="100" w:firstLine="0" w:firstLineChars="0"/>
+            </w:pPr>
+            <w:r>
+              <w:rPr>
+                <w:rFonts w:ascii="Arial" w:hAnsi="Arial" w:eastAsia="Arial" w:cs="Arial"/>
+                <w:i w:val="false"/>
+                <w:b w:val="false"/>
+                <w:u w:val="none"/>
+                <w:sz w:val="22"/>
+                <w:szCs w:val="22"/>
+                <w:color w:val="000000"/>
+              </w:rPr>
+              <w:t xml:space="preserve">2.83 [0.434, 4.20]</w:t>
+            </w:r>
+          </w:p>
+        </w:tc>
+      </w:tr>
+      <w:tr>
+        <w:trPr>
+          <w:trHeight w:val="617" w:hRule="auto"/>
+        </w:trPr>
+        body47
+        <w:tc>
+          <w:tcPr>
+            <w:tcBorders>
+              <w:bottom w:val="none" w:sz="0" w:space="0" w:color="000000"/>
+              <w:top w:val="none" w:sz="0" w:space="0" w:color="000000"/>
+              <w:left w:val="none" w:sz="0" w:space="0" w:color="000000"/>
+              <w:right w:val="none" w:sz="0" w:space="0" w:color="000000"/>
+            </w:tcBorders>
+            <w:shd w:val="clear" w:color="auto" w:fill="FFFFFF"/>
+            <w:tcMar>
+              <w:top w:w="0" w:type="dxa"/>
+              <w:bottom w:w="0" w:type="dxa"/>
+              <w:left w:w="0" w:type="dxa"/>
+              <w:right w:w="0" w:type="dxa"/>
+            </w:tcMar>
+            <w:vAlign w:val="center"/>
+          </w:tcPr>
+          <w:p>
+            <w:pPr>
+              <w:pStyle w:val="Normal"/>
+              <w:jc w:val="left"/>
+              <w:pBdr>
+                <w:bottom w:val="none" w:sz="0" w:space="0" w:color="000000"/>
+                <w:top w:val="none" w:sz="0" w:space="0" w:color="000000"/>
+                <w:left w:val="none" w:sz="0" w:space="0" w:color="000000"/>
+                <w:right w:val="none" w:sz="0" w:space="0" w:color="000000"/>
+              </w:pBdr>
+              <w:spacing w:after="100" w:before="100" w:line="240"/>
+              <w:ind w:left="100" w:right="100" w:firstLine="0" w:firstLineChars="0"/>
+            </w:pPr>
+            <w:r>
+              <w:rPr>
+                <w:rFonts w:ascii="Arial" w:hAnsi="Arial" w:eastAsia="Arial" w:cs="Arial"/>
+                <w:i w:val="false"/>
+                <w:b w:val="true"/>
+                <w:u w:val="none"/>
+                <w:sz w:val="22"/>
+                <w:szCs w:val="22"/>
+                <w:color w:val="000000"/>
+              </w:rPr>
+              <w:t xml:space="preserve">IFN-1  Z-Score (SD)</w:t>
+            </w:r>
+          </w:p>
+        </w:tc>
+        <w:tc>
+          <w:tcPr>
+            <w:tcBorders>
+              <w:bottom w:val="none" w:sz="0" w:space="0" w:color="000000"/>
+              <w:top w:val="none" w:sz="0" w:space="0" w:color="000000"/>
+              <w:left w:val="none" w:sz="0" w:space="0" w:color="000000"/>
+              <w:right w:val="none" w:sz="0" w:space="0" w:color="000000"/>
+            </w:tcBorders>
+            <w:shd w:val="clear" w:color="auto" w:fill="FFFFFF"/>
+            <w:tcMar>
+              <w:top w:w="0" w:type="dxa"/>
+              <w:bottom w:w="0" w:type="dxa"/>
+              <w:left w:w="0" w:type="dxa"/>
+              <w:right w:w="0" w:type="dxa"/>
+            </w:tcMar>
+            <w:vAlign w:val="center"/>
+          </w:tcPr>
+          <w:p>
+            <w:pPr>
+              <w:pStyle w:val="Normal"/>
+              <w:jc w:val="center"/>
+              <w:pBdr>
+                <w:bottom w:val="none" w:sz="0" w:space="0" w:color="000000"/>
+                <w:top w:val="none" w:sz="0" w:space="0" w:color="000000"/>
+                <w:left w:val="none" w:sz="0" w:space="0" w:color="000000"/>
+                <w:right w:val="none" w:sz="0" w:space="0" w:color="000000"/>
+              </w:pBdr>
+              <w:spacing w:after="100" w:before="100" w:line="240"/>
+              <w:ind w:left="100" w:right="100" w:firstLine="0" w:firstLineChars="0"/>
+            </w:pPr>
+            <w:r>
+              <w:rPr>
+                <w:rFonts w:ascii="Arial" w:hAnsi="Arial" w:eastAsia="Arial" w:cs="Arial"/>
+                <w:i w:val="false"/>
+                <w:b w:val="false"/>
+                <w:u w:val="none"/>
+                <w:sz w:val="22"/>
+                <w:szCs w:val="22"/>
+                <w:color w:val="000000"/>
+              </w:rPr>
+              <w:t xml:space="preserve">3.75 [0.889, 4.73]</w:t>
+            </w:r>
+          </w:p>
+        </w:tc>
+        <w:tc>
+          <w:tcPr>
+            <w:tcBorders>
+              <w:bottom w:val="none" w:sz="0" w:space="0" w:color="000000"/>
+              <w:top w:val="none" w:sz="0" w:space="0" w:color="000000"/>
+              <w:left w:val="none" w:sz="0" w:space="0" w:color="000000"/>
+              <w:right w:val="none" w:sz="0" w:space="0" w:color="000000"/>
+            </w:tcBorders>
+            <w:shd w:val="clear" w:color="auto" w:fill="FFFFFF"/>
+            <w:tcMar>
+              <w:top w:w="0" w:type="dxa"/>
+              <w:bottom w:w="0" w:type="dxa"/>
+              <w:left w:w="0" w:type="dxa"/>
+              <w:right w:w="0" w:type="dxa"/>
+            </w:tcMar>
+            <w:vAlign w:val="center"/>
+          </w:tcPr>
+          <w:p>
+            <w:pPr>
+              <w:pStyle w:val="Normal"/>
+              <w:jc w:val="center"/>
+              <w:pBdr>
+                <w:bottom w:val="none" w:sz="0" w:space="0" w:color="000000"/>
+                <w:top w:val="none" w:sz="0" w:space="0" w:color="000000"/>
+                <w:left w:val="none" w:sz="0" w:space="0" w:color="000000"/>
+                <w:right w:val="none" w:sz="0" w:space="0" w:color="000000"/>
+              </w:pBdr>
+              <w:spacing w:after="100" w:before="100" w:line="240"/>
+              <w:ind w:left="100" w:right="100" w:firstLine="0" w:firstLineChars="0"/>
+            </w:pPr>
+            <w:r>
+              <w:rPr>
+                <w:rFonts w:ascii="Arial" w:hAnsi="Arial" w:eastAsia="Arial" w:cs="Arial"/>
+                <w:i w:val="false"/>
+                <w:b w:val="false"/>
+                <w:u w:val="none"/>
+                <w:sz w:val="22"/>
+                <w:szCs w:val="22"/>
+                <w:color w:val="000000"/>
+              </w:rPr>
+              <w:t xml:space="preserve">1.81 [0.301, 3.33]</w:t>
+            </w:r>
+          </w:p>
+        </w:tc>
+        <w:tc>
+          <w:tcPr>
+            <w:tcBorders>
+              <w:bottom w:val="none" w:sz="0" w:space="0" w:color="000000"/>
+              <w:top w:val="none" w:sz="0" w:space="0" w:color="000000"/>
+              <w:left w:val="none" w:sz="0" w:space="0" w:color="000000"/>
+              <w:right w:val="none" w:sz="0" w:space="0" w:color="000000"/>
+            </w:tcBorders>
+            <w:shd w:val="clear" w:color="auto" w:fill="FFFFFF"/>
+            <w:tcMar>
+              <w:top w:w="0" w:type="dxa"/>
+              <w:bottom w:w="0" w:type="dxa"/>
+              <w:left w:w="0" w:type="dxa"/>
+              <w:right w:w="0" w:type="dxa"/>
+            </w:tcMar>
+            <w:vAlign w:val="center"/>
+          </w:tcPr>
+          <w:p>
+            <w:pPr>
+              <w:pStyle w:val="Normal"/>
+              <w:jc w:val="center"/>
+              <w:pBdr>
+                <w:bottom w:val="none" w:sz="0" w:space="0" w:color="000000"/>
+                <w:top w:val="none" w:sz="0" w:space="0" w:color="000000"/>
+                <w:left w:val="none" w:sz="0" w:space="0" w:color="000000"/>
+                <w:right w:val="none" w:sz="0" w:space="0" w:color="000000"/>
+              </w:pBdr>
+              <w:spacing w:after="100" w:before="100" w:line="240"/>
+              <w:ind w:left="100" w:right="100" w:firstLine="0" w:firstLineChars="0"/>
+            </w:pPr>
+            <w:r>
+              <w:rPr>
+                <w:rFonts w:ascii="Arial" w:hAnsi="Arial" w:eastAsia="Arial" w:cs="Arial"/>
+                <w:i w:val="false"/>
+                <w:b w:val="false"/>
+                <w:u w:val="none"/>
+                <w:sz w:val="22"/>
+                <w:szCs w:val="22"/>
+                <w:color w:val="000000"/>
+              </w:rPr>
+              <w:t xml:space="preserve">2.82 [0.544, 4.36]</w:t>
+            </w:r>
+          </w:p>
+        </w:tc>
+      </w:tr>
+      <w:tr>
+        <w:trPr>
+          <w:trHeight w:val="617" w:hRule="auto"/>
+        </w:trPr>
+        body48
+        <w:tc>
+          <w:tcPr>
+            <w:tcBorders>
+              <w:bottom w:val="none" w:sz="0" w:space="0" w:color="000000"/>
+              <w:top w:val="none" w:sz="0" w:space="0" w:color="000000"/>
+              <w:left w:val="none" w:sz="0" w:space="0" w:color="000000"/>
+              <w:right w:val="none" w:sz="0" w:space="0" w:color="000000"/>
+            </w:tcBorders>
+            <w:shd w:val="clear" w:color="auto" w:fill="FFFFFF"/>
+            <w:tcMar>
+              <w:top w:w="0" w:type="dxa"/>
+              <w:bottom w:w="0" w:type="dxa"/>
+              <w:left w:w="0" w:type="dxa"/>
+              <w:right w:w="0" w:type="dxa"/>
+            </w:tcMar>
+            <w:vAlign w:val="center"/>
+          </w:tcPr>
+          <w:p>
+            <w:pPr>
+              <w:pStyle w:val="Normal"/>
+              <w:jc w:val="left"/>
+              <w:pBdr>
+                <w:bottom w:val="none" w:sz="0" w:space="0" w:color="000000"/>
+                <w:top w:val="none" w:sz="0" w:space="0" w:color="000000"/>
+                <w:left w:val="none" w:sz="0" w:space="0" w:color="000000"/>
+                <w:right w:val="none" w:sz="0" w:space="0" w:color="000000"/>
+              </w:pBdr>
+              <w:spacing w:after="100" w:before="100" w:line="240"/>
+              <w:ind w:left="100" w:right="100" w:firstLine="0" w:firstLineChars="0"/>
+            </w:pPr>
+            <w:r>
+              <w:rPr>
+                <w:rFonts w:ascii="Arial" w:hAnsi="Arial" w:eastAsia="Arial" w:cs="Arial"/>
+                <w:i w:val="false"/>
+                <w:b w:val="true"/>
+                <w:u w:val="none"/>
+                <w:sz w:val="22"/>
+                <w:szCs w:val="22"/>
+                <w:color w:val="000000"/>
+              </w:rPr>
+              <w:t xml:space="preserve">Hemoglobin (mmol/L)</w:t>
+            </w:r>
+          </w:p>
+        </w:tc>
+        <w:tc>
+          <w:tcPr>
+            <w:tcBorders>
+              <w:bottom w:val="none" w:sz="0" w:space="0" w:color="000000"/>
+              <w:top w:val="none" w:sz="0" w:space="0" w:color="000000"/>
+              <w:left w:val="none" w:sz="0" w:space="0" w:color="000000"/>
+              <w:right w:val="none" w:sz="0" w:space="0" w:color="000000"/>
+            </w:tcBorders>
+            <w:shd w:val="clear" w:color="auto" w:fill="FFFFFF"/>
+            <w:tcMar>
+              <w:top w:w="0" w:type="dxa"/>
+              <w:bottom w:w="0" w:type="dxa"/>
+              <w:left w:w="0" w:type="dxa"/>
+              <w:right w:w="0" w:type="dxa"/>
+            </w:tcMar>
+            <w:vAlign w:val="center"/>
+          </w:tcPr>
+          <w:p>
+            <w:pPr>
+              <w:pStyle w:val="Normal"/>
+              <w:jc w:val="center"/>
+              <w:pBdr>
+                <w:bottom w:val="none" w:sz="0" w:space="0" w:color="000000"/>
+                <w:top w:val="none" w:sz="0" w:space="0" w:color="000000"/>
+                <w:left w:val="none" w:sz="0" w:space="0" w:color="000000"/>
+                <w:right w:val="none" w:sz="0" w:space="0" w:color="000000"/>
+              </w:pBdr>
+              <w:spacing w:after="100" w:before="100" w:line="240"/>
+              <w:ind w:left="100" w:right="100" w:firstLine="0" w:firstLineChars="0"/>
+            </w:pPr>
+            <w:r>
+              <w:rPr>
+                <w:rFonts w:ascii="Arial" w:hAnsi="Arial" w:eastAsia="Arial" w:cs="Arial"/>
+                <w:i w:val="false"/>
+                <w:b w:val="false"/>
+                <w:u w:val="none"/>
+                <w:sz w:val="22"/>
+                <w:szCs w:val="22"/>
+                <w:color w:val="000000"/>
+              </w:rPr>
+              <w:t xml:space="preserve">7.66 (0.600)</w:t>
+            </w:r>
+          </w:p>
+        </w:tc>
+        <w:tc>
+          <w:tcPr>
+            <w:tcBorders>
+              <w:bottom w:val="none" w:sz="0" w:space="0" w:color="000000"/>
+              <w:top w:val="none" w:sz="0" w:space="0" w:color="000000"/>
+              <w:left w:val="none" w:sz="0" w:space="0" w:color="000000"/>
+              <w:right w:val="none" w:sz="0" w:space="0" w:color="000000"/>
+            </w:tcBorders>
+            <w:shd w:val="clear" w:color="auto" w:fill="FFFFFF"/>
+            <w:tcMar>
+              <w:top w:w="0" w:type="dxa"/>
+              <w:bottom w:w="0" w:type="dxa"/>
+              <w:left w:w="0" w:type="dxa"/>
+              <w:right w:w="0" w:type="dxa"/>
+            </w:tcMar>
+            <w:vAlign w:val="center"/>
+          </w:tcPr>
+          <w:p>
+            <w:pPr>
+              <w:pStyle w:val="Normal"/>
+              <w:jc w:val="center"/>
+              <w:pBdr>
+                <w:bottom w:val="none" w:sz="0" w:space="0" w:color="000000"/>
+                <w:top w:val="none" w:sz="0" w:space="0" w:color="000000"/>
+                <w:left w:val="none" w:sz="0" w:space="0" w:color="000000"/>
+                <w:right w:val="none" w:sz="0" w:space="0" w:color="000000"/>
+              </w:pBdr>
+              <w:spacing w:after="100" w:before="100" w:line="240"/>
+              <w:ind w:left="100" w:right="100" w:firstLine="0" w:firstLineChars="0"/>
+            </w:pPr>
+            <w:r>
+              <w:rPr>
+                <w:rFonts w:ascii="Arial" w:hAnsi="Arial" w:eastAsia="Arial" w:cs="Arial"/>
+                <w:i w:val="false"/>
+                <w:b w:val="false"/>
+                <w:u w:val="none"/>
+                <w:sz w:val="22"/>
+                <w:szCs w:val="22"/>
+                <w:color w:val="000000"/>
+              </w:rPr>
+              <w:t xml:space="preserve">7.81 (0.848)</w:t>
+            </w:r>
+          </w:p>
+        </w:tc>
+        <w:tc>
+          <w:tcPr>
+            <w:tcBorders>
+              <w:bottom w:val="none" w:sz="0" w:space="0" w:color="000000"/>
+              <w:top w:val="none" w:sz="0" w:space="0" w:color="000000"/>
+              <w:left w:val="none" w:sz="0" w:space="0" w:color="000000"/>
+              <w:right w:val="none" w:sz="0" w:space="0" w:color="000000"/>
+            </w:tcBorders>
+            <w:shd w:val="clear" w:color="auto" w:fill="FFFFFF"/>
+            <w:tcMar>
+              <w:top w:w="0" w:type="dxa"/>
+              <w:bottom w:w="0" w:type="dxa"/>
+              <w:left w:w="0" w:type="dxa"/>
+              <w:right w:w="0" w:type="dxa"/>
+            </w:tcMar>
+            <w:vAlign w:val="center"/>
+          </w:tcPr>
+          <w:p>
+            <w:pPr>
+              <w:pStyle w:val="Normal"/>
+              <w:jc w:val="center"/>
+              <w:pBdr>
+                <w:bottom w:val="none" w:sz="0" w:space="0" w:color="000000"/>
+                <w:top w:val="none" w:sz="0" w:space="0" w:color="000000"/>
+                <w:left w:val="none" w:sz="0" w:space="0" w:color="000000"/>
+                <w:right w:val="none" w:sz="0" w:space="0" w:color="000000"/>
+              </w:pBdr>
+              <w:spacing w:after="100" w:before="100" w:line="240"/>
+              <w:ind w:left="100" w:right="100" w:firstLine="0" w:firstLineChars="0"/>
+            </w:pPr>
+            <w:r>
+              <w:rPr>
+                <w:rFonts w:ascii="Arial" w:hAnsi="Arial" w:eastAsia="Arial" w:cs="Arial"/>
+                <w:i w:val="false"/>
+                <w:b w:val="false"/>
+                <w:u w:val="none"/>
+                <w:sz w:val="22"/>
+                <w:szCs w:val="22"/>
+                <w:color w:val="000000"/>
+              </w:rPr>
+              <w:t xml:space="preserve">7.74 (0.736)</w:t>
+            </w:r>
+          </w:p>
+        </w:tc>
+      </w:tr>
+      <w:tr>
+        <w:trPr>
+          <w:trHeight w:val="617" w:hRule="auto"/>
+        </w:trPr>
+        body49
+        <w:tc>
+          <w:tcPr>
+            <w:tcBorders>
+              <w:bottom w:val="none" w:sz="0" w:space="0" w:color="000000"/>
+              <w:top w:val="none" w:sz="0" w:space="0" w:color="000000"/>
+              <w:left w:val="none" w:sz="0" w:space="0" w:color="000000"/>
+              <w:right w:val="none" w:sz="0" w:space="0" w:color="000000"/>
+            </w:tcBorders>
+            <w:shd w:val="clear" w:color="auto" w:fill="FFFFFF"/>
+            <w:tcMar>
+              <w:top w:w="0" w:type="dxa"/>
+              <w:bottom w:w="0" w:type="dxa"/>
+              <w:left w:w="0" w:type="dxa"/>
+              <w:right w:w="0" w:type="dxa"/>
+            </w:tcMar>
+            <w:vAlign w:val="center"/>
+          </w:tcPr>
+          <w:p>
+            <w:pPr>
+              <w:pStyle w:val="Normal"/>
+              <w:jc w:val="left"/>
+              <w:pBdr>
+                <w:bottom w:val="none" w:sz="0" w:space="0" w:color="000000"/>
+                <w:top w:val="none" w:sz="0" w:space="0" w:color="000000"/>
+                <w:left w:val="none" w:sz="0" w:space="0" w:color="000000"/>
+                <w:right w:val="none" w:sz="0" w:space="0" w:color="000000"/>
+              </w:pBdr>
+              <w:spacing w:after="100" w:before="100" w:line="240"/>
+              <w:ind w:left="100" w:right="100" w:firstLine="0" w:firstLineChars="0"/>
+            </w:pPr>
+            <w:r>
+              <w:rPr>
+                <w:rFonts w:ascii="Arial" w:hAnsi="Arial" w:eastAsia="Arial" w:cs="Arial"/>
+                <w:i w:val="false"/>
+                <w:b w:val="true"/>
+                <w:u w:val="none"/>
+                <w:sz w:val="22"/>
+                <w:szCs w:val="22"/>
+                <w:color w:val="000000"/>
+              </w:rPr>
+              <w:t xml:space="preserve">Thrombocytes (10^9/L)</w:t>
+            </w:r>
+          </w:p>
+        </w:tc>
+        <w:tc>
+          <w:tcPr>
+            <w:tcBorders>
+              <w:bottom w:val="none" w:sz="0" w:space="0" w:color="000000"/>
+              <w:top w:val="none" w:sz="0" w:space="0" w:color="000000"/>
+              <w:left w:val="none" w:sz="0" w:space="0" w:color="000000"/>
+              <w:right w:val="none" w:sz="0" w:space="0" w:color="000000"/>
+            </w:tcBorders>
+            <w:shd w:val="clear" w:color="auto" w:fill="FFFFFF"/>
+            <w:tcMar>
+              <w:top w:w="0" w:type="dxa"/>
+              <w:bottom w:w="0" w:type="dxa"/>
+              <w:left w:w="0" w:type="dxa"/>
+              <w:right w:w="0" w:type="dxa"/>
+            </w:tcMar>
+            <w:vAlign w:val="center"/>
+          </w:tcPr>
+          <w:p>
+            <w:pPr>
+              <w:pStyle w:val="Normal"/>
+              <w:jc w:val="center"/>
+              <w:pBdr>
+                <w:bottom w:val="none" w:sz="0" w:space="0" w:color="000000"/>
+                <w:top w:val="none" w:sz="0" w:space="0" w:color="000000"/>
+                <w:left w:val="none" w:sz="0" w:space="0" w:color="000000"/>
+                <w:right w:val="none" w:sz="0" w:space="0" w:color="000000"/>
+              </w:pBdr>
+              <w:spacing w:after="100" w:before="100" w:line="240"/>
+              <w:ind w:left="100" w:right="100" w:firstLine="0" w:firstLineChars="0"/>
+            </w:pPr>
+            <w:r>
+              <w:rPr>
+                <w:rFonts w:ascii="Arial" w:hAnsi="Arial" w:eastAsia="Arial" w:cs="Arial"/>
+                <w:i w:val="false"/>
+                <w:b w:val="false"/>
+                <w:u w:val="none"/>
+                <w:sz w:val="22"/>
+                <w:szCs w:val="22"/>
+                <w:color w:val="000000"/>
+              </w:rPr>
+              <w:t xml:space="preserve">244 (51.6)</w:t>
+            </w:r>
+          </w:p>
+        </w:tc>
+        <w:tc>
+          <w:tcPr>
+            <w:tcBorders>
+              <w:bottom w:val="none" w:sz="0" w:space="0" w:color="000000"/>
+              <w:top w:val="none" w:sz="0" w:space="0" w:color="000000"/>
+              <w:left w:val="none" w:sz="0" w:space="0" w:color="000000"/>
+              <w:right w:val="none" w:sz="0" w:space="0" w:color="000000"/>
+            </w:tcBorders>
+            <w:shd w:val="clear" w:color="auto" w:fill="FFFFFF"/>
+            <w:tcMar>
+              <w:top w:w="0" w:type="dxa"/>
+              <w:bottom w:w="0" w:type="dxa"/>
+              <w:left w:w="0" w:type="dxa"/>
+              <w:right w:w="0" w:type="dxa"/>
+            </w:tcMar>
+            <w:vAlign w:val="center"/>
+          </w:tcPr>
+          <w:p>
+            <w:pPr>
+              <w:pStyle w:val="Normal"/>
+              <w:jc w:val="center"/>
+              <w:pBdr>
+                <w:bottom w:val="none" w:sz="0" w:space="0" w:color="000000"/>
+                <w:top w:val="none" w:sz="0" w:space="0" w:color="000000"/>
+                <w:left w:val="none" w:sz="0" w:space="0" w:color="000000"/>
+                <w:right w:val="none" w:sz="0" w:space="0" w:color="000000"/>
+              </w:pBdr>
+              <w:spacing w:after="100" w:before="100" w:line="240"/>
+              <w:ind w:left="100" w:right="100" w:firstLine="0" w:firstLineChars="0"/>
+            </w:pPr>
+            <w:r>
+              <w:rPr>
+                <w:rFonts w:ascii="Arial" w:hAnsi="Arial" w:eastAsia="Arial" w:cs="Arial"/>
+                <w:i w:val="false"/>
+                <w:b w:val="false"/>
+                <w:u w:val="none"/>
+                <w:sz w:val="22"/>
+                <w:szCs w:val="22"/>
+                <w:color w:val="000000"/>
+              </w:rPr>
+              <w:t xml:space="preserve">246 (77.6)</w:t>
+            </w:r>
+          </w:p>
+        </w:tc>
+        <w:tc>
+          <w:tcPr>
+            <w:tcBorders>
+              <w:bottom w:val="none" w:sz="0" w:space="0" w:color="000000"/>
+              <w:top w:val="none" w:sz="0" w:space="0" w:color="000000"/>
+              <w:left w:val="none" w:sz="0" w:space="0" w:color="000000"/>
+              <w:right w:val="none" w:sz="0" w:space="0" w:color="000000"/>
+            </w:tcBorders>
+            <w:shd w:val="clear" w:color="auto" w:fill="FFFFFF"/>
+            <w:tcMar>
+              <w:top w:w="0" w:type="dxa"/>
+              <w:bottom w:w="0" w:type="dxa"/>
+              <w:left w:w="0" w:type="dxa"/>
+              <w:right w:w="0" w:type="dxa"/>
+            </w:tcMar>
+            <w:vAlign w:val="center"/>
+          </w:tcPr>
+          <w:p>
+            <w:pPr>
+              <w:pStyle w:val="Normal"/>
+              <w:jc w:val="center"/>
+              <w:pBdr>
+                <w:bottom w:val="none" w:sz="0" w:space="0" w:color="000000"/>
+                <w:top w:val="none" w:sz="0" w:space="0" w:color="000000"/>
+                <w:left w:val="none" w:sz="0" w:space="0" w:color="000000"/>
+                <w:right w:val="none" w:sz="0" w:space="0" w:color="000000"/>
+              </w:pBdr>
+              <w:spacing w:after="100" w:before="100" w:line="240"/>
+              <w:ind w:left="100" w:right="100" w:firstLine="0" w:firstLineChars="0"/>
+            </w:pPr>
+            <w:r>
+              <w:rPr>
+                <w:rFonts w:ascii="Arial" w:hAnsi="Arial" w:eastAsia="Arial" w:cs="Arial"/>
+                <w:i w:val="false"/>
+                <w:b w:val="false"/>
+                <w:u w:val="none"/>
+                <w:sz w:val="22"/>
+                <w:szCs w:val="22"/>
+                <w:color w:val="000000"/>
+              </w:rPr>
+              <w:t xml:space="preserve">245 (66.1)</w:t>
+            </w:r>
+          </w:p>
+        </w:tc>
+      </w:tr>
+      <w:tr>
+        <w:trPr>
+          <w:trHeight w:val="617" w:hRule="auto"/>
+        </w:trPr>
+        body50
+        <w:tc>
+          <w:tcPr>
+            <w:tcBorders>
+              <w:bottom w:val="none" w:sz="0" w:space="0" w:color="000000"/>
+              <w:top w:val="none" w:sz="0" w:space="0" w:color="000000"/>
+              <w:left w:val="none" w:sz="0" w:space="0" w:color="000000"/>
+              <w:right w:val="none" w:sz="0" w:space="0" w:color="000000"/>
+            </w:tcBorders>
+            <w:shd w:val="clear" w:color="auto" w:fill="FFFFFF"/>
+            <w:tcMar>
+              <w:top w:w="0" w:type="dxa"/>
+              <w:bottom w:w="0" w:type="dxa"/>
+              <w:left w:w="0" w:type="dxa"/>
+              <w:right w:w="0" w:type="dxa"/>
+            </w:tcMar>
+            <w:vAlign w:val="center"/>
+          </w:tcPr>
+          <w:p>
+            <w:pPr>
+              <w:pStyle w:val="Normal"/>
+              <w:jc w:val="left"/>
+              <w:pBdr>
+                <w:bottom w:val="none" w:sz="0" w:space="0" w:color="000000"/>
+                <w:top w:val="none" w:sz="0" w:space="0" w:color="000000"/>
+                <w:left w:val="none" w:sz="0" w:space="0" w:color="000000"/>
+                <w:right w:val="none" w:sz="0" w:space="0" w:color="000000"/>
+              </w:pBdr>
+              <w:spacing w:after="100" w:before="100" w:line="240"/>
+              <w:ind w:left="100" w:right="100" w:firstLine="0" w:firstLineChars="0"/>
+            </w:pPr>
+            <w:r>
+              <w:rPr>
+                <w:rFonts w:ascii="Arial" w:hAnsi="Arial" w:eastAsia="Arial" w:cs="Arial"/>
+                <w:i w:val="false"/>
+                <w:b w:val="true"/>
+                <w:u w:val="none"/>
+                <w:sz w:val="22"/>
+                <w:szCs w:val="22"/>
+                <w:color w:val="000000"/>
+              </w:rPr>
+              <w:t xml:space="preserve">Estimated Glomerular Filtration Rate (ml/min/1.73m²)</w:t>
+            </w:r>
+          </w:p>
+        </w:tc>
+        <w:tc>
+          <w:tcPr>
+            <w:tcBorders>
+              <w:bottom w:val="none" w:sz="0" w:space="0" w:color="000000"/>
+              <w:top w:val="none" w:sz="0" w:space="0" w:color="000000"/>
+              <w:left w:val="none" w:sz="0" w:space="0" w:color="000000"/>
+              <w:right w:val="none" w:sz="0" w:space="0" w:color="000000"/>
+            </w:tcBorders>
+            <w:shd w:val="clear" w:color="auto" w:fill="FFFFFF"/>
+            <w:tcMar>
+              <w:top w:w="0" w:type="dxa"/>
+              <w:bottom w:w="0" w:type="dxa"/>
+              <w:left w:w="0" w:type="dxa"/>
+              <w:right w:w="0" w:type="dxa"/>
+            </w:tcMar>
+            <w:vAlign w:val="center"/>
+          </w:tcPr>
+          <w:p>
+            <w:pPr>
+              <w:pStyle w:val="Normal"/>
+              <w:jc w:val="center"/>
+              <w:pBdr>
+                <w:bottom w:val="none" w:sz="0" w:space="0" w:color="000000"/>
+                <w:top w:val="none" w:sz="0" w:space="0" w:color="000000"/>
+                <w:left w:val="none" w:sz="0" w:space="0" w:color="000000"/>
+                <w:right w:val="none" w:sz="0" w:space="0" w:color="000000"/>
+              </w:pBdr>
+              <w:spacing w:after="100" w:before="100" w:line="240"/>
+              <w:ind w:left="100" w:right="100" w:firstLine="0" w:firstLineChars="0"/>
+            </w:pPr>
+            <w:r>
+              <w:rPr>
+                <w:rFonts w:ascii="Arial" w:hAnsi="Arial" w:eastAsia="Arial" w:cs="Arial"/>
+                <w:i w:val="false"/>
+                <w:b w:val="false"/>
+                <w:u w:val="none"/>
+                <w:sz w:val="22"/>
+                <w:szCs w:val="22"/>
+                <w:color w:val="000000"/>
+              </w:rPr>
+              <w:t xml:space="preserve">79.0 [68.5, 83.5]</w:t>
+            </w:r>
+          </w:p>
+        </w:tc>
+        <w:tc>
+          <w:tcPr>
+            <w:tcBorders>
+              <w:bottom w:val="none" w:sz="0" w:space="0" w:color="000000"/>
+              <w:top w:val="none" w:sz="0" w:space="0" w:color="000000"/>
+              <w:left w:val="none" w:sz="0" w:space="0" w:color="000000"/>
+              <w:right w:val="none" w:sz="0" w:space="0" w:color="000000"/>
+            </w:tcBorders>
+            <w:shd w:val="clear" w:color="auto" w:fill="FFFFFF"/>
+            <w:tcMar>
+              <w:top w:w="0" w:type="dxa"/>
+              <w:bottom w:w="0" w:type="dxa"/>
+              <w:left w:w="0" w:type="dxa"/>
+              <w:right w:w="0" w:type="dxa"/>
+            </w:tcMar>
+            <w:vAlign w:val="center"/>
+          </w:tcPr>
+          <w:p>
+            <w:pPr>
+              <w:pStyle w:val="Normal"/>
+              <w:jc w:val="center"/>
+              <w:pBdr>
+                <w:bottom w:val="none" w:sz="0" w:space="0" w:color="000000"/>
+                <w:top w:val="none" w:sz="0" w:space="0" w:color="000000"/>
+                <w:left w:val="none" w:sz="0" w:space="0" w:color="000000"/>
+                <w:right w:val="none" w:sz="0" w:space="0" w:color="000000"/>
+              </w:pBdr>
+              <w:spacing w:after="100" w:before="100" w:line="240"/>
+              <w:ind w:left="100" w:right="100" w:firstLine="0" w:firstLineChars="0"/>
+            </w:pPr>
+            <w:r>
+              <w:rPr>
+                <w:rFonts w:ascii="Arial" w:hAnsi="Arial" w:eastAsia="Arial" w:cs="Arial"/>
+                <w:i w:val="false"/>
+                <w:b w:val="false"/>
+                <w:u w:val="none"/>
+                <w:sz w:val="22"/>
+                <w:szCs w:val="22"/>
+                <w:color w:val="000000"/>
+              </w:rPr>
+              <w:t xml:space="preserve">80.5 [77.5, 86.3]</w:t>
+            </w:r>
+          </w:p>
+        </w:tc>
+        <w:tc>
+          <w:tcPr>
+            <w:tcBorders>
+              <w:bottom w:val="none" w:sz="0" w:space="0" w:color="000000"/>
+              <w:top w:val="none" w:sz="0" w:space="0" w:color="000000"/>
+              <w:left w:val="none" w:sz="0" w:space="0" w:color="000000"/>
+              <w:right w:val="none" w:sz="0" w:space="0" w:color="000000"/>
+            </w:tcBorders>
+            <w:shd w:val="clear" w:color="auto" w:fill="FFFFFF"/>
+            <w:tcMar>
+              <w:top w:w="0" w:type="dxa"/>
+              <w:bottom w:w="0" w:type="dxa"/>
+              <w:left w:w="0" w:type="dxa"/>
+              <w:right w:w="0" w:type="dxa"/>
+            </w:tcMar>
+            <w:vAlign w:val="center"/>
+          </w:tcPr>
+          <w:p>
+            <w:pPr>
+              <w:pStyle w:val="Normal"/>
+              <w:jc w:val="center"/>
+              <w:pBdr>
+                <w:bottom w:val="none" w:sz="0" w:space="0" w:color="000000"/>
+                <w:top w:val="none" w:sz="0" w:space="0" w:color="000000"/>
+                <w:left w:val="none" w:sz="0" w:space="0" w:color="000000"/>
+                <w:right w:val="none" w:sz="0" w:space="0" w:color="000000"/>
+              </w:pBdr>
+              <w:spacing w:after="100" w:before="100" w:line="240"/>
+              <w:ind w:left="100" w:right="100" w:firstLine="0" w:firstLineChars="0"/>
+            </w:pPr>
+            <w:r>
+              <w:rPr>
+                <w:rFonts w:ascii="Arial" w:hAnsi="Arial" w:eastAsia="Arial" w:cs="Arial"/>
+                <w:i w:val="false"/>
+                <w:b w:val="false"/>
+                <w:u w:val="none"/>
+                <w:sz w:val="22"/>
+                <w:szCs w:val="22"/>
+                <w:color w:val="000000"/>
+              </w:rPr>
+              <w:t xml:space="preserve">79.0 [72.0, 85.5]</w:t>
+            </w:r>
+          </w:p>
+        </w:tc>
+      </w:tr>
+      <w:tr>
+        <w:trPr>
+          <w:trHeight w:val="617" w:hRule="auto"/>
+        </w:trPr>
+        body51
         <w:tc>
           <w:tcPr>
             <w:tcBorders>
